--- a/SE2232_FinalProjectReportTemplate.docx
+++ b/SE2232_FinalProjectReportTemplate.docx
@@ -311,6 +311,9 @@
                 <w:b/>
               </w:rPr>
             </w:pPr>
+            <w:r>
+              <w:t>Osman Şahin Güler</w:t>
+            </w:r>
           </w:p>
         </w:tc>
       </w:tr>
@@ -359,6 +362,9 @@
                 <w:b/>
               </w:rPr>
             </w:pPr>
+            <w:r>
+              <w:t>[FILL IN YOUR STUDENT NO]</w:t>
+            </w:r>
           </w:p>
         </w:tc>
       </w:tr>
@@ -425,6 +431,9 @@
                 <w:b/>
               </w:rPr>
             </w:pPr>
+            <w:r>
+              <w:t>Software Engineering</w:t>
+            </w:r>
           </w:p>
         </w:tc>
       </w:tr>
@@ -473,6 +482,9 @@
                 <w:b/>
               </w:rPr>
             </w:pPr>
+            <w:r>
+              <w:t>[FILL IN YOUR SECTION NO]</w:t>
+            </w:r>
           </w:p>
         </w:tc>
       </w:tr>
@@ -3272,7 +3284,6 @@
         <w:rPr>
           <w:rFonts w:cstheme="minorHAnsi"/>
         </w:rPr>
-        <w:t>No explanation is needed here. Only complete the subsections.</w:t>
       </w:r>
     </w:p>
     <w:p>
@@ -3325,13 +3336,12 @@
         <w:rPr>
           <w:rFonts w:cstheme="minorHAnsi"/>
         </w:rPr>
-        <w:t>This subsection should write the purpose of the SRS</w:t>
-      </w:r>
-      <w:r>
-        <w:rPr>
-          <w:rFonts w:cstheme="minorHAnsi"/>
-        </w:rPr>
-        <w:t>.</w:t>
+        <w:t>This Software Requirements Specification (SRS) document describes the functional and non-functional requirements of the MovieCritics System — a Java-based desktop application that enables registered users to browse, rate, comment on, and manage a movie catalogue. This document serves as a reference for developers, stakeholders, and testers throughout the software development lifecycle, ensuring that all parties share a common understanding of what the system shall do and the constraints under which it must operate.</w:t>
+      </w:r>
+      <w:r>
+        <w:rPr>
+          <w:rFonts w:cstheme="minorHAnsi"/>
+        </w:rPr>
       </w:r>
     </w:p>
     <w:p>
@@ -3373,118 +3383,128 @@
         <w:rPr>
           <w:rFonts w:cstheme="minorHAnsi"/>
         </w:rPr>
-        <w:t>This subsection should</w:t>
-      </w:r>
-    </w:p>
-    <w:p>
-      <w:pPr>
-        <w:spacing w:before="120" w:after="120" w:line="240" w:lineRule="auto"/>
-        <w:jc w:val="both"/>
-        <w:rPr>
-          <w:rFonts w:cstheme="minorHAnsi"/>
-        </w:rPr>
-      </w:pPr>
-      <w:r>
-        <w:rPr>
-          <w:rFonts w:cstheme="minorHAnsi"/>
-        </w:rPr>
-        <w:t>a) Identify the software product</w:t>
-      </w:r>
-      <w:r>
-        <w:rPr>
-          <w:rFonts w:cstheme="minorHAnsi"/>
-        </w:rPr>
-        <w:t xml:space="preserve"> </w:t>
-      </w:r>
-      <w:r>
-        <w:rPr>
-          <w:rFonts w:cstheme="minorHAnsi"/>
-        </w:rPr>
-        <w:t>to be produced by name</w:t>
-      </w:r>
-      <w:r>
-        <w:rPr>
-          <w:rFonts w:cstheme="minorHAnsi"/>
-        </w:rPr>
-        <w:t>.</w:t>
-      </w:r>
-    </w:p>
-    <w:p>
-      <w:pPr>
-        <w:spacing w:before="120" w:after="120" w:line="240" w:lineRule="auto"/>
-        <w:jc w:val="both"/>
-        <w:rPr>
-          <w:rFonts w:cstheme="minorHAnsi"/>
-        </w:rPr>
-      </w:pPr>
-      <w:r>
-        <w:rPr>
-          <w:rFonts w:cstheme="minorHAnsi"/>
-        </w:rPr>
-        <w:t>b) Explain what the software product</w:t>
-      </w:r>
-      <w:r>
-        <w:rPr>
-          <w:rFonts w:cstheme="minorHAnsi"/>
-        </w:rPr>
-        <w:t xml:space="preserve"> </w:t>
-      </w:r>
-      <w:r>
-        <w:rPr>
-          <w:rFonts w:cstheme="minorHAnsi"/>
-        </w:rPr>
-        <w:t>will</w:t>
-      </w:r>
-      <w:r>
-        <w:rPr>
-          <w:rFonts w:cstheme="minorHAnsi"/>
-        </w:rPr>
-        <w:t xml:space="preserve"> </w:t>
-      </w:r>
-      <w:r>
-        <w:rPr>
-          <w:rFonts w:cstheme="minorHAnsi"/>
-        </w:rPr>
-        <w:t>do</w:t>
-      </w:r>
-      <w:r>
-        <w:rPr>
-          <w:rFonts w:cstheme="minorHAnsi"/>
-        </w:rPr>
-        <w:t>.</w:t>
-      </w:r>
-    </w:p>
-    <w:p>
-      <w:pPr>
-        <w:spacing w:before="120" w:after="120" w:line="240" w:lineRule="auto"/>
-        <w:jc w:val="both"/>
-        <w:rPr>
-          <w:rFonts w:cstheme="minorHAnsi"/>
-        </w:rPr>
-      </w:pPr>
-      <w:r>
-        <w:rPr>
-          <w:rFonts w:cstheme="minorHAnsi"/>
-        </w:rPr>
-        <w:t xml:space="preserve">c) Describe </w:t>
-      </w:r>
-      <w:r>
-        <w:rPr>
-          <w:rFonts w:cstheme="minorHAnsi"/>
-        </w:rPr>
-        <w:t xml:space="preserve">goal of </w:t>
-      </w:r>
-      <w:r>
-        <w:rPr>
-          <w:rFonts w:cstheme="minorHAnsi"/>
-        </w:rPr>
-        <w:t>the application of the software being specified</w:t>
-      </w:r>
-      <w:r>
-        <w:rPr>
-          <w:rFonts w:cstheme="minorHAnsi"/>
-        </w:rPr>
-        <w:t>.</w:t>
+        <w:t>a) The software product to be produced is named MovieCritics System.</w:t>
+      </w:r>
+    </w:p>
+    <w:p>
+      <w:pPr>
+        <w:spacing w:before="120" w:after="120" w:line="240" w:lineRule="auto"/>
+        <w:jc w:val="both"/>
+        <w:rPr>
+          <w:rFonts w:cstheme="minorHAnsi"/>
+        </w:rPr>
+      </w:pPr>
+      <w:r>
+        <w:t xml:space="preserve">b) The MovieCritics System is a Java desktop application that allows registered users to browse a movie catalogue displayed as visual card panels, and interact with movies by rating, commenting, marking as watched, and managing a personal watchlist. Adult users (administrators) have full access including adding, editing, and deleting movies, managing user accounts, and moderating user-submitted content. Child users have a restricted view that hides movies flagged with parental restrictions and requires admin approval before their interactions become visible to others.</w:t>
+      </w:r>
+    </w:p>
+    <w:p>
+      <w:pPr>
+        <w:spacing w:before="120" w:after="120" w:line="240" w:lineRule="auto"/>
+        <w:jc w:val="both"/>
+        <w:rPr>
+          <w:rFonts w:cstheme="minorHAnsi"/>
+        </w:rPr>
+      </w:pPr>
+      <w:r>
+        <w:t xml:space="preserve">c) The goal of the application is to provide a family-friendly movie management and tracking platform. Adults serve as content administrators and moderators, while children can safely explore and interact with curated, family-approved content. The system promotes structured movie discovery and family engagement through shared ratings and a progress leaderboard.</w:t>
+      </w:r>
+    </w:p>
+    <w:p>
+      <w:pPr>
+        <w:spacing w:before="120" w:after="120" w:line="240" w:lineRule="auto"/>
+        <w:jc w:val="both"/>
+        <w:rPr>
+          <w:rFonts w:cstheme="minorHAnsi"/>
+        </w:rPr>
+      </w:pPr>
+      <w:r>
+        <w:rPr>
+          <w:rFonts w:cstheme="minorHAnsi"/>
+        </w:rPr>
+      </w:r>
+      <w:r>
+        <w:rPr>
+          <w:rFonts w:cstheme="minorHAnsi"/>
+        </w:rPr>
+      </w:r>
+      <w:r>
+        <w:rPr>
+          <w:rFonts w:cstheme="minorHAnsi"/>
+        </w:rPr>
+      </w:r>
+      <w:r>
+        <w:rPr>
+          <w:rFonts w:cstheme="minorHAnsi"/>
+        </w:rPr>
+      </w:r>
+    </w:p>
+    <w:p>
+      <w:pPr>
+        <w:spacing w:before="120" w:after="120" w:line="240" w:lineRule="auto"/>
+        <w:jc w:val="both"/>
+        <w:rPr>
+          <w:rFonts w:cstheme="minorHAnsi"/>
+        </w:rPr>
+      </w:pPr>
+      <w:r>
+        <w:rPr>
+          <w:rFonts w:cstheme="minorHAnsi"/>
+        </w:rPr>
+      </w:r>
+      <w:r>
+        <w:rPr>
+          <w:rFonts w:cstheme="minorHAnsi"/>
+        </w:rPr>
+      </w:r>
+      <w:r>
+        <w:rPr>
+          <w:rFonts w:cstheme="minorHAnsi"/>
+        </w:rPr>
+      </w:r>
+      <w:r>
+        <w:rPr>
+          <w:rFonts w:cstheme="minorHAnsi"/>
+        </w:rPr>
+      </w:r>
+      <w:r>
+        <w:rPr>
+          <w:rFonts w:cstheme="minorHAnsi"/>
+        </w:rPr>
+      </w:r>
+      <w:r>
+        <w:rPr>
+          <w:rFonts w:cstheme="minorHAnsi"/>
+        </w:rPr>
+      </w:r>
+    </w:p>
+    <w:p>
+      <w:pPr>
+        <w:spacing w:before="120" w:after="120" w:line="240" w:lineRule="auto"/>
+        <w:jc w:val="both"/>
+        <w:rPr>
+          <w:rFonts w:cstheme="minorHAnsi"/>
+        </w:rPr>
+      </w:pPr>
+      <w:r>
+        <w:rPr>
+          <w:rFonts w:cstheme="minorHAnsi"/>
+        </w:rPr>
+      </w:r>
+      <w:r>
+        <w:rPr>
+          <w:rFonts w:cstheme="minorHAnsi"/>
+        </w:rPr>
+      </w:r>
+      <w:r>
+        <w:rPr>
+          <w:rFonts w:cstheme="minorHAnsi"/>
+        </w:rPr>
+      </w:r>
+      <w:r>
+        <w:rPr>
+          <w:rFonts w:cstheme="minorHAnsi"/>
+        </w:rPr>
       </w:r>
     </w:p>
     <w:p>
@@ -3526,31 +3546,219 @@
         <w:rPr>
           <w:rFonts w:cstheme="minorHAnsi"/>
         </w:rPr>
-        <w:t>This subsection should provide the definitions of all terms, acronyms, and abbreviations required to properly</w:t>
-      </w:r>
-      <w:r>
-        <w:rPr>
-          <w:rFonts w:cstheme="minorHAnsi"/>
-        </w:rPr>
-        <w:t xml:space="preserve"> </w:t>
-      </w:r>
-      <w:r>
-        <w:rPr>
-          <w:rFonts w:cstheme="minorHAnsi"/>
-        </w:rPr>
-        <w:t>interpret the SRS</w:t>
-      </w:r>
-      <w:r>
-        <w:rPr>
-          <w:rFonts w:cstheme="minorHAnsi"/>
-        </w:rPr>
-        <w:t xml:space="preserve"> document</w:t>
-      </w:r>
-      <w:r>
-        <w:rPr>
-          <w:rFonts w:cstheme="minorHAnsi"/>
-        </w:rPr>
-        <w:t>.</w:t>
+        <w:t>SRS — Software Requirements Specification</w:t>
+      </w:r>
+      <w:r>
+        <w:rPr>
+          <w:rFonts w:cstheme="minorHAnsi"/>
+        </w:rPr>
+      </w:r>
+      <w:r>
+        <w:rPr>
+          <w:rFonts w:cstheme="minorHAnsi"/>
+        </w:rPr>
+      </w:r>
+      <w:r>
+        <w:rPr>
+          <w:rFonts w:cstheme="minorHAnsi"/>
+        </w:rPr>
+      </w:r>
+      <w:r>
+        <w:rPr>
+          <w:rFonts w:cstheme="minorHAnsi"/>
+        </w:rPr>
+      </w:r>
+    </w:p>
+    <w:p>
+      <w:pPr>
+        <w:spacing w:before="120" w:after="120" w:line="240" w:lineRule="auto"/>
+        <w:jc w:val="both"/>
+        <w:rPr>
+          <w:rFonts w:cstheme="minorHAnsi"/>
+        </w:rPr>
+      </w:pPr>
+      <w:r>
+        <w:t xml:space="preserve">GUI — Graphical User Interface</w:t>
+      </w:r>
+    </w:p>
+    <w:p>
+      <w:pPr>
+        <w:spacing w:before="120" w:after="120" w:line="240" w:lineRule="auto"/>
+        <w:jc w:val="both"/>
+        <w:rPr>
+          <w:rFonts w:cstheme="minorHAnsi"/>
+        </w:rPr>
+      </w:pPr>
+      <w:r>
+        <w:t xml:space="preserve">JDBC — Java Database Connectivity (com.mysql.cj.jdbc.Driver)</w:t>
+      </w:r>
+    </w:p>
+    <w:p>
+      <w:pPr>
+        <w:spacing w:before="120" w:after="120" w:line="240" w:lineRule="auto"/>
+        <w:jc w:val="both"/>
+        <w:rPr>
+          <w:rFonts w:cstheme="minorHAnsi"/>
+        </w:rPr>
+      </w:pPr>
+      <w:r>
+        <w:t xml:space="preserve">SQL — Structured Query Language</w:t>
+      </w:r>
+    </w:p>
+    <w:p>
+      <w:pPr>
+        <w:spacing w:before="120" w:after="120" w:line="240" w:lineRule="auto"/>
+        <w:jc w:val="both"/>
+        <w:rPr>
+          <w:rFonts w:cstheme="minorHAnsi"/>
+        </w:rPr>
+      </w:pPr>
+      <w:r>
+        <w:t xml:space="preserve">LAF — Look and Feel (Swing Nimbus theme)</w:t>
+      </w:r>
+    </w:p>
+    <w:p>
+      <w:pPr>
+        <w:spacing w:before="120" w:after="120" w:line="240" w:lineRule="auto"/>
+        <w:jc w:val="both"/>
+        <w:rPr>
+          <w:rFonts w:cstheme="minorHAnsi"/>
+        </w:rPr>
+      </w:pPr>
+      <w:r>
+        <w:t xml:space="preserve">UC — Use Case</w:t>
+      </w:r>
+    </w:p>
+    <w:p>
+      <w:pPr>
+        <w:spacing w:before="120" w:after="120" w:line="240" w:lineRule="auto"/>
+        <w:jc w:val="both"/>
+        <w:rPr>
+          <w:rFonts w:cstheme="minorHAnsi"/>
+        </w:rPr>
+      </w:pPr>
+      <w:r>
+        <w:t xml:space="preserve">DFD — Data Flow Diagram</w:t>
+      </w:r>
+    </w:p>
+    <w:p>
+      <w:pPr>
+        <w:spacing w:before="120" w:after="120" w:line="240" w:lineRule="auto"/>
+        <w:jc w:val="both"/>
+        <w:rPr>
+          <w:rFonts w:cstheme="minorHAnsi"/>
+        </w:rPr>
+      </w:pPr>
+      <w:r>
+        <w:t xml:space="preserve">PK — Primary Key</w:t>
+      </w:r>
+    </w:p>
+    <w:p>
+      <w:pPr>
+        <w:spacing w:before="120" w:after="120" w:line="240" w:lineRule="auto"/>
+        <w:jc w:val="both"/>
+        <w:rPr>
+          <w:rFonts w:cstheme="minorHAnsi"/>
+        </w:rPr>
+      </w:pPr>
+      <w:r>
+        <w:t xml:space="preserve">FK — Foreign Key</w:t>
+      </w:r>
+    </w:p>
+    <w:p>
+      <w:pPr>
+        <w:spacing w:before="120" w:after="120" w:line="240" w:lineRule="auto"/>
+        <w:jc w:val="both"/>
+        <w:rPr>
+          <w:rFonts w:cstheme="minorHAnsi"/>
+        </w:rPr>
+      </w:pPr>
+      <w:r>
+        <w:t xml:space="preserve">CRUD — Create, Read, Update, Delete</w:t>
+      </w:r>
+    </w:p>
+    <w:p>
+      <w:pPr>
+        <w:spacing w:before="120" w:after="120" w:line="240" w:lineRule="auto"/>
+        <w:jc w:val="both"/>
+        <w:rPr>
+          <w:rFonts w:cstheme="minorHAnsi"/>
+        </w:rPr>
+      </w:pPr>
+      <w:r>
+        <w:t xml:space="preserve">Adult User — A registered user with UserType = 1 who has full system access including administrative functions.</w:t>
+      </w:r>
+    </w:p>
+    <w:p>
+      <w:pPr>
+        <w:spacing w:before="120" w:after="120" w:line="240" w:lineRule="auto"/>
+        <w:jc w:val="both"/>
+        <w:rPr>
+          <w:rFonts w:cstheme="minorHAnsi"/>
+        </w:rPr>
+      </w:pPr>
+      <w:r>
+        <w:t xml:space="preserve">Child User — A registered user with UserType = 2 who has restricted access to family-safe content only.</w:t>
+      </w:r>
+    </w:p>
+    <w:p>
+      <w:pPr>
+        <w:spacing w:before="120" w:after="120" w:line="240" w:lineRule="auto"/>
+        <w:jc w:val="both"/>
+        <w:rPr>
+          <w:rFonts w:cstheme="minorHAnsi"/>
+        </w:rPr>
+      </w:pPr>
+      <w:r>
+        <w:t xml:space="preserve">Parental Restriction — A boolean flag on a movie record that hides the movie from all Child User views.</w:t>
+      </w:r>
+    </w:p>
+    <w:p>
+      <w:pPr>
+        <w:spacing w:before="120" w:after="120" w:line="240" w:lineRule="auto"/>
+        <w:jc w:val="both"/>
+        <w:rPr>
+          <w:rFonts w:cstheme="minorHAnsi"/>
+        </w:rPr>
+      </w:pPr>
+      <w:r>
+        <w:t xml:space="preserve">Upsert — A database operation that inserts a new record if none exists, or updates the existing one.</w:t>
+      </w:r>
+    </w:p>
+    <w:p>
+      <w:pPr>
+        <w:spacing w:before="120" w:after="120" w:line="240" w:lineRule="auto"/>
+        <w:jc w:val="both"/>
+        <w:rPr>
+          <w:rFonts w:cstheme="minorHAnsi"/>
+        </w:rPr>
+      </w:pPr>
+      <w:r>
+        <w:t xml:space="preserve">Interaction — A record in the UserMovieInteractions table representing a user's engagement (rating, comment, watchlist, watched) with a movie.</w:t>
+      </w:r>
+    </w:p>
+    <w:p>
+      <w:pPr>
+        <w:spacing w:before="120" w:after="120" w:line="240" w:lineRule="auto"/>
+        <w:jc w:val="both"/>
+        <w:rPr>
+          <w:rFonts w:cstheme="minorHAnsi"/>
+        </w:rPr>
+      </w:pPr>
+      <w:r>
+        <w:t xml:space="preserve">Status — The moderation state of an interaction: pending (default), approved, or rejected.</w:t>
+      </w:r>
+    </w:p>
+    <w:p>
+      <w:pPr>
+        <w:spacing w:before="120" w:after="120" w:line="240" w:lineRule="auto"/>
+        <w:jc w:val="both"/>
+        <w:rPr>
+          <w:rFonts w:cstheme="minorHAnsi"/>
+        </w:rPr>
+      </w:pPr>
+      <w:r>
+        <w:t xml:space="preserve">Card — A JPanel subclass (Movie class) that visually represents one movie in the catalogue grid.</w:t>
       </w:r>
     </w:p>
     <w:p>
@@ -3592,25 +3800,70 @@
         <w:rPr>
           <w:rFonts w:cstheme="minorHAnsi"/>
         </w:rPr>
-        <w:t>This subsection should</w:t>
-      </w:r>
-      <w:r>
-        <w:rPr>
-          <w:rFonts w:cstheme="minorHAnsi"/>
-        </w:rPr>
-        <w:t xml:space="preserve"> p</w:t>
-      </w:r>
-      <w:r>
-        <w:rPr>
-          <w:rFonts w:cstheme="minorHAnsi"/>
-        </w:rPr>
-        <w:t>rovide a complete list of all documents referenced elsewhere in the SRS</w:t>
-      </w:r>
-      <w:r>
-        <w:rPr>
-          <w:rFonts w:cstheme="minorHAnsi"/>
-        </w:rPr>
-        <w:t>.</w:t>
+        <w:t>[1] IEEE Std 830-1998, IEEE Recommended Practice for Software Requirements Specifications, IEEE, 1998.</w:t>
+      </w:r>
+      <w:r>
+        <w:rPr>
+          <w:rFonts w:cstheme="minorHAnsi"/>
+        </w:rPr>
+      </w:r>
+      <w:r>
+        <w:rPr>
+          <w:rFonts w:cstheme="minorHAnsi"/>
+        </w:rPr>
+      </w:r>
+      <w:r>
+        <w:rPr>
+          <w:rFonts w:cstheme="minorHAnsi"/>
+        </w:rPr>
+      </w:r>
+    </w:p>
+    <w:p>
+      <w:pPr>
+        <w:spacing w:before="120" w:after="120" w:line="240" w:lineRule="auto"/>
+        <w:jc w:val="both"/>
+        <w:rPr>
+          <w:rFonts w:cstheme="minorHAnsi"/>
+        </w:rPr>
+      </w:pPr>
+      <w:r>
+        <w:t xml:space="preserve">[2] Java SE 17 API Documentation, Oracle Corporation, 2021. https://docs.oracle.com/en/java/javase/17/docs/api/</w:t>
+      </w:r>
+    </w:p>
+    <w:p>
+      <w:pPr>
+        <w:spacing w:before="120" w:after="120" w:line="240" w:lineRule="auto"/>
+        <w:jc w:val="both"/>
+        <w:rPr>
+          <w:rFonts w:cstheme="minorHAnsi"/>
+        </w:rPr>
+      </w:pPr>
+      <w:r>
+        <w:t xml:space="preserve">[3] MySQL 8.0 Reference Manual, Oracle Corporation, 2023.</w:t>
+      </w:r>
+    </w:p>
+    <w:p>
+      <w:pPr>
+        <w:spacing w:before="120" w:after="120" w:line="240" w:lineRule="auto"/>
+        <w:jc w:val="both"/>
+        <w:rPr>
+          <w:rFonts w:cstheme="minorHAnsi"/>
+        </w:rPr>
+      </w:pPr>
+      <w:r>
+        <w:t xml:space="preserve">[4] Apache NetBeans IDE Documentation, Apache Software Foundation, 2024.</w:t>
+      </w:r>
+    </w:p>
+    <w:p>
+      <w:pPr>
+        <w:spacing w:before="120" w:after="120" w:line="240" w:lineRule="auto"/>
+        <w:jc w:val="both"/>
+        <w:rPr>
+          <w:rFonts w:cstheme="minorHAnsi"/>
+        </w:rPr>
+      </w:pPr>
+      <w:r>
+        <w:t xml:space="preserve">[5] MySQL Connector/J 8.x Developer Guide, Oracle Corporation, 2023.</w:t>
       </w:r>
     </w:p>
     <w:p>
@@ -3652,37 +3905,32 @@
         <w:rPr>
           <w:rFonts w:cstheme="minorHAnsi"/>
         </w:rPr>
-        <w:t>This subsection should</w:t>
-      </w:r>
-      <w:r>
-        <w:rPr>
-          <w:rFonts w:cstheme="minorHAnsi"/>
-        </w:rPr>
-        <w:t xml:space="preserve"> d</w:t>
-      </w:r>
-      <w:r>
-        <w:rPr>
-          <w:rFonts w:cstheme="minorHAnsi"/>
-        </w:rPr>
-        <w:t>escribe what the rest of the SRS contains</w:t>
-      </w:r>
-      <w:r>
-        <w:rPr>
-          <w:rFonts w:cstheme="minorHAnsi"/>
-        </w:rPr>
-        <w:t xml:space="preserve"> and</w:t>
-      </w:r>
-      <w:r>
-        <w:rPr>
-          <w:rFonts w:cstheme="minorHAnsi"/>
-        </w:rPr>
-        <w:t xml:space="preserve"> how the SRS is organized</w:t>
-      </w:r>
-      <w:r>
-        <w:rPr>
-          <w:rFonts w:cstheme="minorHAnsi"/>
-        </w:rPr>
-        <w:t>.</w:t>
+        <w:t>Section 2 (Design and Implementation Constraints) lists the technical constraints that bound the development environment. Section 3 (Specific Requirements) covers all functional requirements, performance requirements, software system attributes, and the full use case analysis including actors, scenarios, use case forms, actor-use case relationships, and the use case diagram. Section 4 (Behavioral Models) presents sequence diagrams for selected use cases. Section 5 (Structural Models) presents the class diagram. Section 6 (Process Modeling) presents the Context Diagram (DFD Level 0) and Level 1 DFD. Section 7 (Graphical User Interfaces) shows screenshots of each GUI with sample data. Section 8 (Conclusion and Future Work) summarizes the project and proposes enhancements.</w:t>
+      </w:r>
+      <w:r>
+        <w:rPr>
+          <w:rFonts w:cstheme="minorHAnsi"/>
+        </w:rPr>
+      </w:r>
+      <w:r>
+        <w:rPr>
+          <w:rFonts w:cstheme="minorHAnsi"/>
+        </w:rPr>
+      </w:r>
+      <w:r>
+        <w:rPr>
+          <w:rFonts w:cstheme="minorHAnsi"/>
+        </w:rPr>
+      </w:r>
+      <w:r>
+        <w:rPr>
+          <w:rFonts w:cstheme="minorHAnsi"/>
+        </w:rPr>
+      </w:r>
+      <w:r>
+        <w:rPr>
+          <w:rFonts w:cstheme="minorHAnsi"/>
+        </w:rPr>
       </w:r>
     </w:p>
     <w:p>
@@ -3724,96 +3972,179 @@
         <w:rPr>
           <w:rFonts w:cstheme="minorHAnsi"/>
         </w:rPr>
-        <w:t>Describe any items or issues that will limit the options available to the developers. These might include: hardware limitations (timing requirements, memory requirements); interfaces to other applications; specific technologies, tools, and databases to be used; language requirements.</w:t>
-      </w:r>
-    </w:p>
-    <w:p>
-      <w:pPr>
-        <w:spacing w:before="120" w:after="120" w:line="240" w:lineRule="auto"/>
-        <w:jc w:val="both"/>
-        <w:rPr>
-          <w:rFonts w:cstheme="minorHAnsi"/>
-        </w:rPr>
-      </w:pPr>
-      <w:r>
-        <w:rPr>
-          <w:rFonts w:cstheme="minorHAnsi"/>
-        </w:rPr>
-        <w:t xml:space="preserve">Things that can be mentioned under this section: </w:t>
-      </w:r>
-      <w:r>
-        <w:rPr>
-          <w:rFonts w:cstheme="minorHAnsi"/>
-        </w:rPr>
-        <w:t xml:space="preserve">NetBeans/IntelliJ </w:t>
-      </w:r>
-      <w:r>
-        <w:rPr>
-          <w:rFonts w:cstheme="minorHAnsi"/>
-        </w:rPr>
-        <w:t>including its</w:t>
-      </w:r>
-      <w:r>
-        <w:rPr>
-          <w:rFonts w:cstheme="minorHAnsi"/>
-        </w:rPr>
-        <w:t xml:space="preserve"> version, </w:t>
+        <w:t>The following constraints apply to the MovieCritics System:</w:t>
+      </w:r>
+    </w:p>
+    <w:p>
+      <w:pPr>
+        <w:spacing w:before="120" w:after="120" w:line="240" w:lineRule="auto"/>
+        <w:jc w:val="both"/>
+        <w:rPr>
+          <w:rFonts w:cstheme="minorHAnsi"/>
+        </w:rPr>
+      </w:pPr>
+      <w:r>
+        <w:t xml:space="preserve">- Programming Language: Java 17 (LTS). All business logic and GUI components are implemented in Java 17.</w:t>
+      </w:r>
+    </w:p>
+    <w:p>
+      <w:pPr>
+        <w:spacing w:before="120" w:after="120" w:line="240" w:lineRule="auto"/>
+        <w:jc w:val="both"/>
+        <w:rPr>
+          <w:rFonts w:cstheme="minorHAnsi"/>
+        </w:rPr>
+      </w:pPr>
+      <w:r>
+        <w:t xml:space="preserve">- IDE: Apache NetBeans IDE. The project uses NetBeans' GUI Form Editor for Swing layout generation. The auto-generated initComponents() method must not be manually modified.</w:t>
+      </w:r>
+    </w:p>
+    <w:p>
+      <w:pPr>
+        <w:spacing w:before="120" w:after="120" w:line="240" w:lineRule="auto"/>
+        <w:jc w:val="both"/>
+        <w:rPr>
+          <w:rFonts w:cstheme="minorHAnsi"/>
+        </w:rPr>
+      </w:pPr>
+      <w:r>
+        <w:t xml:space="preserve">- GUI Framework: Java Swing with Nimbus Look and Feel. A custom dark theme (Theme class) overrides default Swing styling. Nimbus ignores JTable.setBackground(); custom DefaultTableCellRenderer instances are required for consistent dark-themed table cells.</w:t>
+      </w:r>
+    </w:p>
+    <w:p>
+      <w:pPr>
+        <w:spacing w:before="120" w:after="120" w:line="240" w:lineRule="auto"/>
+        <w:jc w:val="both"/>
+        <w:rPr>
+          <w:rFonts w:cstheme="minorHAnsi"/>
+        </w:rPr>
+      </w:pPr>
+      <w:r>
+        <w:t xml:space="preserve">- Database: MySQL 8.0, database name MovieCritics, running on localhost port 3306. Connection credentials are stored in the DatabaseConnection class.</w:t>
+      </w:r>
+    </w:p>
+    <w:p>
+      <w:pPr>
+        <w:spacing w:before="120" w:after="120" w:line="240" w:lineRule="auto"/>
+        <w:jc w:val="both"/>
+        <w:rPr>
+          <w:rFonts w:cstheme="minorHAnsi"/>
+        </w:rPr>
+      </w:pPr>
+      <w:r>
+        <w:t xml:space="preserve">- Database Driver: MySQL Connector/J (com.mysql.cj.jdbc.Driver) must be present on the classpath at runtime.</w:t>
+      </w:r>
+    </w:p>
+    <w:p>
+      <w:pPr>
+        <w:spacing w:before="120" w:after="120" w:line="240" w:lineRule="auto"/>
+        <w:jc w:val="both"/>
+        <w:rPr>
+          <w:rFonts w:cstheme="minorHAnsi"/>
+        </w:rPr>
+      </w:pPr>
+      <w:r>
+        <w:t xml:space="preserve">- Screen Resolution: Main frames (AdultFrame, ChildFrame) are fixed at 1280×720 pixels and centered on launch.</w:t>
+      </w:r>
+    </w:p>
+    <w:p>
+      <w:pPr>
+        <w:spacing w:before="120" w:after="120" w:line="240" w:lineRule="auto"/>
+        <w:jc w:val="both"/>
+        <w:rPr>
+          <w:rFonts w:cstheme="minorHAnsi"/>
+        </w:rPr>
+      </w:pPr>
+      <w:r>
+        <w:t xml:space="preserve">- Platform: Desktop only. The application is not designed for web or mobile deployment.</w:t>
+      </w:r>
+    </w:p>
+    <w:p>
+      <w:pPr>
+        <w:spacing w:before="120" w:after="120" w:line="240" w:lineRule="auto"/>
+        <w:jc w:val="both"/>
+        <w:rPr>
+          <w:rFonts w:cstheme="minorHAnsi"/>
+        </w:rPr>
+      </w:pPr>
+      <w:r>
+        <w:t xml:space="preserve">- Single Session: The application supports one active user session per JVM instance.</w:t>
+      </w:r>
+    </w:p>
+    <w:p>
+      <w:pPr>
+        <w:spacing w:before="120" w:after="120" w:line="240" w:lineRule="auto"/>
+        <w:jc w:val="both"/>
+        <w:rPr>
+          <w:rFonts w:cstheme="minorHAnsi"/>
+        </w:rPr>
+      </w:pPr>
+      <w:r>
+        <w:rPr>
+          <w:rFonts w:cstheme="minorHAnsi"/>
+        </w:rPr>
+      </w:r>
+      <w:r>
+        <w:rPr>
+          <w:rFonts w:cstheme="minorHAnsi"/>
+        </w:rPr>
+      </w:r>
+      <w:r>
+        <w:rPr>
+          <w:rFonts w:cstheme="minorHAnsi"/>
+        </w:rPr>
+      </w:r>
+      <w:r>
+        <w:rPr>
+          <w:rFonts w:cstheme="minorHAnsi"/>
+        </w:rPr>
       </w:r>
       <w:proofErr w:type="spellStart"/>
       <w:r>
         <w:rPr>
           <w:rFonts w:cstheme="minorHAnsi"/>
         </w:rPr>
-        <w:t>MySql</w:t>
       </w:r>
       <w:proofErr w:type="spellEnd"/>
       <w:r>
         <w:rPr>
           <w:rFonts w:cstheme="minorHAnsi"/>
         </w:rPr>
-        <w:t xml:space="preserve"> </w:t>
-      </w:r>
-      <w:r>
-        <w:rPr>
-          <w:rFonts w:cstheme="minorHAnsi"/>
-        </w:rPr>
-        <w:t>including its version</w:t>
-      </w:r>
-      <w:r>
-        <w:rPr>
-          <w:rFonts w:cstheme="minorHAnsi"/>
-        </w:rPr>
-        <w:t>, Java</w:t>
-      </w:r>
-      <w:r>
-        <w:rPr>
-          <w:rFonts w:cstheme="minorHAnsi"/>
-        </w:rPr>
-        <w:t xml:space="preserve"> as a programming language</w:t>
-      </w:r>
-      <w:r>
-        <w:rPr>
-          <w:rFonts w:cstheme="minorHAnsi"/>
-        </w:rPr>
-        <w:t>, Visual Paradigm</w:t>
-      </w:r>
-      <w:r>
-        <w:rPr>
-          <w:rFonts w:cstheme="minorHAnsi"/>
-        </w:rPr>
-        <w:t xml:space="preserve"> as a modeling</w:t>
-      </w:r>
-      <w:r>
-        <w:rPr>
-          <w:rFonts w:cstheme="minorHAnsi"/>
-        </w:rPr>
-        <w:t xml:space="preserve"> </w:t>
-      </w:r>
-      <w:r>
-        <w:rPr>
-          <w:rFonts w:cstheme="minorHAnsi"/>
-        </w:rPr>
-        <w:t>tool.</w:t>
+      </w:r>
+      <w:r>
+        <w:rPr>
+          <w:rFonts w:cstheme="minorHAnsi"/>
+        </w:rPr>
+      </w:r>
+      <w:r>
+        <w:rPr>
+          <w:rFonts w:cstheme="minorHAnsi"/>
+        </w:rPr>
+      </w:r>
+      <w:r>
+        <w:rPr>
+          <w:rFonts w:cstheme="minorHAnsi"/>
+        </w:rPr>
+      </w:r>
+      <w:r>
+        <w:rPr>
+          <w:rFonts w:cstheme="minorHAnsi"/>
+        </w:rPr>
+      </w:r>
+      <w:r>
+        <w:rPr>
+          <w:rFonts w:cstheme="minorHAnsi"/>
+        </w:rPr>
+      </w:r>
+      <w:r>
+        <w:rPr>
+          <w:rFonts w:cstheme="minorHAnsi"/>
+        </w:rPr>
+      </w:r>
+      <w:r>
+        <w:rPr>
+          <w:rFonts w:cstheme="minorHAnsi"/>
+        </w:rPr>
       </w:r>
     </w:p>
     <w:p>
@@ -3855,7 +4186,6 @@
         <w:rPr>
           <w:rFonts w:cstheme="minorHAnsi"/>
         </w:rPr>
-        <w:t>No explanation is needed here. Only complete the subsections.</w:t>
       </w:r>
     </w:p>
     <w:p>
@@ -3914,58 +4244,315 @@
         <w:rPr>
           <w:rFonts w:cstheme="minorHAnsi"/>
         </w:rPr>
-        <w:t>Write all the functional requirements in your project.</w:t>
-      </w:r>
-    </w:p>
-    <w:p>
-      <w:pPr>
-        <w:spacing w:before="120" w:after="120" w:line="240" w:lineRule="auto"/>
-        <w:jc w:val="both"/>
-        <w:rPr>
-          <w:rFonts w:cstheme="minorHAnsi"/>
-        </w:rPr>
-      </w:pPr>
-      <w:r>
-        <w:rPr>
-          <w:rFonts w:cstheme="minorHAnsi"/>
-        </w:rPr>
-        <w:t>Functional requirements should define the fundamental actions that must take place in the software in</w:t>
-      </w:r>
-      <w:r>
-        <w:rPr>
-          <w:rFonts w:cstheme="minorHAnsi"/>
-        </w:rPr>
-        <w:t xml:space="preserve"> </w:t>
-      </w:r>
-      <w:r>
-        <w:rPr>
-          <w:rFonts w:cstheme="minorHAnsi"/>
-        </w:rPr>
-        <w:t>accepting and processing the inputs and in processing and generating the outputs. These are generally</w:t>
-      </w:r>
-      <w:r>
-        <w:rPr>
-          <w:rFonts w:cstheme="minorHAnsi"/>
-        </w:rPr>
-        <w:t xml:space="preserve"> </w:t>
-      </w:r>
-      <w:r>
-        <w:rPr>
-          <w:rFonts w:cstheme="minorHAnsi"/>
-        </w:rPr>
-        <w:t>listed</w:t>
-      </w:r>
-      <w:r>
-        <w:rPr>
-          <w:rFonts w:cstheme="minorHAnsi"/>
-        </w:rPr>
-        <w:t xml:space="preserve"> </w:t>
-      </w:r>
-      <w:r>
-        <w:rPr>
-          <w:rFonts w:cstheme="minorHAnsi"/>
-        </w:rPr>
-        <w:t>as “shall” statements starting with “The system shall…</w:t>
+        <w:t>FR-01: The system shall allow users to log in with a username and password validated against the Users table in the MySQL database.</w:t>
+      </w:r>
+    </w:p>
+    <w:p>
+      <w:pPr>
+        <w:spacing w:before="120" w:after="120" w:line="240" w:lineRule="auto"/>
+        <w:jc w:val="both"/>
+        <w:rPr>
+          <w:rFonts w:cstheme="minorHAnsi"/>
+        </w:rPr>
+      </w:pPr>
+      <w:r>
+        <w:t xml:space="preserve">FR-02: The system shall route authenticated users to the appropriate dashboard — AdultFrame for UserType=1, ChildFrame for UserType=2.</w:t>
+      </w:r>
+    </w:p>
+    <w:p>
+      <w:pPr>
+        <w:spacing w:before="120" w:after="120" w:line="240" w:lineRule="auto"/>
+        <w:jc w:val="both"/>
+        <w:rPr>
+          <w:rFonts w:cstheme="minorHAnsi"/>
+        </w:rPr>
+      </w:pPr>
+      <w:r>
+        <w:t xml:space="preserve">FR-03: The system shall display all movies as card panels arranged in a 3-column grid on the Adult dashboard.</w:t>
+      </w:r>
+    </w:p>
+    <w:p>
+      <w:pPr>
+        <w:spacing w:before="120" w:after="120" w:line="240" w:lineRule="auto"/>
+        <w:jc w:val="both"/>
+        <w:rPr>
+          <w:rFonts w:cstheme="minorHAnsi"/>
+        </w:rPr>
+      </w:pPr>
+      <w:r>
+        <w:t xml:space="preserve">FR-04: The system shall display only movies where ParentalRestriction=FALSE on the Child dashboard.</w:t>
+      </w:r>
+    </w:p>
+    <w:p>
+      <w:pPr>
+        <w:spacing w:before="120" w:after="120" w:line="240" w:lineRule="auto"/>
+        <w:jc w:val="both"/>
+        <w:rPr>
+          <w:rFonts w:cstheme="minorHAnsi"/>
+        </w:rPr>
+      </w:pPr>
+      <w:r>
+        <w:t xml:space="preserve">FR-05: The system shall allow users to search movies by title, language, or release year using a keyword text field filter.</w:t>
+      </w:r>
+    </w:p>
+    <w:p>
+      <w:pPr>
+        <w:spacing w:before="120" w:after="120" w:line="240" w:lineRule="auto"/>
+        <w:jc w:val="both"/>
+        <w:rPr>
+          <w:rFonts w:cstheme="minorHAnsi"/>
+        </w:rPr>
+      </w:pPr>
+      <w:r>
+        <w:t xml:space="preserve">FR-06: The system shall allow users to filter movies by genre using a genre dropdown populated from the database.</w:t>
+      </w:r>
+    </w:p>
+    <w:p>
+      <w:pPr>
+        <w:spacing w:before="120" w:after="120" w:line="240" w:lineRule="auto"/>
+        <w:jc w:val="both"/>
+        <w:rPr>
+          <w:rFonts w:cstheme="minorHAnsi"/>
+        </w:rPr>
+      </w:pPr>
+      <w:r>
+        <w:t xml:space="preserve">FR-07: The system shall display full movie details (title, release year, genre, language, country, director, lead actor, supporting actor, rating, comments) in a dialog when a movie card is double-clicked.</w:t>
+      </w:r>
+    </w:p>
+    <w:p>
+      <w:pPr>
+        <w:spacing w:before="120" w:after="120" w:line="240" w:lineRule="auto"/>
+        <w:jc w:val="both"/>
+        <w:rPr>
+          <w:rFonts w:cstheme="minorHAnsi"/>
+        </w:rPr>
+      </w:pPr>
+      <w:r>
+        <w:t xml:space="preserve">FR-08: The system shall allow users to mark a selected movie as watched, upserting a record in UserMovieInteractions with Watched=TRUE and Status='pending'.</w:t>
+      </w:r>
+    </w:p>
+    <w:p>
+      <w:pPr>
+        <w:spacing w:before="120" w:after="120" w:line="240" w:lineRule="auto"/>
+        <w:jc w:val="both"/>
+        <w:rPr>
+          <w:rFonts w:cstheme="minorHAnsi"/>
+        </w:rPr>
+      </w:pPr>
+      <w:r>
+        <w:t xml:space="preserve">FR-09: The system shall allow users to rate a selected movie with an integer score between 1 and 10, upserting the rating in UserMovieInteractions with Status='pending'.</w:t>
+      </w:r>
+    </w:p>
+    <w:p>
+      <w:pPr>
+        <w:spacing w:before="120" w:after="120" w:line="240" w:lineRule="auto"/>
+        <w:jc w:val="both"/>
+        <w:rPr>
+          <w:rFonts w:cstheme="minorHAnsi"/>
+        </w:rPr>
+      </w:pPr>
+      <w:r>
+        <w:t xml:space="preserve">FR-10: The system shall allow users to add a text comment to a selected movie, upserting the comment in UserMovieInteractions with Status='pending'.</w:t>
+      </w:r>
+    </w:p>
+    <w:p>
+      <w:pPr>
+        <w:spacing w:before="120" w:after="120" w:line="240" w:lineRule="auto"/>
+        <w:jc w:val="both"/>
+        <w:rPr>
+          <w:rFonts w:cstheme="minorHAnsi"/>
+        </w:rPr>
+      </w:pPr>
+      <w:r>
+        <w:t xml:space="preserve">FR-11: The system shall allow users to add a selected movie to their personal watchlist (Watchlist=TRUE) or remove it (Watchlist=FALSE).</w:t>
+      </w:r>
+    </w:p>
+    <w:p>
+      <w:pPr>
+        <w:spacing w:before="120" w:after="120" w:line="240" w:lineRule="auto"/>
+        <w:jc w:val="both"/>
+        <w:rPr>
+          <w:rFonts w:cstheme="minorHAnsi"/>
+        </w:rPr>
+      </w:pPr>
+      <w:r>
+        <w:t xml:space="preserve">FR-12: The system shall display the user's personal watchlist in a dialog showing movie title, genre, and rating.</w:t>
+      </w:r>
+    </w:p>
+    <w:p>
+      <w:pPr>
+        <w:spacing w:before="120" w:after="120" w:line="240" w:lineRule="auto"/>
+        <w:jc w:val="both"/>
+        <w:rPr>
+          <w:rFonts w:cstheme="minorHAnsi"/>
+        </w:rPr>
+      </w:pPr>
+      <w:r>
+        <w:t xml:space="preserve">FR-13: The system shall display the user's progress — total available movies, count watched, remaining — alongside a family leaderboard showing all child users' watched counts.</w:t>
+      </w:r>
+    </w:p>
+    <w:p>
+      <w:pPr>
+        <w:spacing w:before="120" w:after="120" w:line="240" w:lineRule="auto"/>
+        <w:jc w:val="both"/>
+        <w:rPr>
+          <w:rFonts w:cstheme="minorHAnsi"/>
+        </w:rPr>
+      </w:pPr>
+      <w:r>
+        <w:t xml:space="preserve">FR-14: The system shall allow adult users to add new movies via AddMovieForm, which includes genre selection from a combo box populated from the Genre enum, and director/actor selection from combo boxes populated from the Persons table.</w:t>
+      </w:r>
+    </w:p>
+    <w:p>
+      <w:pPr>
+        <w:spacing w:before="120" w:after="120" w:line="240" w:lineRule="auto"/>
+        <w:jc w:val="both"/>
+        <w:rPr>
+          <w:rFonts w:cstheme="minorHAnsi"/>
+        </w:rPr>
+      </w:pPr>
+      <w:r>
+        <w:t xml:space="preserve">FR-15: The system shall allow adult users to edit existing movie records via EditMovieForm, pre-filling all fields with current values.</w:t>
+      </w:r>
+    </w:p>
+    <w:p>
+      <w:pPr>
+        <w:spacing w:before="120" w:after="120" w:line="240" w:lineRule="auto"/>
+        <w:jc w:val="both"/>
+        <w:rPr>
+          <w:rFonts w:cstheme="minorHAnsi"/>
+        </w:rPr>
+      </w:pPr>
+      <w:r>
+        <w:t xml:space="preserve">FR-16: The system shall allow adult users to delete a selected movie after a confirmation dialog.</w:t>
+      </w:r>
+    </w:p>
+    <w:p>
+      <w:pPr>
+        <w:spacing w:before="120" w:after="120" w:line="240" w:lineRule="auto"/>
+        <w:jc w:val="both"/>
+        <w:rPr>
+          <w:rFonts w:cstheme="minorHAnsi"/>
+        </w:rPr>
+      </w:pPr>
+      <w:r>
+        <w:t xml:space="preserve">FR-17: The system shall allow adult users to toggle the parental restriction flag on a selected movie (ParentalRestriction = NOT ParentalRestriction).</w:t>
+      </w:r>
+    </w:p>
+    <w:p>
+      <w:pPr>
+        <w:spacing w:before="120" w:after="120" w:line="240" w:lineRule="auto"/>
+        <w:jc w:val="both"/>
+        <w:rPr>
+          <w:rFonts w:cstheme="minorHAnsi"/>
+        </w:rPr>
+      </w:pPr>
+      <w:r>
+        <w:t xml:space="preserve">FR-18: The system shall allow adult users to manage user accounts (add, delete, reset password) via ManageUsersFrame.</w:t>
+      </w:r>
+    </w:p>
+    <w:p>
+      <w:pPr>
+        <w:spacing w:before="120" w:after="120" w:line="240" w:lineRule="auto"/>
+        <w:jc w:val="both"/>
+        <w:rPr>
+          <w:rFonts w:cstheme="minorHAnsi"/>
+        </w:rPr>
+      </w:pPr>
+      <w:r>
+        <w:t xml:space="preserve">FR-19: The system shall allow adult users to view all pending, approved, and rejected interactions in ModerationFrame and approve or reject individual records.</w:t>
+      </w:r>
+    </w:p>
+    <w:p>
+      <w:pPr>
+        <w:spacing w:before="120" w:after="120" w:line="240" w:lineRule="auto"/>
+        <w:jc w:val="both"/>
+        <w:rPr>
+          <w:rFonts w:cstheme="minorHAnsi"/>
+        </w:rPr>
+      </w:pPr>
+      <w:r>
+        <w:t xml:space="preserve">FR-20: The system shall display analytics to adult users, including total movie count, total watched count, average rating, and top-rated movie title.</w:t>
+      </w:r>
+    </w:p>
+    <w:p>
+      <w:pPr>
+        <w:spacing w:before="120" w:after="120" w:line="240" w:lineRule="auto"/>
+        <w:jc w:val="both"/>
+        <w:rPr>
+          <w:rFonts w:cstheme="minorHAnsi"/>
+        </w:rPr>
+      </w:pPr>
+      <w:r>
+        <w:t xml:space="preserve">FR-21: The system shall display family ratings (approved interactions only) for a selected movie, showing username, rating, and comment.</w:t>
+      </w:r>
+    </w:p>
+    <w:p>
+      <w:pPr>
+        <w:spacing w:before="120" w:after="120" w:line="240" w:lineRule="auto"/>
+        <w:jc w:val="both"/>
+        <w:rPr>
+          <w:rFonts w:cstheme="minorHAnsi"/>
+        </w:rPr>
+      </w:pPr>
+      <w:r>
+        <w:t xml:space="preserve">FR-22: All user-submitted interactions (ratings, comments, watchlist changes, watched flags) shall receive an initial Status of 'pending' and only become visible in Family Ratings after an adult user approves them.</w:t>
+      </w:r>
+    </w:p>
+    <w:p>
+      <w:pPr>
+        <w:spacing w:before="120" w:after="120" w:line="240" w:lineRule="auto"/>
+        <w:jc w:val="both"/>
+        <w:rPr>
+          <w:rFonts w:cstheme="minorHAnsi"/>
+        </w:rPr>
+      </w:pPr>
+      <w:r>
+        <w:t xml:space="preserve">FR-23: The system shall prevent child users from accessing any administrative functionality (add/edit/delete movie, manage users, moderation, analytics).</w:t>
+      </w:r>
+    </w:p>
+    <w:p>
+      <w:pPr>
+        <w:spacing w:before="120" w:after="120" w:line="240" w:lineRule="auto"/>
+        <w:jc w:val="both"/>
+        <w:rPr>
+          <w:rFonts w:cstheme="minorHAnsi"/>
+        </w:rPr>
+      </w:pPr>
+      <w:r>
+        <w:rPr>
+          <w:rFonts w:cstheme="minorHAnsi"/>
+        </w:rPr>
+      </w:r>
+      <w:r>
+        <w:rPr>
+          <w:rFonts w:cstheme="minorHAnsi"/>
+        </w:rPr>
+      </w:r>
+      <w:r>
+        <w:rPr>
+          <w:rFonts w:cstheme="minorHAnsi"/>
+        </w:rPr>
+      </w:r>
+      <w:r>
+        <w:rPr>
+          <w:rFonts w:cstheme="minorHAnsi"/>
+        </w:rPr>
+      </w:r>
+      <w:r>
+        <w:rPr>
+          <w:rFonts w:cstheme="minorHAnsi"/>
+        </w:rPr>
+      </w:r>
+      <w:r>
+        <w:rPr>
+          <w:rFonts w:cstheme="minorHAnsi"/>
+        </w:rPr>
+      </w:r>
+      <w:r>
+        <w:rPr>
+          <w:rFonts w:cstheme="minorHAnsi"/>
+        </w:rPr>
       </w:r>
     </w:p>
     <w:p>
@@ -4027,87 +4614,99 @@
         <w:rPr>
           <w:rFonts w:cstheme="minorHAnsi"/>
         </w:rPr>
-        <w:t>Write 3 nonfunctional requirements from the performance category.</w:t>
-      </w:r>
-    </w:p>
-    <w:p>
-      <w:pPr>
-        <w:jc w:val="both"/>
-        <w:rPr>
-          <w:rFonts w:cstheme="minorHAnsi"/>
-        </w:rPr>
-      </w:pPr>
-      <w:r>
-        <w:rPr>
-          <w:rFonts w:cstheme="minorHAnsi"/>
-        </w:rPr>
-        <w:t>This subsection should specify both the static and the dynamic numerical requirements placed on the software or on human interaction with the software as a whole. Static numerical requirements may include the</w:t>
-      </w:r>
-      <w:r>
-        <w:rPr>
-          <w:rFonts w:cstheme="minorHAnsi"/>
-        </w:rPr>
-        <w:t xml:space="preserve"> </w:t>
-      </w:r>
-      <w:r>
-        <w:rPr>
-          <w:rFonts w:cstheme="minorHAnsi"/>
-        </w:rPr>
-        <w:t>following:</w:t>
-      </w:r>
-    </w:p>
-    <w:p>
-      <w:pPr>
-        <w:jc w:val="both"/>
-        <w:rPr>
-          <w:rFonts w:cstheme="minorHAnsi"/>
-        </w:rPr>
-      </w:pPr>
-      <w:r>
-        <w:rPr>
-          <w:rFonts w:cstheme="minorHAnsi"/>
-        </w:rPr>
-        <w:t>a) The number of terminals to be supported</w:t>
-      </w:r>
-      <w:r>
-        <w:rPr>
-          <w:rFonts w:cstheme="minorHAnsi"/>
-        </w:rPr>
-        <w:t>,</w:t>
-      </w:r>
-    </w:p>
-    <w:p>
-      <w:pPr>
-        <w:jc w:val="both"/>
-        <w:rPr>
-          <w:rFonts w:cstheme="minorHAnsi"/>
-        </w:rPr>
-      </w:pPr>
-      <w:r>
-        <w:rPr>
-          <w:rFonts w:cstheme="minorHAnsi"/>
-        </w:rPr>
-        <w:t>b) The number of simultaneous users to be supported</w:t>
-      </w:r>
-      <w:r>
-        <w:rPr>
-          <w:rFonts w:cstheme="minorHAnsi"/>
-        </w:rPr>
-        <w:t>,</w:t>
-      </w:r>
-    </w:p>
-    <w:p>
-      <w:pPr>
-        <w:jc w:val="both"/>
-        <w:rPr>
-          <w:rFonts w:cstheme="minorHAnsi"/>
-        </w:rPr>
-      </w:pPr>
-      <w:r>
-        <w:rPr>
-          <w:rFonts w:cstheme="minorHAnsi"/>
-        </w:rPr>
-        <w:t>c) Amount and type of information to be handled.</w:t>
+        <w:t>PR-01 (Terminals): The MovieCritics System is a single-terminal desktop application. One application instance runs per machine. Multiple machines may connect to the same MySQL 8.0 server concurrently, subject to the server's max_connections setting (default 151).</w:t>
+      </w:r>
+    </w:p>
+    <w:p>
+      <w:pPr>
+        <w:rPr>
+          <w:rFonts w:cstheme="minorHAnsi"/>
+        </w:rPr>
+      </w:pPr>
+      <w:r>
+        <w:t xml:space="preserve">PR-02 (Simultaneous Users): Each application instance supports one active user session at a time. The underlying MySQL database can serve concurrent connections from multiple instances simultaneously without data integrity issues, owing to MySQL's row-level locking.</w:t>
+      </w:r>
+    </w:p>
+    <w:p>
+      <w:pPr>
+        <w:rPr>
+          <w:rFonts w:cstheme="minorHAnsi"/>
+        </w:rPr>
+      </w:pPr>
+      <w:r>
+        <w:t xml:space="preserve">PR-03 (Information Volume): The system shall load and render a catalogue of up to 500 movie records — including poster paths, text fields, and relational data — within 3 seconds on hardware with at least 4 GB RAM and a localhost MySQL connection. Interaction records (UserMovieInteractions) are expected to reach up to 10,000 rows without performance degradation in moderation and analytics queries.</w:t>
+      </w:r>
+    </w:p>
+    <w:p>
+      <w:pPr>
+        <w:jc w:val="both"/>
+        <w:rPr>
+          <w:rFonts w:cstheme="minorHAnsi"/>
+        </w:rPr>
+      </w:pPr>
+      <w:r>
+        <w:rPr>
+          <w:rFonts w:cstheme="minorHAnsi"/>
+        </w:rPr>
+      </w:r>
+      <w:r>
+        <w:rPr>
+          <w:rFonts w:cstheme="minorHAnsi"/>
+        </w:rPr>
+      </w:r>
+      <w:r>
+        <w:rPr>
+          <w:rFonts w:cstheme="minorHAnsi"/>
+        </w:rPr>
+      </w:r>
+    </w:p>
+    <w:p>
+      <w:pPr>
+        <w:jc w:val="both"/>
+        <w:rPr>
+          <w:rFonts w:cstheme="minorHAnsi"/>
+        </w:rPr>
+      </w:pPr>
+      <w:r>
+        <w:rPr>
+          <w:rFonts w:cstheme="minorHAnsi"/>
+        </w:rPr>
+      </w:r>
+      <w:r>
+        <w:rPr>
+          <w:rFonts w:cstheme="minorHAnsi"/>
+        </w:rPr>
+      </w:r>
+    </w:p>
+    <w:p>
+      <w:pPr>
+        <w:jc w:val="both"/>
+        <w:rPr>
+          <w:rFonts w:cstheme="minorHAnsi"/>
+        </w:rPr>
+      </w:pPr>
+      <w:r>
+        <w:rPr>
+          <w:rFonts w:cstheme="minorHAnsi"/>
+        </w:rPr>
+      </w:r>
+      <w:r>
+        <w:rPr>
+          <w:rFonts w:cstheme="minorHAnsi"/>
+        </w:rPr>
+      </w:r>
+    </w:p>
+    <w:p>
+      <w:pPr>
+        <w:jc w:val="both"/>
+        <w:rPr>
+          <w:rFonts w:cstheme="minorHAnsi"/>
+        </w:rPr>
+      </w:pPr>
+      <w:r>
+        <w:rPr>
+          <w:rFonts w:cstheme="minorHAnsi"/>
+        </w:rPr>
       </w:r>
     </w:p>
     <w:p>
@@ -4149,120 +4748,151 @@
         <w:rPr>
           <w:rFonts w:cstheme="minorHAnsi"/>
         </w:rPr>
-        <w:t>For each category given below, w</w:t>
-      </w:r>
-      <w:r>
-        <w:rPr>
-          <w:rFonts w:cstheme="minorHAnsi"/>
-        </w:rPr>
-        <w:t xml:space="preserve">rite </w:t>
-      </w:r>
-      <w:r>
-        <w:rPr>
-          <w:rFonts w:cstheme="minorHAnsi"/>
-        </w:rPr>
-        <w:t xml:space="preserve">a </w:t>
+        <w:t>Reliability — The system shall handle database connection failures gracefully by displaying a descriptive error message via JOptionPane and aborting the current operation, without crashing or leaving the database in a partial-write state.</w:t>
+      </w:r>
+      <w:r>
+        <w:rPr>
+          <w:rFonts w:cstheme="minorHAnsi"/>
+        </w:rPr>
+      </w:r>
+      <w:r>
+        <w:rPr>
+          <w:rFonts w:cstheme="minorHAnsi"/>
+        </w:rPr>
       </w:r>
       <w:proofErr w:type="gramStart"/>
       <w:r>
         <w:rPr>
           <w:rFonts w:cstheme="minorHAnsi"/>
         </w:rPr>
-        <w:t>nonfunctional requirements</w:t>
       </w:r>
       <w:proofErr w:type="gramEnd"/>
       <w:r>
         <w:rPr>
           <w:rFonts w:cstheme="minorHAnsi"/>
         </w:rPr>
-        <w:t xml:space="preserve"> that can be suitable for your project.</w:t>
-      </w:r>
-      <w:r>
-        <w:rPr>
-          <w:rFonts w:cstheme="minorHAnsi"/>
-        </w:rPr>
-        <w:t xml:space="preserve"> In total, there should be </w:t>
-      </w:r>
-      <w:r>
-        <w:rPr>
-          <w:rFonts w:cstheme="minorHAnsi"/>
-        </w:rPr>
-        <w:t xml:space="preserve">5 </w:t>
-      </w:r>
-      <w:r>
-        <w:rPr>
-          <w:rFonts w:cstheme="minorHAnsi"/>
-        </w:rPr>
-        <w:t xml:space="preserve">nonfunctional requirements in </w:t>
-      </w:r>
-      <w:r>
-        <w:rPr>
-          <w:rFonts w:cstheme="minorHAnsi"/>
-        </w:rPr>
-        <w:t>this subsection.</w:t>
-      </w:r>
-    </w:p>
-    <w:p>
-      <w:pPr>
-        <w:spacing w:before="120" w:after="120" w:line="240" w:lineRule="auto"/>
-        <w:jc w:val="both"/>
-        <w:rPr>
-          <w:rFonts w:cstheme="minorHAnsi"/>
-        </w:rPr>
-      </w:pPr>
-      <w:r>
-        <w:rPr>
-          <w:rFonts w:cstheme="minorHAnsi"/>
-        </w:rPr>
-        <w:t>Reliability</w:t>
-      </w:r>
-      <w:r>
-        <w:rPr>
-          <w:rFonts w:cstheme="minorHAnsi"/>
-        </w:rPr>
-        <w:t xml:space="preserve">, </w:t>
-      </w:r>
-      <w:r>
-        <w:rPr>
-          <w:rFonts w:cstheme="minorHAnsi"/>
-        </w:rPr>
-        <w:t>Availability</w:t>
-      </w:r>
-      <w:r>
-        <w:rPr>
-          <w:rFonts w:cstheme="minorHAnsi"/>
-        </w:rPr>
-        <w:t xml:space="preserve">, </w:t>
-      </w:r>
-      <w:r>
-        <w:rPr>
-          <w:rFonts w:cstheme="minorHAnsi"/>
-        </w:rPr>
-        <w:t>Security</w:t>
-      </w:r>
-      <w:r>
-        <w:rPr>
-          <w:rFonts w:cstheme="minorHAnsi"/>
-        </w:rPr>
-        <w:t xml:space="preserve">, </w:t>
-      </w:r>
-      <w:r>
-        <w:rPr>
-          <w:rFonts w:cstheme="minorHAnsi"/>
-        </w:rPr>
-        <w:t>Maintainability</w:t>
-      </w:r>
-      <w:r>
-        <w:rPr>
-          <w:rFonts w:cstheme="minorHAnsi"/>
-        </w:rPr>
-        <w:t>, Usability</w:t>
-      </w:r>
-      <w:r>
-        <w:rPr>
-          <w:rFonts w:cstheme="minorHAnsi"/>
-        </w:rPr>
-        <w:t>.</w:t>
+      </w:r>
+      <w:r>
+        <w:rPr>
+          <w:rFonts w:cstheme="minorHAnsi"/>
+        </w:rPr>
+      </w:r>
+      <w:r>
+        <w:rPr>
+          <w:rFonts w:cstheme="minorHAnsi"/>
+        </w:rPr>
+      </w:r>
+      <w:r>
+        <w:rPr>
+          <w:rFonts w:cstheme="minorHAnsi"/>
+        </w:rPr>
+      </w:r>
+      <w:r>
+        <w:rPr>
+          <w:rFonts w:cstheme="minorHAnsi"/>
+        </w:rPr>
+      </w:r>
+    </w:p>
+    <w:p>
+      <w:pPr>
+        <w:spacing w:before="120" w:after="120" w:line="240" w:lineRule="auto"/>
+        <w:jc w:val="both"/>
+        <w:rPr>
+          <w:rFonts w:cstheme="minorHAnsi"/>
+        </w:rPr>
+      </w:pPr>
+      <w:r>
+        <w:t xml:space="preserve">Availability — The system shall be available for use at any time the local MySQL server is running. No scheduled downtime is required. The application shall detect an unavailable database at startup and display an error rather than opening a broken session.</w:t>
+      </w:r>
+    </w:p>
+    <w:p>
+      <w:pPr>
+        <w:spacing w:before="120" w:after="120" w:line="240" w:lineRule="auto"/>
+        <w:jc w:val="both"/>
+        <w:rPr>
+          <w:rFonts w:cstheme="minorHAnsi"/>
+        </w:rPr>
+      </w:pPr>
+      <w:r>
+        <w:t xml:space="preserve">Security — The system shall enforce role-based access control by verifying UserType at login and restricting UI elements accordingly. Child users shall never be able to invoke adult-only operations (add/edit/delete movie, manage users, moderation, analytics) regardless of any client-side manipulation.</w:t>
+      </w:r>
+    </w:p>
+    <w:p>
+      <w:pPr>
+        <w:spacing w:before="120" w:after="120" w:line="240" w:lineRule="auto"/>
+        <w:jc w:val="both"/>
+        <w:rPr>
+          <w:rFonts w:cstheme="minorHAnsi"/>
+        </w:rPr>
+      </w:pPr>
+      <w:r>
+        <w:t xml:space="preserve">Maintainability — The system shall separate concerns using dedicated classes: DatabaseConnection for all JDBC logic, Theme for all visual styling, Genre enum for genre domain values, and one class per GUI form, so that changes to one module do not require modifications to others.</w:t>
+      </w:r>
+    </w:p>
+    <w:p>
+      <w:pPr>
+        <w:spacing w:before="120" w:after="120" w:line="240" w:lineRule="auto"/>
+        <w:jc w:val="both"/>
+        <w:rPr>
+          <w:rFonts w:cstheme="minorHAnsi"/>
+        </w:rPr>
+      </w:pPr>
+      <w:r>
+        <w:t xml:space="preserve">Usability — The system shall apply a consistent dark theme across all frames and provide immediate visual feedback for every user action (card selection border, JOptionPane confirmation/error dialogs), enabling a first-time user to complete core tasks — login, browse catalogue, rate a movie — without consulting documentation.</w:t>
+      </w:r>
+    </w:p>
+    <w:p>
+      <w:pPr>
+        <w:spacing w:before="120" w:after="120" w:line="240" w:lineRule="auto"/>
+        <w:jc w:val="both"/>
+        <w:rPr>
+          <w:rFonts w:cstheme="minorHAnsi"/>
+        </w:rPr>
+      </w:pPr>
+      <w:r>
+        <w:rPr>
+          <w:rFonts w:cstheme="minorHAnsi"/>
+        </w:rPr>
+      </w:r>
+      <w:r>
+        <w:rPr>
+          <w:rFonts w:cstheme="minorHAnsi"/>
+        </w:rPr>
+      </w:r>
+      <w:r>
+        <w:rPr>
+          <w:rFonts w:cstheme="minorHAnsi"/>
+        </w:rPr>
+      </w:r>
+      <w:r>
+        <w:rPr>
+          <w:rFonts w:cstheme="minorHAnsi"/>
+        </w:rPr>
+      </w:r>
+      <w:r>
+        <w:rPr>
+          <w:rFonts w:cstheme="minorHAnsi"/>
+        </w:rPr>
+      </w:r>
+      <w:r>
+        <w:rPr>
+          <w:rFonts w:cstheme="minorHAnsi"/>
+        </w:rPr>
+      </w:r>
+      <w:r>
+        <w:rPr>
+          <w:rFonts w:cstheme="minorHAnsi"/>
+        </w:rPr>
+      </w:r>
+      <w:r>
+        <w:rPr>
+          <w:rFonts w:cstheme="minorHAnsi"/>
+        </w:rPr>
+      </w:r>
+      <w:r>
+        <w:rPr>
+          <w:rFonts w:cstheme="minorHAnsi"/>
+        </w:rPr>
       </w:r>
     </w:p>
     <w:p>
@@ -4304,7 +4934,6 @@
         <w:rPr>
           <w:rFonts w:cstheme="minorHAnsi"/>
         </w:rPr>
-        <w:t>No explanation is needed here. Only complete the subsections.</w:t>
       </w:r>
     </w:p>
     <w:p>
@@ -4346,13 +4975,36 @@
         <w:rPr>
           <w:rFonts w:cstheme="minorHAnsi"/>
         </w:rPr>
-        <w:t>Write and describe each actor</w:t>
-      </w:r>
-      <w:r>
-        <w:rPr>
-          <w:rFonts w:cstheme="minorHAnsi"/>
-        </w:rPr>
-        <w:t xml:space="preserve"> that will interact with your system.</w:t>
+        <w:t>Adult User (UserType=1): A registered user with full system access. The Adult User can browse, search, and filter all movies in the catalogue; interact with any movie (rate, comment, mark watched, manage watchlist); add, edit, and delete movies; toggle parental restrictions; manage user accounts; moderate user-submitted interactions; and view system-wide analytics.</w:t>
+      </w:r>
+      <w:r>
+        <w:rPr>
+          <w:rFonts w:cstheme="minorHAnsi"/>
+        </w:rPr>
+      </w:r>
+    </w:p>
+    <w:p>
+      <w:pPr>
+        <w:spacing w:before="120" w:after="120" w:line="240" w:lineRule="auto"/>
+        <w:jc w:val="both"/>
+        <w:rPr>
+          <w:rFonts w:cstheme="minorHAnsi"/>
+        </w:rPr>
+      </w:pPr>
+      <w:r>
+        <w:t xml:space="preserve">Child User (UserType=2): A registered user with restricted access. The Child User can browse, search, and filter only family-safe (non-restricted) movies; interact with visible movies; view their personal watchlist and progress; and view approved family ratings. The Child User cannot access any administrative or moderation functionality.</w:t>
+      </w:r>
+    </w:p>
+    <w:p>
+      <w:pPr>
+        <w:spacing w:before="120" w:after="120" w:line="240" w:lineRule="auto"/>
+        <w:jc w:val="both"/>
+        <w:rPr>
+          <w:rFonts w:cstheme="minorHAnsi"/>
+        </w:rPr>
+      </w:pPr>
+      <w:r>
+        <w:t xml:space="preserve">MySQL Database: An external system actor representing the MySQL 8.0 MovieCritics database running on localhost:3306. It validates user credentials (UC02) and persists and returns all application data via SQL queries (UC15 and all other data-access use cases).</w:t>
       </w:r>
     </w:p>
     <w:p>
@@ -4397,49 +5049,102 @@
         <w:rPr>
           <w:rFonts w:cstheme="minorHAnsi"/>
         </w:rPr>
-        <w:t xml:space="preserve">Write </w:t>
-      </w:r>
-      <w:r>
-        <w:rPr>
-          <w:rFonts w:cstheme="minorHAnsi"/>
-        </w:rPr>
-        <w:t>2</w:t>
-      </w:r>
-      <w:r>
-        <w:rPr>
-          <w:rFonts w:cstheme="minorHAnsi"/>
-        </w:rPr>
-        <w:t xml:space="preserve"> sample</w:t>
-      </w:r>
-      <w:r>
-        <w:rPr>
-          <w:rFonts w:cstheme="minorHAnsi"/>
-        </w:rPr>
-        <w:t xml:space="preserve"> use case</w:t>
-      </w:r>
-      <w:r>
-        <w:rPr>
-          <w:rFonts w:cstheme="minorHAnsi"/>
-        </w:rPr>
-        <w:t xml:space="preserve"> scenarios </w:t>
-      </w:r>
-      <w:r>
-        <w:rPr>
-          <w:rFonts w:cstheme="minorHAnsi"/>
-        </w:rPr>
-        <w:t>that can occur in</w:t>
-      </w:r>
-      <w:r>
-        <w:rPr>
-          <w:rFonts w:cstheme="minorHAnsi"/>
-        </w:rPr>
-        <w:t xml:space="preserve"> your </w:t>
-      </w:r>
-      <w:r>
-        <w:rPr>
-          <w:rFonts w:cstheme="minorHAnsi"/>
-        </w:rPr>
-        <w:t>software application.</w:t>
+        <w:t>Scenario 1 — Child user discovers and rates a movie:</w:t>
+      </w:r>
+      <w:r>
+        <w:rPr>
+          <w:rFonts w:cstheme="minorHAnsi"/>
+        </w:rPr>
+      </w:r>
+      <w:r>
+        <w:rPr>
+          <w:rFonts w:cstheme="minorHAnsi"/>
+        </w:rPr>
+      </w:r>
+      <w:r>
+        <w:rPr>
+          <w:rFonts w:cstheme="minorHAnsi"/>
+        </w:rPr>
+      </w:r>
+      <w:r>
+        <w:rPr>
+          <w:rFonts w:cstheme="minorHAnsi"/>
+        </w:rPr>
+      </w:r>
+      <w:r>
+        <w:rPr>
+          <w:rFonts w:cstheme="minorHAnsi"/>
+        </w:rPr>
+      </w:r>
+      <w:r>
+        <w:rPr>
+          <w:rFonts w:cstheme="minorHAnsi"/>
+        </w:rPr>
+      </w:r>
+      <w:r>
+        <w:rPr>
+          <w:rFonts w:cstheme="minorHAnsi"/>
+        </w:rPr>
+      </w:r>
+    </w:p>
+    <w:p>
+      <w:pPr>
+        <w:pStyle w:val="ListeParagraf"/>
+        <w:spacing w:before="120" w:after="120" w:line="240" w:lineRule="auto"/>
+        <w:ind w:left="0"/>
+        <w:contextualSpacing w:val="0"/>
+        <w:jc w:val="both"/>
+        <w:rPr>
+          <w:rFonts w:cstheme="minorHAnsi"/>
+        </w:rPr>
+      </w:pPr>
+      <w:r>
+        <w:t xml:space="preserve">Emma logs into the MovieCritics System using her child account credentials. The system validates her username and password against the Users table, identifies UserType=2, and opens ChildFrame. The grid displays only family-safe movies (ParentalRestriction=FALSE). Emma scrolls through the cards, clicks "The Lion King" to select it (card border turns red), then double-clicks to open the detail dialog. After reading the synopsis she closes the dialog, clicks "Rate Movie", enters a score of 9, and receives a JOptionPane confirming her rating is pending approval. The next day her parent logs into the Adult dashboard, opens ModerationFrame, locates Emma's pending rating, and clicks Approve. Emma's rating now appears in the Family Ratings view for that movie.</w:t>
+      </w:r>
+    </w:p>
+    <w:p>
+      <w:pPr>
+        <w:pStyle w:val="ListeParagraf"/>
+        <w:spacing w:before="120" w:after="120" w:line="240" w:lineRule="auto"/>
+        <w:ind w:left="0"/>
+        <w:contextualSpacing w:val="0"/>
+        <w:jc w:val="both"/>
+        <w:rPr>
+          <w:rFonts w:cstheme="minorHAnsi"/>
+        </w:rPr>
+      </w:pPr>
+      <w:r>
+        <w:t xml:space="preserve"/>
+      </w:r>
+    </w:p>
+    <w:p>
+      <w:pPr>
+        <w:pStyle w:val="ListeParagraf"/>
+        <w:spacing w:before="120" w:after="120" w:line="240" w:lineRule="auto"/>
+        <w:ind w:left="0"/>
+        <w:contextualSpacing w:val="0"/>
+        <w:jc w:val="both"/>
+        <w:rPr>
+          <w:rFonts w:cstheme="minorHAnsi"/>
+        </w:rPr>
+      </w:pPr>
+      <w:r>
+        <w:t xml:space="preserve">Scenario 2 — Adult user adds a restricted movie and moderates content:</w:t>
+      </w:r>
+    </w:p>
+    <w:p>
+      <w:pPr>
+        <w:pStyle w:val="ListeParagraf"/>
+        <w:spacing w:before="120" w:after="120" w:line="240" w:lineRule="auto"/>
+        <w:ind w:left="0"/>
+        <w:contextualSpacing w:val="0"/>
+        <w:jc w:val="both"/>
+        <w:rPr>
+          <w:rFonts w:cstheme="minorHAnsi"/>
+        </w:rPr>
+      </w:pPr>
+      <w:r>
+        <w:t xml:space="preserve">James logs into the MovieCritics System with his adult account. AdultFrame loads the full movie catalogue. James clicks "Add Movie", which opens AddMovieForm and disables the parent frame. He fills in Title: "Deadpool &amp; Wolverine", selects Genre: "Action" from the combo box, enters Language: "English", sets ReleaseDate: 2024-07-26, Rating: 8, selects the director and lead actor from the combo boxes populated from the Persons table, and checks the ParentalRestriction checkbox. He clicks Save; the movie is inserted into the database, the form closes, and the adult catalogue grid refreshes showing the new card with a red RESTRICTED badge. James then opens ModerationFrame, reviews three pending child comments, approves two and rejects one with inappropriate content. The approved comments immediately become visible in the Family Ratings view.</w:t>
       </w:r>
     </w:p>
     <w:p>
@@ -4492,137 +5197,116 @@
         <w:rPr>
           <w:rFonts w:cstheme="minorHAnsi"/>
         </w:rPr>
-        <w:t>Prepare</w:t>
-      </w:r>
-      <w:r>
-        <w:rPr>
-          <w:rFonts w:cstheme="minorHAnsi"/>
-        </w:rPr>
-        <w:t xml:space="preserve"> the</w:t>
-      </w:r>
-      <w:r>
-        <w:rPr>
-          <w:rFonts w:cstheme="minorHAnsi"/>
-        </w:rPr>
-        <w:t xml:space="preserve"> </w:t>
+        <w:t>── COMPLETE USE CASE FORM 1 ──────────────────────────────────────────────</w:t>
+      </w:r>
+      <w:r>
+        <w:rPr>
+          <w:rFonts w:cstheme="minorHAnsi"/>
+        </w:rPr>
+      </w:r>
+      <w:r>
+        <w:rPr>
+          <w:rFonts w:cstheme="minorHAnsi"/>
+        </w:rPr>
       </w:r>
       <w:r>
         <w:rPr>
           <w:rFonts w:cstheme="minorHAnsi"/>
           <w:b/>
         </w:rPr>
-        <w:t>complete</w:t>
       </w:r>
       <w:r>
         <w:rPr>
           <w:rFonts w:cstheme="minorHAnsi"/>
           <w:b/>
         </w:rPr>
-        <w:t xml:space="preserve"> use case form</w:t>
       </w:r>
       <w:r>
         <w:rPr>
           <w:rFonts w:cstheme="minorHAnsi"/>
           <w:b/>
         </w:rPr>
-        <w:t>s</w:t>
-      </w:r>
-      <w:r>
-        <w:rPr>
-          <w:rFonts w:cstheme="minorHAnsi"/>
-        </w:rPr>
-        <w:t xml:space="preserve"> for </w:t>
-      </w:r>
-      <w:r>
-        <w:rPr>
-          <w:rFonts w:cstheme="minorHAnsi"/>
-        </w:rPr>
-        <w:t>3</w:t>
-      </w:r>
-      <w:r>
-        <w:rPr>
-          <w:rFonts w:cstheme="minorHAnsi"/>
-        </w:rPr>
-        <w:t xml:space="preserve"> </w:t>
-      </w:r>
-      <w:r>
-        <w:rPr>
-          <w:rFonts w:cstheme="minorHAnsi"/>
-        </w:rPr>
-        <w:t>use case</w:t>
-      </w:r>
-      <w:r>
-        <w:rPr>
-          <w:rFonts w:cstheme="minorHAnsi"/>
-        </w:rPr>
-        <w:t>s</w:t>
-      </w:r>
-      <w:r>
-        <w:rPr>
-          <w:rFonts w:cstheme="minorHAnsi"/>
-        </w:rPr>
-        <w:t xml:space="preserve"> </w:t>
-      </w:r>
-      <w:r>
-        <w:rPr>
-          <w:rFonts w:cstheme="minorHAnsi"/>
-        </w:rPr>
-        <w:t>that you will select</w:t>
-      </w:r>
-      <w:r>
-        <w:rPr>
-          <w:rFonts w:cstheme="minorHAnsi"/>
-        </w:rPr>
-        <w:t>.</w:t>
-      </w:r>
-      <w:r>
-        <w:rPr>
-          <w:rFonts w:cstheme="minorHAnsi"/>
-        </w:rPr>
-        <w:t xml:space="preserve"> For the rest of your use</w:t>
-      </w:r>
-      <w:r>
-        <w:rPr>
-          <w:rFonts w:cstheme="minorHAnsi"/>
-        </w:rPr>
-        <w:t xml:space="preserve"> cases</w:t>
-      </w:r>
-      <w:r>
-        <w:rPr>
-          <w:rFonts w:cstheme="minorHAnsi"/>
-        </w:rPr>
-        <w:t>, prepare</w:t>
-      </w:r>
-      <w:r>
-        <w:rPr>
-          <w:rFonts w:cstheme="minorHAnsi"/>
-        </w:rPr>
-        <w:t xml:space="preserve"> only</w:t>
-      </w:r>
-      <w:r>
-        <w:rPr>
-          <w:rFonts w:cstheme="minorHAnsi"/>
-        </w:rPr>
-        <w:t xml:space="preserve"> a </w:t>
+      </w:r>
+      <w:r>
+        <w:rPr>
+          <w:rFonts w:cstheme="minorHAnsi"/>
+        </w:rPr>
+      </w:r>
+      <w:r>
+        <w:rPr>
+          <w:rFonts w:cstheme="minorHAnsi"/>
+        </w:rPr>
+      </w:r>
+      <w:r>
+        <w:rPr>
+          <w:rFonts w:cstheme="minorHAnsi"/>
+        </w:rPr>
+      </w:r>
+      <w:r>
+        <w:rPr>
+          <w:rFonts w:cstheme="minorHAnsi"/>
+        </w:rPr>
+      </w:r>
+      <w:r>
+        <w:rPr>
+          <w:rFonts w:cstheme="minorHAnsi"/>
+        </w:rPr>
+      </w:r>
+      <w:r>
+        <w:rPr>
+          <w:rFonts w:cstheme="minorHAnsi"/>
+        </w:rPr>
+      </w:r>
+      <w:r>
+        <w:rPr>
+          <w:rFonts w:cstheme="minorHAnsi"/>
+        </w:rPr>
+      </w:r>
+      <w:r>
+        <w:rPr>
+          <w:rFonts w:cstheme="minorHAnsi"/>
+        </w:rPr>
+      </w:r>
+      <w:r>
+        <w:rPr>
+          <w:rFonts w:cstheme="minorHAnsi"/>
+        </w:rPr>
+      </w:r>
+      <w:r>
+        <w:rPr>
+          <w:rFonts w:cstheme="minorHAnsi"/>
+        </w:rPr>
+      </w:r>
+      <w:r>
+        <w:rPr>
+          <w:rFonts w:cstheme="minorHAnsi"/>
+        </w:rPr>
+      </w:r>
+      <w:r>
+        <w:rPr>
+          <w:rFonts w:cstheme="minorHAnsi"/>
+        </w:rPr>
+      </w:r>
+      <w:r>
+        <w:rPr>
+          <w:rFonts w:cstheme="minorHAnsi"/>
+        </w:rPr>
       </w:r>
       <w:r>
         <w:rPr>
           <w:rFonts w:cstheme="minorHAnsi"/>
           <w:b/>
         </w:rPr>
-        <w:t>basic use case form</w:t>
-      </w:r>
-      <w:r>
-        <w:rPr>
-          <w:rFonts w:cstheme="minorHAnsi"/>
-        </w:rPr>
-        <w:t>.</w:t>
-      </w:r>
-      <w:r>
-        <w:rPr>
-          <w:rFonts w:cstheme="minorHAnsi"/>
-        </w:rPr>
-        <w:t xml:space="preserve"> </w:t>
+      </w:r>
+      <w:r>
+        <w:rPr>
+          <w:rFonts w:cstheme="minorHAnsi"/>
+        </w:rPr>
+      </w:r>
+      <w:r>
+        <w:rPr>
+          <w:rFonts w:cstheme="minorHAnsi"/>
+        </w:rPr>
       </w:r>
       <w:r>
         <w:rPr>
@@ -4631,37 +5315,31 @@
           <w:bCs/>
           <w:u w:val="single"/>
         </w:rPr>
-        <w:t>Note:</w:t>
-      </w:r>
-      <w:r>
-        <w:rPr>
-          <w:rFonts w:cstheme="minorHAnsi"/>
-        </w:rPr>
-        <w:t xml:space="preserve"> Do not use the scenario</w:t>
-      </w:r>
-      <w:r>
-        <w:rPr>
-          <w:rFonts w:cstheme="minorHAnsi"/>
-        </w:rPr>
-        <w:t>s written in the previous section</w:t>
-      </w:r>
-      <w:r>
-        <w:rPr>
-          <w:rFonts w:cstheme="minorHAnsi"/>
-        </w:rPr>
-        <w:t xml:space="preserve"> exactly the same as a normal course of a</w:t>
-      </w:r>
-      <w:r>
-        <w:rPr>
-          <w:rFonts w:cstheme="minorHAnsi"/>
-        </w:rPr>
-        <w:t>ny</w:t>
-      </w:r>
-      <w:r>
-        <w:rPr>
-          <w:rFonts w:cstheme="minorHAnsi"/>
-        </w:rPr>
-        <w:t xml:space="preserve"> use case.</w:t>
+      </w:r>
+      <w:r>
+        <w:rPr>
+          <w:rFonts w:cstheme="minorHAnsi"/>
+        </w:rPr>
+      </w:r>
+      <w:r>
+        <w:rPr>
+          <w:rFonts w:cstheme="minorHAnsi"/>
+        </w:rPr>
+      </w:r>
+      <w:r>
+        <w:rPr>
+          <w:rFonts w:cstheme="minorHAnsi"/>
+        </w:rPr>
+      </w:r>
+      <w:r>
+        <w:rPr>
+          <w:rFonts w:cstheme="minorHAnsi"/>
+        </w:rPr>
+      </w:r>
+      <w:r>
+        <w:rPr>
+          <w:rFonts w:cstheme="minorHAnsi"/>
+        </w:rPr>
       </w:r>
       <w:bookmarkStart w:id="15" w:name="_GoBack"/>
       <w:bookmarkEnd w:id="15"/>
@@ -4675,144 +5353,2521 @@
         </w:rPr>
       </w:pPr>
       <w:r>
+        <w:t xml:space="preserve">Use Case Name: Login (UC01)</w:t>
+      </w:r>
+    </w:p>
+    <w:p>
+      <w:pPr>
+        <w:spacing w:before="120" w:after="120" w:line="240" w:lineRule="auto"/>
+        <w:jc w:val="both"/>
+        <w:rPr>
+          <w:rFonts w:cstheme="minorHAnsi"/>
+        </w:rPr>
+      </w:pPr>
+      <w:r>
+        <w:t xml:space="preserve">Participating Actors: Adult User, Child User, MySQL Database</w:t>
+      </w:r>
+    </w:p>
+    <w:p>
+      <w:pPr>
+        <w:spacing w:before="120" w:after="120" w:line="240" w:lineRule="auto"/>
+        <w:jc w:val="both"/>
+        <w:rPr>
+          <w:rFonts w:cstheme="minorHAnsi"/>
+        </w:rPr>
+      </w:pPr>
+      <w:r>
+        <w:t xml:space="preserve">Description: A registered user provides their username and password. The system validates the credentials against the Users table and, if valid, opens the appropriate dashboard based on the user's UserType.</w:t>
+      </w:r>
+    </w:p>
+    <w:p>
+      <w:pPr>
+        <w:spacing w:before="120" w:after="120" w:line="240" w:lineRule="auto"/>
+        <w:jc w:val="both"/>
+        <w:rPr>
+          <w:rFonts w:cstheme="minorHAnsi"/>
+        </w:rPr>
+      </w:pPr>
+      <w:r>
+        <w:t xml:space="preserve">Trigger: The user clicks the Login ("Enter") button on the LoginPage.</w:t>
+      </w:r>
+    </w:p>
+    <w:p>
+      <w:pPr>
+        <w:spacing w:before="120" w:after="120" w:line="240" w:lineRule="auto"/>
+        <w:jc w:val="both"/>
+        <w:rPr>
+          <w:rFonts w:cstheme="minorHAnsi"/>
+        </w:rPr>
+      </w:pPr>
+      <w:r>
+        <w:t xml:space="preserve">Preconditions: The MySQL MovieCritics database is running and reachable on localhost:3306. The user has a valid account in the Users table.</w:t>
+      </w:r>
+    </w:p>
+    <w:p>
+      <w:pPr>
+        <w:spacing w:before="120" w:after="120" w:line="240" w:lineRule="auto"/>
+        <w:jc w:val="both"/>
+        <w:rPr>
+          <w:rFonts w:cstheme="minorHAnsi"/>
+        </w:rPr>
+      </w:pPr>
+      <w:r>
+        <w:t xml:space="preserve">Normal Course (Flow of Events):</w:t>
+      </w:r>
+    </w:p>
+    <w:p>
+      <w:pPr>
+        <w:spacing w:before="120" w:after="120" w:line="240" w:lineRule="auto"/>
+        <w:jc w:val="both"/>
+        <w:rPr>
+          <w:rFonts w:cstheme="minorHAnsi"/>
+        </w:rPr>
+      </w:pPr>
+      <w:r>
+        <w:t xml:space="preserve">  1. User launches the application; LoginPage opens.</w:t>
+      </w:r>
+    </w:p>
+    <w:p>
+      <w:pPr>
+        <w:spacing w:before="120" w:after="120" w:line="240" w:lineRule="auto"/>
+        <w:jc w:val="both"/>
+        <w:rPr>
+          <w:rFonts w:cstheme="minorHAnsi"/>
+        </w:rPr>
+      </w:pPr>
+      <w:r>
+        <w:t xml:space="preserve">  2. User enters username and password in the respective text fields.</w:t>
+      </w:r>
+    </w:p>
+    <w:p>
+      <w:pPr>
+        <w:spacing w:before="120" w:after="120" w:line="240" w:lineRule="auto"/>
+        <w:jc w:val="both"/>
+        <w:rPr>
+          <w:rFonts w:cstheme="minorHAnsi"/>
+        </w:rPr>
+      </w:pPr>
+      <w:r>
+        <w:t xml:space="preserve">  3. User clicks the Login button.</w:t>
+      </w:r>
+    </w:p>
+    <w:p>
+      <w:pPr>
+        <w:spacing w:before="120" w:after="120" w:line="240" w:lineRule="auto"/>
+        <w:jc w:val="both"/>
+        <w:rPr>
+          <w:rFonts w:cstheme="minorHAnsi"/>
+        </w:rPr>
+      </w:pPr>
+      <w:r>
+        <w:t xml:space="preserve">  4. System opens a JDBC connection via DatabaseConnection.connect().</w:t>
+      </w:r>
+    </w:p>
+    <w:p>
+      <w:pPr>
+        <w:spacing w:before="120" w:after="120" w:line="240" w:lineRule="auto"/>
+        <w:jc w:val="both"/>
+        <w:rPr>
+          <w:rFonts w:cstheme="minorHAnsi"/>
+        </w:rPr>
+      </w:pPr>
+      <w:r>
+        <w:t xml:space="preserve">  5. System executes: SELECT * FROM Users WHERE Username=? AND Password=?</w:t>
+      </w:r>
+    </w:p>
+    <w:p>
+      <w:pPr>
+        <w:spacing w:before="120" w:after="120" w:line="240" w:lineRule="auto"/>
+        <w:jc w:val="both"/>
+        <w:rPr>
+          <w:rFonts w:cstheme="minorHAnsi"/>
+        </w:rPr>
+      </w:pPr>
+      <w:r>
+        <w:t xml:space="preserve">  6. Database returns a result set with the matching user row.</w:t>
+      </w:r>
+    </w:p>
+    <w:p>
+      <w:pPr>
+        <w:spacing w:before="120" w:after="120" w:line="240" w:lineRule="auto"/>
+        <w:jc w:val="both"/>
+        <w:rPr>
+          <w:rFonts w:cstheme="minorHAnsi"/>
+        </w:rPr>
+      </w:pPr>
+      <w:r>
+        <w:t xml:space="preserve">  7. System reads UserId and UserType from the result set.</w:t>
+      </w:r>
+    </w:p>
+    <w:p>
+      <w:pPr>
+        <w:spacing w:before="120" w:after="120" w:line="240" w:lineRule="auto"/>
+        <w:jc w:val="both"/>
+        <w:rPr>
+          <w:rFonts w:cstheme="minorHAnsi"/>
+        </w:rPr>
+      </w:pPr>
+      <w:r>
+        <w:t xml:space="preserve">  8. If UserType=1: System creates a new AdultFrame(userId), loads genres and movie cards, applies Theme, and makes it visible.</w:t>
+      </w:r>
+    </w:p>
+    <w:p>
+      <w:pPr>
+        <w:spacing w:before="120" w:after="120" w:line="240" w:lineRule="auto"/>
+        <w:jc w:val="both"/>
+        <w:rPr>
+          <w:rFonts w:cstheme="minorHAnsi"/>
+        </w:rPr>
+      </w:pPr>
+      <w:r>
+        <w:t xml:space="preserve">  9. If UserType=2: System creates a new ChildFrame(userId), loads family-safe genres and cards, applies Theme, and makes it visible.</w:t>
+      </w:r>
+    </w:p>
+    <w:p>
+      <w:pPr>
+        <w:spacing w:before="120" w:after="120" w:line="240" w:lineRule="auto"/>
+        <w:jc w:val="both"/>
+        <w:rPr>
+          <w:rFonts w:cstheme="minorHAnsi"/>
+        </w:rPr>
+      </w:pPr>
+      <w:r>
+        <w:t xml:space="preserve"> 10. LoginPage displays "Login Successful!" in green and disposes itself.</w:t>
+      </w:r>
+    </w:p>
+    <w:p>
+      <w:pPr>
+        <w:spacing w:before="120" w:after="120" w:line="240" w:lineRule="auto"/>
+        <w:jc w:val="both"/>
+        <w:rPr>
+          <w:rFonts w:cstheme="minorHAnsi"/>
+        </w:rPr>
+      </w:pPr>
+      <w:r>
+        <w:t xml:space="preserve">Alternative Course A — Invalid credentials:</w:t>
+      </w:r>
+    </w:p>
+    <w:p>
+      <w:pPr>
+        <w:spacing w:before="120" w:after="120" w:line="240" w:lineRule="auto"/>
+        <w:jc w:val="both"/>
+        <w:rPr>
+          <w:rFonts w:cstheme="minorHAnsi"/>
+        </w:rPr>
+      </w:pPr>
+      <w:r>
+        <w:t xml:space="preserve">  5a. The result set is empty.</w:t>
+      </w:r>
+    </w:p>
+    <w:p>
+      <w:pPr>
+        <w:spacing w:before="120" w:after="120" w:line="240" w:lineRule="auto"/>
+        <w:jc w:val="both"/>
+        <w:rPr>
+          <w:rFonts w:cstheme="minorHAnsi"/>
+        </w:rPr>
+      </w:pPr>
+      <w:r>
+        <w:t xml:space="preserve">  6a. System sets the InvisibleLabel text to "Wrong password or name" in red.</w:t>
+      </w:r>
+    </w:p>
+    <w:p>
+      <w:pPr>
+        <w:spacing w:before="120" w:after="120" w:line="240" w:lineRule="auto"/>
+        <w:jc w:val="both"/>
+        <w:rPr>
+          <w:rFonts w:cstheme="minorHAnsi"/>
+        </w:rPr>
+      </w:pPr>
+      <w:r>
+        <w:t xml:space="preserve">  7a. LoginPage remains open for another attempt.</w:t>
+      </w:r>
+    </w:p>
+    <w:p>
+      <w:pPr>
+        <w:spacing w:before="120" w:after="120" w:line="240" w:lineRule="auto"/>
+        <w:jc w:val="both"/>
+        <w:rPr>
+          <w:rFonts w:cstheme="minorHAnsi"/>
+        </w:rPr>
+      </w:pPr>
+      <w:r>
+        <w:t xml:space="preserve">Alternative Course B — Database unreachable:</w:t>
+      </w:r>
+    </w:p>
+    <w:p>
+      <w:pPr>
+        <w:spacing w:before="120" w:after="120" w:line="240" w:lineRule="auto"/>
+        <w:jc w:val="both"/>
+        <w:rPr>
+          <w:rFonts w:cstheme="minorHAnsi"/>
+        </w:rPr>
+      </w:pPr>
+      <w:r>
+        <w:t xml:space="preserve">  4a. DatabaseConnection.connect() throws a SQLException.</w:t>
+      </w:r>
+    </w:p>
+    <w:p>
+      <w:pPr>
+        <w:spacing w:before="120" w:after="120" w:line="240" w:lineRule="auto"/>
+        <w:jc w:val="both"/>
+        <w:rPr>
+          <w:rFonts w:cstheme="minorHAnsi"/>
+        </w:rPr>
+      </w:pPr>
+      <w:r>
+        <w:t xml:space="preserve">  5a. System displays a JOptionPane error message.</w:t>
+      </w:r>
+    </w:p>
+    <w:p>
+      <w:pPr>
+        <w:spacing w:before="120" w:after="120" w:line="240" w:lineRule="auto"/>
+        <w:jc w:val="both"/>
+        <w:rPr>
+          <w:rFonts w:cstheme="minorHAnsi"/>
+        </w:rPr>
+      </w:pPr>
+      <w:r>
+        <w:t xml:space="preserve">  6a. LoginPage remains open.</w:t>
+      </w:r>
+    </w:p>
+    <w:p>
+      <w:pPr>
+        <w:spacing w:before="120" w:after="120" w:line="240" w:lineRule="auto"/>
+        <w:jc w:val="both"/>
+        <w:rPr>
+          <w:rFonts w:cstheme="minorHAnsi"/>
+        </w:rPr>
+      </w:pPr>
+      <w:r>
+        <w:t xml:space="preserve">Postconditions (success): The user is authenticated and the appropriate dashboard is displayed. LoginPage is disposed.</w:t>
+      </w:r>
+    </w:p>
+    <w:p>
+      <w:pPr>
+        <w:spacing w:before="120" w:after="120" w:line="240" w:lineRule="auto"/>
+        <w:jc w:val="both"/>
+        <w:rPr>
+          <w:rFonts w:cstheme="minorHAnsi"/>
+        </w:rPr>
+      </w:pPr>
+      <w:r>
+        <w:t xml:space="preserve">Postconditions (failure): LoginPage remains open; no session is created.</w:t>
+      </w:r>
+    </w:p>
+    <w:p>
+      <w:pPr>
+        <w:spacing w:before="120" w:after="120" w:line="240" w:lineRule="auto"/>
+        <w:jc w:val="both"/>
+        <w:rPr>
+          <w:rFonts w:cstheme="minorHAnsi"/>
+        </w:rPr>
+      </w:pPr>
+      <w:r>
+        <w:t xml:space="preserve"/>
+      </w:r>
+    </w:p>
+    <w:p>
+      <w:pPr>
+        <w:spacing w:before="120" w:after="120" w:line="240" w:lineRule="auto"/>
+        <w:jc w:val="both"/>
+        <w:rPr>
+          <w:rFonts w:cstheme="minorHAnsi"/>
+        </w:rPr>
+      </w:pPr>
+      <w:r>
+        <w:t xml:space="preserve">── COMPLETE USE CASE FORM 2 ──────────────────────────────────────────────</w:t>
+      </w:r>
+    </w:p>
+    <w:p>
+      <w:pPr>
+        <w:spacing w:before="120" w:after="120" w:line="240" w:lineRule="auto"/>
+        <w:jc w:val="both"/>
+        <w:rPr>
+          <w:rFonts w:cstheme="minorHAnsi"/>
+        </w:rPr>
+      </w:pPr>
+      <w:r>
+        <w:t xml:space="preserve">Use Case Name: Add Movie (UC16)</w:t>
+      </w:r>
+    </w:p>
+    <w:p>
+      <w:pPr>
+        <w:spacing w:before="120" w:after="120" w:line="240" w:lineRule="auto"/>
+        <w:jc w:val="both"/>
+        <w:rPr>
+          <w:rFonts w:cstheme="minorHAnsi"/>
+        </w:rPr>
+      </w:pPr>
+      <w:r>
+        <w:t xml:space="preserve">Participating Actors: Adult User, MySQL Database</w:t>
+      </w:r>
+    </w:p>
+    <w:p>
+      <w:pPr>
+        <w:spacing w:before="120" w:after="120" w:line="240" w:lineRule="auto"/>
+        <w:jc w:val="both"/>
+        <w:rPr>
+          <w:rFonts w:cstheme="minorHAnsi"/>
+        </w:rPr>
+      </w:pPr>
+      <w:r>
+        <w:t xml:space="preserve">Description: An authenticated adult user opens AddMovieForm, fills in all required movie details, and saves a new movie record to the Movies table.</w:t>
+      </w:r>
+    </w:p>
+    <w:p>
+      <w:pPr>
+        <w:spacing w:before="120" w:after="120" w:line="240" w:lineRule="auto"/>
+        <w:jc w:val="both"/>
+        <w:rPr>
+          <w:rFonts w:cstheme="minorHAnsi"/>
+        </w:rPr>
+      </w:pPr>
+      <w:r>
+        <w:t xml:space="preserve">Trigger: The adult user clicks the "Add Movie" button on AdultFrame.</w:t>
+      </w:r>
+    </w:p>
+    <w:p>
+      <w:pPr>
+        <w:spacing w:before="120" w:after="120" w:line="240" w:lineRule="auto"/>
+        <w:jc w:val="both"/>
+        <w:rPr>
+          <w:rFonts w:cstheme="minorHAnsi"/>
+        </w:rPr>
+      </w:pPr>
+      <w:r>
+        <w:t xml:space="preserve">Preconditions: The user is authenticated as an Adult (UserType=1). The MySQL database is accessible.</w:t>
+      </w:r>
+    </w:p>
+    <w:p>
+      <w:pPr>
+        <w:spacing w:before="120" w:after="120" w:line="240" w:lineRule="auto"/>
+        <w:jc w:val="both"/>
+        <w:rPr>
+          <w:rFonts w:cstheme="minorHAnsi"/>
+        </w:rPr>
+      </w:pPr>
+      <w:r>
+        <w:t xml:space="preserve">Normal Course (Flow of Events):</w:t>
+      </w:r>
+    </w:p>
+    <w:p>
+      <w:pPr>
+        <w:spacing w:before="120" w:after="120" w:line="240" w:lineRule="auto"/>
+        <w:jc w:val="both"/>
+        <w:rPr>
+          <w:rFonts w:cstheme="minorHAnsi"/>
+        </w:rPr>
+      </w:pPr>
+      <w:r>
+        <w:t xml:space="preserve">  1. Adult User clicks "Add Movie" on AdultFrame.</w:t>
+      </w:r>
+    </w:p>
+    <w:p>
+      <w:pPr>
+        <w:spacing w:before="120" w:after="120" w:line="240" w:lineRule="auto"/>
+        <w:jc w:val="both"/>
+        <w:rPr>
+          <w:rFonts w:cstheme="minorHAnsi"/>
+        </w:rPr>
+      </w:pPr>
+      <w:r>
+        <w:t xml:space="preserve">  2. AdultFrame disables itself (setEnabled(false)) to prevent interaction.</w:t>
+      </w:r>
+    </w:p>
+    <w:p>
+      <w:pPr>
+        <w:spacing w:before="120" w:after="120" w:line="240" w:lineRule="auto"/>
+        <w:jc w:val="both"/>
+        <w:rPr>
+          <w:rFonts w:cstheme="minorHAnsi"/>
+        </w:rPr>
+      </w:pPr>
+      <w:r>
+        <w:t xml:space="preserve">  3. System creates AddMovieForm(parentFrame), calls initComponents().</w:t>
+      </w:r>
+    </w:p>
+    <w:p>
+      <w:pPr>
+        <w:spacing w:before="120" w:after="120" w:line="240" w:lineRule="auto"/>
+        <w:jc w:val="both"/>
+        <w:rPr>
+          <w:rFonts w:cstheme="minorHAnsi"/>
+        </w:rPr>
+      </w:pPr>
+      <w:r>
+        <w:t xml:space="preserve">  4. System populates genreCombo from Genre.values() enum.</w:t>
+      </w:r>
+    </w:p>
+    <w:p>
+      <w:pPr>
+        <w:spacing w:before="120" w:after="120" w:line="240" w:lineRule="auto"/>
+        <w:jc w:val="both"/>
+        <w:rPr>
+          <w:rFonts w:cstheme="minorHAnsi"/>
+        </w:rPr>
+      </w:pPr>
+      <w:r>
+        <w:t xml:space="preserve">  5. System queries Persons table and populates directorCombo, leadingActorCombo, supportingActorCombo.</w:t>
+      </w:r>
+    </w:p>
+    <w:p>
+      <w:pPr>
+        <w:spacing w:before="120" w:after="120" w:line="240" w:lineRule="auto"/>
+        <w:jc w:val="both"/>
+        <w:rPr>
+          <w:rFonts w:cstheme="minorHAnsi"/>
+        </w:rPr>
+      </w:pPr>
+      <w:r>
+        <w:t xml:space="preserve">  6. System applies Theme.applyToSub(this) and makes form visible.</w:t>
+      </w:r>
+    </w:p>
+    <w:p>
+      <w:pPr>
+        <w:spacing w:before="120" w:after="120" w:line="240" w:lineRule="auto"/>
+        <w:jc w:val="both"/>
+        <w:rPr>
+          <w:rFonts w:cstheme="minorHAnsi"/>
+        </w:rPr>
+      </w:pPr>
+      <w:r>
+        <w:t xml:space="preserve">  7. Adult User fills in: Title, Genre (combo), Language, ReleaseDate (YYYY-MM-DD), Rating (1-10), Country, Poster filename, About text, Comments text, Director, Lead Actor, Supporting Actor, and optionally checks ParentalRestriction.</w:t>
+      </w:r>
+    </w:p>
+    <w:p>
+      <w:pPr>
+        <w:spacing w:before="120" w:after="120" w:line="240" w:lineRule="auto"/>
+        <w:jc w:val="both"/>
+        <w:rPr>
+          <w:rFonts w:cstheme="minorHAnsi"/>
+        </w:rPr>
+      </w:pPr>
+      <w:r>
+        <w:t xml:space="preserve">  8. Adult User clicks Save.</w:t>
+      </w:r>
+    </w:p>
+    <w:p>
+      <w:pPr>
+        <w:spacing w:before="120" w:after="120" w:line="240" w:lineRule="auto"/>
+        <w:jc w:val="both"/>
+        <w:rPr>
+          <w:rFonts w:cstheme="minorHAnsi"/>
+        </w:rPr>
+      </w:pPr>
+      <w:r>
+        <w:t xml:space="preserve">  9. System validates: Title not empty, Genre selected, Language not empty, ReleaseDate parseable as java.sql.Date, Rating is integer between 1 and 10.</w:t>
+      </w:r>
+    </w:p>
+    <w:p>
+      <w:pPr>
+        <w:spacing w:before="120" w:after="120" w:line="240" w:lineRule="auto"/>
+        <w:jc w:val="both"/>
+        <w:rPr>
+          <w:rFonts w:cstheme="minorHAnsi"/>
+        </w:rPr>
+      </w:pPr>
+      <w:r>
+        <w:t xml:space="preserve"> 10. System executes INSERT INTO Movies(...) VALUES(?) with 13 parameters.</w:t>
+      </w:r>
+    </w:p>
+    <w:p>
+      <w:pPr>
+        <w:spacing w:before="120" w:after="120" w:line="240" w:lineRule="auto"/>
+        <w:jc w:val="both"/>
+        <w:rPr>
+          <w:rFonts w:cstheme="minorHAnsi"/>
+        </w:rPr>
+      </w:pPr>
+      <w:r>
+        <w:t xml:space="preserve"> 11. Database confirms 1 row inserted.</w:t>
+      </w:r>
+    </w:p>
+    <w:p>
+      <w:pPr>
+        <w:spacing w:before="120" w:after="120" w:line="240" w:lineRule="auto"/>
+        <w:jc w:val="both"/>
+        <w:rPr>
+          <w:rFonts w:cstheme="minorHAnsi"/>
+        </w:rPr>
+      </w:pPr>
+      <w:r>
+        <w:t xml:space="preserve"> 12. System shows JOptionPane "Movie Added!" and disposes AddMovieForm.</w:t>
+      </w:r>
+    </w:p>
+    <w:p>
+      <w:pPr>
+        <w:spacing w:before="120" w:after="120" w:line="240" w:lineRule="auto"/>
+        <w:jc w:val="both"/>
+        <w:rPr>
+          <w:rFonts w:cstheme="minorHAnsi"/>
+        </w:rPr>
+      </w:pPr>
+      <w:r>
+        <w:t xml:space="preserve"> 13. windowClosed event re-enables AdultFrame and calls loadMovieCards() to refresh the grid.</w:t>
+      </w:r>
+    </w:p>
+    <w:p>
+      <w:pPr>
+        <w:spacing w:before="120" w:after="120" w:line="240" w:lineRule="auto"/>
+        <w:jc w:val="both"/>
+        <w:rPr>
+          <w:rFonts w:cstheme="minorHAnsi"/>
+        </w:rPr>
+      </w:pPr>
+      <w:r>
+        <w:t xml:space="preserve">Alternative Course A — Validation failure:</w:t>
+      </w:r>
+    </w:p>
+    <w:p>
+      <w:pPr>
+        <w:spacing w:before="120" w:after="120" w:line="240" w:lineRule="auto"/>
+        <w:jc w:val="both"/>
+        <w:rPr>
+          <w:rFonts w:cstheme="minorHAnsi"/>
+        </w:rPr>
+      </w:pPr>
+      <w:r>
+        <w:t xml:space="preserve">  9a. A required field is empty or ReleaseDate/Rating format is invalid.</w:t>
+      </w:r>
+    </w:p>
+    <w:p>
+      <w:pPr>
+        <w:spacing w:before="120" w:after="120" w:line="240" w:lineRule="auto"/>
+        <w:jc w:val="both"/>
+        <w:rPr>
+          <w:rFonts w:cstheme="minorHAnsi"/>
+        </w:rPr>
+      </w:pPr>
+      <w:r>
+        <w:t xml:space="preserve"> 10a. System shows a descriptive JOptionPane error and returns focus to the form without closing.</w:t>
+      </w:r>
+    </w:p>
+    <w:p>
+      <w:pPr>
+        <w:spacing w:before="120" w:after="120" w:line="240" w:lineRule="auto"/>
+        <w:jc w:val="both"/>
+        <w:rPr>
+          <w:rFonts w:cstheme="minorHAnsi"/>
+        </w:rPr>
+      </w:pPr>
+      <w:r>
+        <w:t xml:space="preserve">Alternative Course B — Database error on insert:</w:t>
+      </w:r>
+    </w:p>
+    <w:p>
+      <w:pPr>
+        <w:spacing w:before="120" w:after="120" w:line="240" w:lineRule="auto"/>
+        <w:jc w:val="both"/>
+        <w:rPr>
+          <w:rFonts w:cstheme="minorHAnsi"/>
+        </w:rPr>
+      </w:pPr>
+      <w:r>
+        <w:t xml:space="preserve"> 10b. SQL exception is caught; system shows JOptionPane with the error message; form stays open.</w:t>
+      </w:r>
+    </w:p>
+    <w:p>
+      <w:pPr>
+        <w:spacing w:before="120" w:after="120" w:line="240" w:lineRule="auto"/>
+        <w:jc w:val="both"/>
+        <w:rPr>
+          <w:rFonts w:cstheme="minorHAnsi"/>
+        </w:rPr>
+      </w:pPr>
+      <w:r>
+        <w:t xml:space="preserve">Postconditions (success): A new movie record exists in the Movies table; the AdultFrame grid is refreshed and shows the new card.</w:t>
+      </w:r>
+    </w:p>
+    <w:p>
+      <w:pPr>
+        <w:spacing w:before="120" w:after="120" w:line="240" w:lineRule="auto"/>
+        <w:jc w:val="both"/>
+        <w:rPr>
+          <w:rFonts w:cstheme="minorHAnsi"/>
+        </w:rPr>
+      </w:pPr>
+      <w:r>
+        <w:t xml:space="preserve">Postconditions (failure): No record is inserted; AddMovieForm remains open.</w:t>
+      </w:r>
+    </w:p>
+    <w:p>
+      <w:pPr>
+        <w:spacing w:before="120" w:after="120" w:line="240" w:lineRule="auto"/>
+        <w:jc w:val="both"/>
+        <w:rPr>
+          <w:rFonts w:cstheme="minorHAnsi"/>
+        </w:rPr>
+      </w:pPr>
+      <w:r>
+        <w:t xml:space="preserve"/>
+      </w:r>
+    </w:p>
+    <w:p>
+      <w:pPr>
+        <w:spacing w:before="120" w:after="120" w:line="240" w:lineRule="auto"/>
+        <w:jc w:val="both"/>
+        <w:rPr>
+          <w:rFonts w:cstheme="minorHAnsi"/>
+        </w:rPr>
+      </w:pPr>
+      <w:r>
+        <w:t xml:space="preserve">── COMPLETE USE CASE FORM 3 ──────────────────────────────────────────────</w:t>
+      </w:r>
+    </w:p>
+    <w:p>
+      <w:pPr>
+        <w:spacing w:before="120" w:after="120" w:line="240" w:lineRule="auto"/>
+        <w:jc w:val="both"/>
+        <w:rPr>
+          <w:rFonts w:cstheme="minorHAnsi"/>
+        </w:rPr>
+      </w:pPr>
+      <w:r>
+        <w:t xml:space="preserve">Use Case Name: Moderate Comments (UC21)</w:t>
+      </w:r>
+    </w:p>
+    <w:p>
+      <w:pPr>
+        <w:spacing w:before="120" w:after="120" w:line="240" w:lineRule="auto"/>
+        <w:jc w:val="both"/>
+        <w:rPr>
+          <w:rFonts w:cstheme="minorHAnsi"/>
+        </w:rPr>
+      </w:pPr>
+      <w:r>
+        <w:t xml:space="preserve">Participating Actors: Adult User, MySQL Database</w:t>
+      </w:r>
+    </w:p>
+    <w:p>
+      <w:pPr>
+        <w:spacing w:before="120" w:after="120" w:line="240" w:lineRule="auto"/>
+        <w:jc w:val="both"/>
+        <w:rPr>
+          <w:rFonts w:cstheme="minorHAnsi"/>
+        </w:rPr>
+      </w:pPr>
+      <w:r>
+        <w:t xml:space="preserve">Description: An authenticated adult user opens ModerationFrame, reviews pending user interactions (ratings and comments), and approves or rejects them, updating their Status in UserMovieInteractions.</w:t>
+      </w:r>
+    </w:p>
+    <w:p>
+      <w:pPr>
+        <w:spacing w:before="120" w:after="120" w:line="240" w:lineRule="auto"/>
+        <w:jc w:val="both"/>
+        <w:rPr>
+          <w:rFonts w:cstheme="minorHAnsi"/>
+        </w:rPr>
+      </w:pPr>
+      <w:r>
+        <w:t xml:space="preserve">Trigger: The adult user clicks the "Moderate Content" button on AdultFrame.</w:t>
+      </w:r>
+    </w:p>
+    <w:p>
+      <w:pPr>
+        <w:spacing w:before="120" w:after="120" w:line="240" w:lineRule="auto"/>
+        <w:jc w:val="both"/>
+        <w:rPr>
+          <w:rFonts w:cstheme="minorHAnsi"/>
+        </w:rPr>
+      </w:pPr>
+      <w:r>
+        <w:t xml:space="preserve">Preconditions: The user is authenticated as an Adult (UserType=1). The MySQL database is accessible.</w:t>
+      </w:r>
+    </w:p>
+    <w:p>
+      <w:pPr>
+        <w:spacing w:before="120" w:after="120" w:line="240" w:lineRule="auto"/>
+        <w:jc w:val="both"/>
+        <w:rPr>
+          <w:rFonts w:cstheme="minorHAnsi"/>
+        </w:rPr>
+      </w:pPr>
+      <w:r>
+        <w:t xml:space="preserve">Normal Course (Flow of Events):</w:t>
+      </w:r>
+    </w:p>
+    <w:p>
+      <w:pPr>
+        <w:spacing w:before="120" w:after="120" w:line="240" w:lineRule="auto"/>
+        <w:jc w:val="both"/>
+        <w:rPr>
+          <w:rFonts w:cstheme="minorHAnsi"/>
+        </w:rPr>
+      </w:pPr>
+      <w:r>
+        <w:t xml:space="preserve">  1. Adult User clicks "Moderate Content" on AdultFrame.</w:t>
+      </w:r>
+    </w:p>
+    <w:p>
+      <w:pPr>
+        <w:spacing w:before="120" w:after="120" w:line="240" w:lineRule="auto"/>
+        <w:jc w:val="both"/>
+        <w:rPr>
+          <w:rFonts w:cstheme="minorHAnsi"/>
+        </w:rPr>
+      </w:pPr>
+      <w:r>
+        <w:t xml:space="preserve">  2. AdultFrame disables itself.</w:t>
+      </w:r>
+    </w:p>
+    <w:p>
+      <w:pPr>
+        <w:spacing w:before="120" w:after="120" w:line="240" w:lineRule="auto"/>
+        <w:jc w:val="both"/>
+        <w:rPr>
+          <w:rFonts w:cstheme="minorHAnsi"/>
+        </w:rPr>
+      </w:pPr>
+      <w:r>
+        <w:t xml:space="preserve">  3. System creates ModerationFrame(parentFrame), initialises JTable with columns: InteractionID (hidden), Username, Movie Title, Rating, Comment, Status.</w:t>
+      </w:r>
+    </w:p>
+    <w:p>
+      <w:pPr>
+        <w:spacing w:before="120" w:after="120" w:line="240" w:lineRule="auto"/>
+        <w:jc w:val="both"/>
+        <w:rPr>
+          <w:rFonts w:cstheme="minorHAnsi"/>
+        </w:rPr>
+      </w:pPr>
+      <w:r>
+        <w:t xml:space="preserve">  4. System calls loadInteractions(), querying: SELECT i.InteractionID, u.Username, m.Title, i.Rating, i.Comment, i.Status FROM UserMovieInteractions i JOIN Users u JOIN Movies m ORDER BY FIELD(i.Status, 'pending','approved','rejected').</w:t>
+      </w:r>
+    </w:p>
+    <w:p>
+      <w:pPr>
+        <w:spacing w:before="120" w:after="120" w:line="240" w:lineRule="auto"/>
+        <w:jc w:val="both"/>
+        <w:rPr>
+          <w:rFonts w:cstheme="minorHAnsi"/>
+        </w:rPr>
+      </w:pPr>
+      <w:r>
+        <w:t xml:space="preserve">  5. Table is populated; pending rows appear first.</w:t>
+      </w:r>
+    </w:p>
+    <w:p>
+      <w:pPr>
+        <w:spacing w:before="120" w:after="120" w:line="240" w:lineRule="auto"/>
+        <w:jc w:val="both"/>
+        <w:rPr>
+          <w:rFonts w:cstheme="minorHAnsi"/>
+        </w:rPr>
+      </w:pPr>
+      <w:r>
+        <w:t xml:space="preserve">  6. Adult User selects a row.</w:t>
+      </w:r>
+    </w:p>
+    <w:p>
+      <w:pPr>
+        <w:spacing w:before="120" w:after="120" w:line="240" w:lineRule="auto"/>
+        <w:jc w:val="both"/>
+        <w:rPr>
+          <w:rFonts w:cstheme="minorHAnsi"/>
+        </w:rPr>
+      </w:pPr>
+      <w:r>
+        <w:t xml:space="preserve">  7a. If Adult User clicks Approve: System executes UPDATE UserMovieInteractions SET Status='approved' WHERE InteractionID=?. JOptionPane confirms "Status updated to: APPROVED". Table refreshes.</w:t>
+      </w:r>
+    </w:p>
+    <w:p>
+      <w:pPr>
+        <w:spacing w:before="120" w:after="120" w:line="240" w:lineRule="auto"/>
+        <w:jc w:val="both"/>
+        <w:rPr>
+          <w:rFonts w:cstheme="minorHAnsi"/>
+        </w:rPr>
+      </w:pPr>
+      <w:r>
+        <w:t xml:space="preserve">  7b. If Adult User clicks Reject: System executes UPDATE UserMovieInteractions SET Status='rejected' WHERE InteractionID=?. JOptionPane confirms "Status updated to: REJECTED". Table refreshes.</w:t>
+      </w:r>
+    </w:p>
+    <w:p>
+      <w:pPr>
+        <w:spacing w:before="120" w:after="120" w:line="240" w:lineRule="auto"/>
+        <w:jc w:val="both"/>
+        <w:rPr>
+          <w:rFonts w:cstheme="minorHAnsi"/>
+        </w:rPr>
+      </w:pPr>
+      <w:r>
+        <w:t xml:space="preserve">  7c. If Adult User clicks Refresh: System calls loadInteractions() and reloads the table.</w:t>
+      </w:r>
+    </w:p>
+    <w:p>
+      <w:pPr>
+        <w:spacing w:before="120" w:after="120" w:line="240" w:lineRule="auto"/>
+        <w:jc w:val="both"/>
+        <w:rPr>
+          <w:rFonts w:cstheme="minorHAnsi"/>
+        </w:rPr>
+      </w:pPr>
+      <w:r>
+        <w:t xml:space="preserve">  8. Adult User closes the window.</w:t>
+      </w:r>
+    </w:p>
+    <w:p>
+      <w:pPr>
+        <w:spacing w:before="120" w:after="120" w:line="240" w:lineRule="auto"/>
+        <w:jc w:val="both"/>
+        <w:rPr>
+          <w:rFonts w:cstheme="minorHAnsi"/>
+        </w:rPr>
+      </w:pPr>
+      <w:r>
+        <w:t xml:space="preserve">  9. windowClosed event re-enables AdultFrame and brings it to front.</w:t>
+      </w:r>
+    </w:p>
+    <w:p>
+      <w:pPr>
+        <w:spacing w:before="120" w:after="120" w:line="240" w:lineRule="auto"/>
+        <w:jc w:val="both"/>
+        <w:rPr>
+          <w:rFonts w:cstheme="minorHAnsi"/>
+        </w:rPr>
+      </w:pPr>
+      <w:r>
+        <w:t xml:space="preserve">Alternative Course — No row selected:</w:t>
+      </w:r>
+    </w:p>
+    <w:p>
+      <w:pPr>
+        <w:spacing w:before="120" w:after="120" w:line="240" w:lineRule="auto"/>
+        <w:jc w:val="both"/>
+        <w:rPr>
+          <w:rFonts w:cstheme="minorHAnsi"/>
+        </w:rPr>
+      </w:pPr>
+      <w:r>
+        <w:t xml:space="preserve">  6a. Adult User clicks Approve or Reject without selecting a row.</w:t>
+      </w:r>
+    </w:p>
+    <w:p>
+      <w:pPr>
+        <w:spacing w:before="120" w:after="120" w:line="240" w:lineRule="auto"/>
+        <w:jc w:val="both"/>
+        <w:rPr>
+          <w:rFonts w:cstheme="minorHAnsi"/>
+        </w:rPr>
+      </w:pPr>
+      <w:r>
+        <w:t xml:space="preserve">  7a. System shows JOptionPane "Please select a row."</w:t>
+      </w:r>
+    </w:p>
+    <w:p>
+      <w:pPr>
+        <w:spacing w:before="120" w:after="120" w:line="240" w:lineRule="auto"/>
+        <w:jc w:val="both"/>
+        <w:rPr>
+          <w:rFonts w:cstheme="minorHAnsi"/>
+        </w:rPr>
+      </w:pPr>
+      <w:r>
+        <w:t xml:space="preserve">Postconditions (success): Selected interaction's Status is updated in the database; table reflects the change.</w:t>
+      </w:r>
+    </w:p>
+    <w:p>
+      <w:pPr>
+        <w:spacing w:before="120" w:after="120" w:line="240" w:lineRule="auto"/>
+        <w:jc w:val="both"/>
+        <w:rPr>
+          <w:rFonts w:cstheme="minorHAnsi"/>
+        </w:rPr>
+      </w:pPr>
+      <w:r>
+        <w:t xml:space="preserve">Postconditions (failure): No change if no row is selected or a database error occurs.</w:t>
+      </w:r>
+    </w:p>
+    <w:p>
+      <w:pPr>
+        <w:spacing w:before="120" w:after="120" w:line="240" w:lineRule="auto"/>
+        <w:jc w:val="both"/>
+        <w:rPr>
+          <w:rFonts w:cstheme="minorHAnsi"/>
+        </w:rPr>
+      </w:pPr>
+      <w:r>
+        <w:t xml:space="preserve"/>
+      </w:r>
+    </w:p>
+    <w:p>
+      <w:pPr>
+        <w:spacing w:before="120" w:after="120" w:line="240" w:lineRule="auto"/>
+        <w:jc w:val="both"/>
+        <w:rPr>
+          <w:rFonts w:cstheme="minorHAnsi"/>
+        </w:rPr>
+      </w:pPr>
+      <w:r>
+        <w:t xml:space="preserve">── BASIC USE CASE FORMS ──────────────────────────────────────────────────</w:t>
+      </w:r>
+    </w:p>
+    <w:p>
+      <w:pPr>
+        <w:spacing w:before="120" w:after="120" w:line="240" w:lineRule="auto"/>
+        <w:jc w:val="both"/>
+        <w:rPr>
+          <w:rFonts w:cstheme="minorHAnsi"/>
+        </w:rPr>
+      </w:pPr>
+      <w:r>
+        <w:t xml:space="preserve"/>
+      </w:r>
+    </w:p>
+    <w:p>
+      <w:pPr>
+        <w:spacing w:before="120" w:after="120" w:line="240" w:lineRule="auto"/>
+        <w:jc w:val="both"/>
+        <w:rPr>
+          <w:rFonts w:cstheme="minorHAnsi"/>
+        </w:rPr>
+      </w:pPr>
+      <w:r>
+        <w:t xml:space="preserve">Use Case Name: Validate Credentials (UC02)</w:t>
+      </w:r>
+    </w:p>
+    <w:p>
+      <w:pPr>
+        <w:spacing w:before="120" w:after="120" w:line="240" w:lineRule="auto"/>
+        <w:jc w:val="both"/>
+        <w:rPr>
+          <w:rFonts w:cstheme="minorHAnsi"/>
+        </w:rPr>
+      </w:pPr>
+      <w:r>
+        <w:t xml:space="preserve">Participating Actors: MySQL Database</w:t>
+      </w:r>
+    </w:p>
+    <w:p>
+      <w:pPr>
+        <w:spacing w:before="120" w:after="120" w:line="240" w:lineRule="auto"/>
+        <w:jc w:val="both"/>
+        <w:rPr>
+          <w:rFonts w:cstheme="minorHAnsi"/>
+        </w:rPr>
+      </w:pPr>
+      <w:r>
+        <w:t xml:space="preserve">Description: The system queries the Users table with the supplied username and password and returns the matching user record if one exists.</w:t>
+      </w:r>
+    </w:p>
+    <w:p>
+      <w:pPr>
+        <w:spacing w:before="120" w:after="120" w:line="240" w:lineRule="auto"/>
+        <w:jc w:val="both"/>
+        <w:rPr>
+          <w:rFonts w:cstheme="minorHAnsi"/>
+        </w:rPr>
+      </w:pPr>
+      <w:r>
+        <w:t xml:space="preserve">Trigger: Invoked by UC01 (Login) after the user clicks the Login button.</w:t>
+      </w:r>
+    </w:p>
+    <w:p>
+      <w:pPr>
+        <w:spacing w:before="120" w:after="120" w:line="240" w:lineRule="auto"/>
+        <w:jc w:val="both"/>
+        <w:rPr>
+          <w:rFonts w:cstheme="minorHAnsi"/>
+        </w:rPr>
+      </w:pPr>
+      <w:r>
+        <w:t xml:space="preserve">Preconditions: A JDBC connection to the MovieCritics database is established.</w:t>
+      </w:r>
+    </w:p>
+    <w:p>
+      <w:pPr>
+        <w:spacing w:before="120" w:after="120" w:line="240" w:lineRule="auto"/>
+        <w:jc w:val="both"/>
+        <w:rPr>
+          <w:rFonts w:cstheme="minorHAnsi"/>
+        </w:rPr>
+      </w:pPr>
+      <w:r>
+        <w:t xml:space="preserve"/>
+      </w:r>
+    </w:p>
+    <w:p>
+      <w:pPr>
+        <w:spacing w:before="120" w:after="120" w:line="240" w:lineRule="auto"/>
+        <w:jc w:val="both"/>
+        <w:rPr>
+          <w:rFonts w:cstheme="minorHAnsi"/>
+        </w:rPr>
+      </w:pPr>
+      <w:r>
+        <w:t xml:space="preserve">Use Case Name: Browse Movie Catalogue (UC03)</w:t>
+      </w:r>
+    </w:p>
+    <w:p>
+      <w:pPr>
+        <w:spacing w:before="120" w:after="120" w:line="240" w:lineRule="auto"/>
+        <w:jc w:val="both"/>
+        <w:rPr>
+          <w:rFonts w:cstheme="minorHAnsi"/>
+        </w:rPr>
+      </w:pPr>
+      <w:r>
+        <w:t xml:space="preserve">Participating Actors: Adult User, Child User</w:t>
+      </w:r>
+    </w:p>
+    <w:p>
+      <w:pPr>
+        <w:spacing w:before="120" w:after="120" w:line="240" w:lineRule="auto"/>
+        <w:jc w:val="both"/>
+        <w:rPr>
+          <w:rFonts w:cstheme="minorHAnsi"/>
+        </w:rPr>
+      </w:pPr>
+      <w:r>
+        <w:t xml:space="preserve">Description: The system loads movie records from the database and renders them as JPanel cards in a scrollable 3-column grid. Adult users see all movies; Child users see only non-restricted movies.</w:t>
+      </w:r>
+    </w:p>
+    <w:p>
+      <w:pPr>
+        <w:spacing w:before="120" w:after="120" w:line="240" w:lineRule="auto"/>
+        <w:jc w:val="both"/>
+        <w:rPr>
+          <w:rFonts w:cstheme="minorHAnsi"/>
+        </w:rPr>
+      </w:pPr>
+      <w:r>
+        <w:t xml:space="preserve">Trigger: Successful login (included by UC01).</w:t>
+      </w:r>
+    </w:p>
+    <w:p>
+      <w:pPr>
+        <w:spacing w:before="120" w:after="120" w:line="240" w:lineRule="auto"/>
+        <w:jc w:val="both"/>
+        <w:rPr>
+          <w:rFonts w:cstheme="minorHAnsi"/>
+        </w:rPr>
+      </w:pPr>
+      <w:r>
+        <w:t xml:space="preserve">Preconditions: User is authenticated.</w:t>
+      </w:r>
+    </w:p>
+    <w:p>
+      <w:pPr>
+        <w:spacing w:before="120" w:after="120" w:line="240" w:lineRule="auto"/>
+        <w:jc w:val="both"/>
+        <w:rPr>
+          <w:rFonts w:cstheme="minorHAnsi"/>
+        </w:rPr>
+      </w:pPr>
+      <w:r>
+        <w:t xml:space="preserve"/>
+      </w:r>
+    </w:p>
+    <w:p>
+      <w:pPr>
+        <w:spacing w:before="120" w:after="120" w:line="240" w:lineRule="auto"/>
+        <w:jc w:val="both"/>
+        <w:rPr>
+          <w:rFonts w:cstheme="minorHAnsi"/>
+        </w:rPr>
+      </w:pPr>
+      <w:r>
+        <w:t xml:space="preserve">Use Case Name: Search by Title / Language / Year (UC04)</w:t>
+      </w:r>
+    </w:p>
+    <w:p>
+      <w:pPr>
+        <w:spacing w:before="120" w:after="120" w:line="240" w:lineRule="auto"/>
+        <w:jc w:val="both"/>
+        <w:rPr>
+          <w:rFonts w:cstheme="minorHAnsi"/>
+        </w:rPr>
+      </w:pPr>
+      <w:r>
+        <w:t xml:space="preserve">Participating Actors: Adult User, Child User</w:t>
+      </w:r>
+    </w:p>
+    <w:p>
+      <w:pPr>
+        <w:spacing w:before="120" w:after="120" w:line="240" w:lineRule="auto"/>
+        <w:jc w:val="both"/>
+        <w:rPr>
+          <w:rFonts w:cstheme="minorHAnsi"/>
+        </w:rPr>
+      </w:pPr>
+      <w:r>
+        <w:t xml:space="preserve">Description: The user types a keyword into the search field; the system filters the displayed movie cards to those whose title, language, or release year contains the keyword (case-insensitive).</w:t>
+      </w:r>
+    </w:p>
+    <w:p>
+      <w:pPr>
+        <w:spacing w:before="120" w:after="120" w:line="240" w:lineRule="auto"/>
+        <w:jc w:val="both"/>
+        <w:rPr>
+          <w:rFonts w:cstheme="minorHAnsi"/>
+        </w:rPr>
+      </w:pPr>
+      <w:r>
+        <w:t xml:space="preserve">Trigger: The user types in the search text field.</w:t>
+      </w:r>
+    </w:p>
+    <w:p>
+      <w:pPr>
+        <w:spacing w:before="120" w:after="120" w:line="240" w:lineRule="auto"/>
+        <w:jc w:val="both"/>
+        <w:rPr>
+          <w:rFonts w:cstheme="minorHAnsi"/>
+        </w:rPr>
+      </w:pPr>
+      <w:r>
+        <w:t xml:space="preserve">Preconditions: The movie catalogue is loaded (UC03 is active).</w:t>
+      </w:r>
+    </w:p>
+    <w:p>
+      <w:pPr>
+        <w:spacing w:before="120" w:after="120" w:line="240" w:lineRule="auto"/>
+        <w:jc w:val="both"/>
+        <w:rPr>
+          <w:rFonts w:cstheme="minorHAnsi"/>
+        </w:rPr>
+      </w:pPr>
+      <w:r>
+        <w:t xml:space="preserve"/>
+      </w:r>
+    </w:p>
+    <w:p>
+      <w:pPr>
+        <w:spacing w:before="120" w:after="120" w:line="240" w:lineRule="auto"/>
+        <w:jc w:val="both"/>
+        <w:rPr>
+          <w:rFonts w:cstheme="minorHAnsi"/>
+        </w:rPr>
+      </w:pPr>
+      <w:r>
+        <w:t xml:space="preserve">Use Case Name: Filter by Genre (UC05)</w:t>
+      </w:r>
+    </w:p>
+    <w:p>
+      <w:pPr>
+        <w:spacing w:before="120" w:after="120" w:line="240" w:lineRule="auto"/>
+        <w:jc w:val="both"/>
+        <w:rPr>
+          <w:rFonts w:cstheme="minorHAnsi"/>
+        </w:rPr>
+      </w:pPr>
+      <w:r>
+        <w:t xml:space="preserve">Participating Actors: Adult User, Child User</w:t>
+      </w:r>
+    </w:p>
+    <w:p>
+      <w:pPr>
+        <w:spacing w:before="120" w:after="120" w:line="240" w:lineRule="auto"/>
+        <w:jc w:val="both"/>
+        <w:rPr>
+          <w:rFonts w:cstheme="minorHAnsi"/>
+        </w:rPr>
+      </w:pPr>
+      <w:r>
+        <w:t xml:space="preserve">Description: The user selects a genre from the genre filter combo box; the system re-renders the card grid showing only movies matching the selected genre.</w:t>
+      </w:r>
+    </w:p>
+    <w:p>
+      <w:pPr>
+        <w:spacing w:before="120" w:after="120" w:line="240" w:lineRule="auto"/>
+        <w:jc w:val="both"/>
+        <w:rPr>
+          <w:rFonts w:cstheme="minorHAnsi"/>
+        </w:rPr>
+      </w:pPr>
+      <w:r>
+        <w:t xml:space="preserve">Trigger: The user changes the genre selection in the GenreFilterCombo.</w:t>
+      </w:r>
+    </w:p>
+    <w:p>
+      <w:pPr>
+        <w:spacing w:before="120" w:after="120" w:line="240" w:lineRule="auto"/>
+        <w:jc w:val="both"/>
+        <w:rPr>
+          <w:rFonts w:cstheme="minorHAnsi"/>
+        </w:rPr>
+      </w:pPr>
+      <w:r>
+        <w:t xml:space="preserve">Preconditions: The movie catalogue is loaded (UC03 is active).</w:t>
+      </w:r>
+    </w:p>
+    <w:p>
+      <w:pPr>
+        <w:spacing w:before="120" w:after="120" w:line="240" w:lineRule="auto"/>
+        <w:jc w:val="both"/>
+        <w:rPr>
+          <w:rFonts w:cstheme="minorHAnsi"/>
+        </w:rPr>
+      </w:pPr>
+      <w:r>
+        <w:t xml:space="preserve"/>
+      </w:r>
+    </w:p>
+    <w:p>
+      <w:pPr>
+        <w:spacing w:before="120" w:after="120" w:line="240" w:lineRule="auto"/>
+        <w:jc w:val="both"/>
+        <w:rPr>
+          <w:rFonts w:cstheme="minorHAnsi"/>
+        </w:rPr>
+      </w:pPr>
+      <w:r>
+        <w:t xml:space="preserve">Use Case Name: View Movie Detail (UC06)</w:t>
+      </w:r>
+    </w:p>
+    <w:p>
+      <w:pPr>
+        <w:spacing w:before="120" w:after="120" w:line="240" w:lineRule="auto"/>
+        <w:jc w:val="both"/>
+        <w:rPr>
+          <w:rFonts w:cstheme="minorHAnsi"/>
+        </w:rPr>
+      </w:pPr>
+      <w:r>
+        <w:t xml:space="preserve">Participating Actors: Adult User, Child User</w:t>
+      </w:r>
+    </w:p>
+    <w:p>
+      <w:pPr>
+        <w:spacing w:before="120" w:after="120" w:line="240" w:lineRule="auto"/>
+        <w:jc w:val="both"/>
+        <w:rPr>
+          <w:rFonts w:cstheme="minorHAnsi"/>
+        </w:rPr>
+      </w:pPr>
+      <w:r>
+        <w:t xml:space="preserve">Description: The system retrieves full details for the selected movie — joining Persons for director, lead actor, and supporting actor names — and displays them in a JOptionPane dialog.</w:t>
+      </w:r>
+    </w:p>
+    <w:p>
+      <w:pPr>
+        <w:spacing w:before="120" w:after="120" w:line="240" w:lineRule="auto"/>
+        <w:jc w:val="both"/>
+        <w:rPr>
+          <w:rFonts w:cstheme="minorHAnsi"/>
+        </w:rPr>
+      </w:pPr>
+      <w:r>
+        <w:t xml:space="preserve">Trigger: The user double-clicks a movie card.</w:t>
+      </w:r>
+    </w:p>
+    <w:p>
+      <w:pPr>
+        <w:spacing w:before="120" w:after="120" w:line="240" w:lineRule="auto"/>
+        <w:jc w:val="both"/>
+        <w:rPr>
+          <w:rFonts w:cstheme="minorHAnsi"/>
+        </w:rPr>
+      </w:pPr>
+      <w:r>
+        <w:t xml:space="preserve">Preconditions: A movie card is present in the grid.</w:t>
+      </w:r>
+    </w:p>
+    <w:p>
+      <w:pPr>
+        <w:spacing w:before="120" w:after="120" w:line="240" w:lineRule="auto"/>
+        <w:jc w:val="both"/>
+        <w:rPr>
+          <w:rFonts w:cstheme="minorHAnsi"/>
+        </w:rPr>
+      </w:pPr>
+      <w:r>
+        <w:t xml:space="preserve"/>
+      </w:r>
+    </w:p>
+    <w:p>
+      <w:pPr>
+        <w:spacing w:before="120" w:after="120" w:line="240" w:lineRule="auto"/>
+        <w:jc w:val="both"/>
+        <w:rPr>
+          <w:rFonts w:cstheme="minorHAnsi"/>
+        </w:rPr>
+      </w:pPr>
+      <w:r>
+        <w:t xml:space="preserve">Use Case Name: Mark as Watched (UC07)</w:t>
+      </w:r>
+    </w:p>
+    <w:p>
+      <w:pPr>
+        <w:spacing w:before="120" w:after="120" w:line="240" w:lineRule="auto"/>
+        <w:jc w:val="both"/>
+        <w:rPr>
+          <w:rFonts w:cstheme="minorHAnsi"/>
+        </w:rPr>
+      </w:pPr>
+      <w:r>
+        <w:t xml:space="preserve">Participating Actors: Adult User, Child User</w:t>
+      </w:r>
+    </w:p>
+    <w:p>
+      <w:pPr>
+        <w:spacing w:before="120" w:after="120" w:line="240" w:lineRule="auto"/>
+        <w:jc w:val="both"/>
+        <w:rPr>
+          <w:rFonts w:cstheme="minorHAnsi"/>
+        </w:rPr>
+      </w:pPr>
+      <w:r>
+        <w:t xml:space="preserve">Description: The system upserts a UserMovieInteractions record setting Watched=TRUE and Status='pending' for the selected movie and the current user.</w:t>
+      </w:r>
+    </w:p>
+    <w:p>
+      <w:pPr>
+        <w:spacing w:before="120" w:after="120" w:line="240" w:lineRule="auto"/>
+        <w:jc w:val="both"/>
+        <w:rPr>
+          <w:rFonts w:cstheme="minorHAnsi"/>
+        </w:rPr>
+      </w:pPr>
+      <w:r>
+        <w:t xml:space="preserve">Trigger: The user clicks the "Mark Watched" button with a movie card selected.</w:t>
+      </w:r>
+    </w:p>
+    <w:p>
+      <w:pPr>
+        <w:spacing w:before="120" w:after="120" w:line="240" w:lineRule="auto"/>
+        <w:jc w:val="both"/>
+        <w:rPr>
+          <w:rFonts w:cstheme="minorHAnsi"/>
+        </w:rPr>
+      </w:pPr>
+      <w:r>
+        <w:t xml:space="preserve">Preconditions: User is authenticated; a movie is selected (selectedMovieId != -1).</w:t>
+      </w:r>
+    </w:p>
+    <w:p>
+      <w:pPr>
+        <w:spacing w:before="120" w:after="120" w:line="240" w:lineRule="auto"/>
+        <w:jc w:val="both"/>
+        <w:rPr>
+          <w:rFonts w:cstheme="minorHAnsi"/>
+        </w:rPr>
+      </w:pPr>
+      <w:r>
+        <w:t xml:space="preserve"/>
+      </w:r>
+    </w:p>
+    <w:p>
+      <w:pPr>
+        <w:spacing w:before="120" w:after="120" w:line="240" w:lineRule="auto"/>
+        <w:jc w:val="both"/>
+        <w:rPr>
+          <w:rFonts w:cstheme="minorHAnsi"/>
+        </w:rPr>
+      </w:pPr>
+      <w:r>
+        <w:t xml:space="preserve">Use Case Name: Rate Movie (UC08)</w:t>
+      </w:r>
+    </w:p>
+    <w:p>
+      <w:pPr>
+        <w:spacing w:before="120" w:after="120" w:line="240" w:lineRule="auto"/>
+        <w:jc w:val="both"/>
+        <w:rPr>
+          <w:rFonts w:cstheme="minorHAnsi"/>
+        </w:rPr>
+      </w:pPr>
+      <w:r>
+        <w:t xml:space="preserve">Participating Actors: Adult User, Child User</w:t>
+      </w:r>
+    </w:p>
+    <w:p>
+      <w:pPr>
+        <w:spacing w:before="120" w:after="120" w:line="240" w:lineRule="auto"/>
+        <w:jc w:val="both"/>
+        <w:rPr>
+          <w:rFonts w:cstheme="minorHAnsi"/>
+        </w:rPr>
+      </w:pPr>
+      <w:r>
+        <w:t xml:space="preserve">Description: The user enters a rating score (1–10) via a JOptionPane input dialog; the system upserts the rating in UserMovieInteractions with Status='pending'.</w:t>
+      </w:r>
+    </w:p>
+    <w:p>
+      <w:pPr>
+        <w:spacing w:before="120" w:after="120" w:line="240" w:lineRule="auto"/>
+        <w:jc w:val="both"/>
+        <w:rPr>
+          <w:rFonts w:cstheme="minorHAnsi"/>
+        </w:rPr>
+      </w:pPr>
+      <w:r>
+        <w:t xml:space="preserve">Trigger: The user clicks the "Rate Movie" button with a movie card selected.</w:t>
+      </w:r>
+    </w:p>
+    <w:p>
+      <w:pPr>
+        <w:spacing w:before="120" w:after="120" w:line="240" w:lineRule="auto"/>
+        <w:jc w:val="both"/>
+        <w:rPr>
+          <w:rFonts w:cstheme="minorHAnsi"/>
+        </w:rPr>
+      </w:pPr>
+      <w:r>
+        <w:t xml:space="preserve">Preconditions: User is authenticated; a movie is selected.</w:t>
+      </w:r>
+    </w:p>
+    <w:p>
+      <w:pPr>
+        <w:spacing w:before="120" w:after="120" w:line="240" w:lineRule="auto"/>
+        <w:jc w:val="both"/>
+        <w:rPr>
+          <w:rFonts w:cstheme="minorHAnsi"/>
+        </w:rPr>
+      </w:pPr>
+      <w:r>
+        <w:t xml:space="preserve"/>
+      </w:r>
+    </w:p>
+    <w:p>
+      <w:pPr>
+        <w:spacing w:before="120" w:after="120" w:line="240" w:lineRule="auto"/>
+        <w:jc w:val="both"/>
+        <w:rPr>
+          <w:rFonts w:cstheme="minorHAnsi"/>
+        </w:rPr>
+      </w:pPr>
+      <w:r>
+        <w:t xml:space="preserve">Use Case Name: Add Comment (UC09)</w:t>
+      </w:r>
+    </w:p>
+    <w:p>
+      <w:pPr>
+        <w:spacing w:before="120" w:after="120" w:line="240" w:lineRule="auto"/>
+        <w:jc w:val="both"/>
+        <w:rPr>
+          <w:rFonts w:cstheme="minorHAnsi"/>
+        </w:rPr>
+      </w:pPr>
+      <w:r>
+        <w:t xml:space="preserve">Participating Actors: Adult User, Child User</w:t>
+      </w:r>
+    </w:p>
+    <w:p>
+      <w:pPr>
+        <w:spacing w:before="120" w:after="120" w:line="240" w:lineRule="auto"/>
+        <w:jc w:val="both"/>
+        <w:rPr>
+          <w:rFonts w:cstheme="minorHAnsi"/>
+        </w:rPr>
+      </w:pPr>
+      <w:r>
+        <w:t xml:space="preserve">Description: The user enters a text comment via a JOptionPane input dialog; the system upserts the comment in UserMovieInteractions with Status='pending'.</w:t>
+      </w:r>
+    </w:p>
+    <w:p>
+      <w:pPr>
+        <w:spacing w:before="120" w:after="120" w:line="240" w:lineRule="auto"/>
+        <w:jc w:val="both"/>
+        <w:rPr>
+          <w:rFonts w:cstheme="minorHAnsi"/>
+        </w:rPr>
+      </w:pPr>
+      <w:r>
+        <w:t xml:space="preserve">Trigger: The user clicks the "Add Comment" button with a movie card selected.</w:t>
+      </w:r>
+    </w:p>
+    <w:p>
+      <w:pPr>
+        <w:spacing w:before="120" w:after="120" w:line="240" w:lineRule="auto"/>
+        <w:jc w:val="both"/>
+        <w:rPr>
+          <w:rFonts w:cstheme="minorHAnsi"/>
+        </w:rPr>
+      </w:pPr>
+      <w:r>
+        <w:t xml:space="preserve">Preconditions: User is authenticated; a movie is selected.</w:t>
+      </w:r>
+    </w:p>
+    <w:p>
+      <w:pPr>
+        <w:spacing w:before="120" w:after="120" w:line="240" w:lineRule="auto"/>
+        <w:jc w:val="both"/>
+        <w:rPr>
+          <w:rFonts w:cstheme="minorHAnsi"/>
+        </w:rPr>
+      </w:pPr>
+      <w:r>
+        <w:t xml:space="preserve"/>
+      </w:r>
+    </w:p>
+    <w:p>
+      <w:pPr>
+        <w:spacing w:before="120" w:after="120" w:line="240" w:lineRule="auto"/>
+        <w:jc w:val="both"/>
+        <w:rPr>
+          <w:rFonts w:cstheme="minorHAnsi"/>
+        </w:rPr>
+      </w:pPr>
+      <w:r>
+        <w:t xml:space="preserve">Use Case Name: Add to Watchlist (UC10)</w:t>
+      </w:r>
+    </w:p>
+    <w:p>
+      <w:pPr>
+        <w:spacing w:before="120" w:after="120" w:line="240" w:lineRule="auto"/>
+        <w:jc w:val="both"/>
+        <w:rPr>
+          <w:rFonts w:cstheme="minorHAnsi"/>
+        </w:rPr>
+      </w:pPr>
+      <w:r>
+        <w:t xml:space="preserve">Participating Actors: Adult User, Child User</w:t>
+      </w:r>
+    </w:p>
+    <w:p>
+      <w:pPr>
+        <w:spacing w:before="120" w:after="120" w:line="240" w:lineRule="auto"/>
+        <w:jc w:val="both"/>
+        <w:rPr>
+          <w:rFonts w:cstheme="minorHAnsi"/>
+        </w:rPr>
+      </w:pPr>
+      <w:r>
+        <w:t xml:space="preserve">Description: The system upserts a UserMovieInteractions record setting Watchlist=TRUE for the selected movie and current user.</w:t>
+      </w:r>
+    </w:p>
+    <w:p>
+      <w:pPr>
+        <w:spacing w:before="120" w:after="120" w:line="240" w:lineRule="auto"/>
+        <w:jc w:val="both"/>
+        <w:rPr>
+          <w:rFonts w:cstheme="minorHAnsi"/>
+        </w:rPr>
+      </w:pPr>
+      <w:r>
+        <w:t xml:space="preserve">Trigger: The user clicks "Add to Watchlist" with a movie card selected.</w:t>
+      </w:r>
+    </w:p>
+    <w:p>
+      <w:pPr>
+        <w:spacing w:before="120" w:after="120" w:line="240" w:lineRule="auto"/>
+        <w:jc w:val="both"/>
+        <w:rPr>
+          <w:rFonts w:cstheme="minorHAnsi"/>
+        </w:rPr>
+      </w:pPr>
+      <w:r>
+        <w:t xml:space="preserve">Preconditions: User is authenticated; a movie is selected.</w:t>
+      </w:r>
+    </w:p>
+    <w:p>
+      <w:pPr>
+        <w:spacing w:before="120" w:after="120" w:line="240" w:lineRule="auto"/>
+        <w:jc w:val="both"/>
+        <w:rPr>
+          <w:rFonts w:cstheme="minorHAnsi"/>
+        </w:rPr>
+      </w:pPr>
+      <w:r>
+        <w:t xml:space="preserve"/>
+      </w:r>
+    </w:p>
+    <w:p>
+      <w:pPr>
+        <w:spacing w:before="120" w:after="120" w:line="240" w:lineRule="auto"/>
+        <w:jc w:val="both"/>
+        <w:rPr>
+          <w:rFonts w:cstheme="minorHAnsi"/>
+        </w:rPr>
+      </w:pPr>
+      <w:r>
+        <w:t xml:space="preserve">Use Case Name: Remove from Watchlist (UC11)</w:t>
+      </w:r>
+    </w:p>
+    <w:p>
+      <w:pPr>
+        <w:spacing w:before="120" w:after="120" w:line="240" w:lineRule="auto"/>
+        <w:jc w:val="both"/>
+        <w:rPr>
+          <w:rFonts w:cstheme="minorHAnsi"/>
+        </w:rPr>
+      </w:pPr>
+      <w:r>
+        <w:t xml:space="preserve">Participating Actors: Adult User, Child User</w:t>
+      </w:r>
+    </w:p>
+    <w:p>
+      <w:pPr>
+        <w:spacing w:before="120" w:after="120" w:line="240" w:lineRule="auto"/>
+        <w:jc w:val="both"/>
+        <w:rPr>
+          <w:rFonts w:cstheme="minorHAnsi"/>
+        </w:rPr>
+      </w:pPr>
+      <w:r>
+        <w:t xml:space="preserve">Description: The system updates the existing UserMovieInteractions record setting Watchlist=FALSE for the selected movie and current user.</w:t>
+      </w:r>
+    </w:p>
+    <w:p>
+      <w:pPr>
+        <w:spacing w:before="120" w:after="120" w:line="240" w:lineRule="auto"/>
+        <w:jc w:val="both"/>
+        <w:rPr>
+          <w:rFonts w:cstheme="minorHAnsi"/>
+        </w:rPr>
+      </w:pPr>
+      <w:r>
+        <w:t xml:space="preserve">Trigger: The user clicks "Remove from Watchlist" with a movie card selected.</w:t>
+      </w:r>
+    </w:p>
+    <w:p>
+      <w:pPr>
+        <w:spacing w:before="120" w:after="120" w:line="240" w:lineRule="auto"/>
+        <w:jc w:val="both"/>
+        <w:rPr>
+          <w:rFonts w:cstheme="minorHAnsi"/>
+        </w:rPr>
+      </w:pPr>
+      <w:r>
+        <w:t xml:space="preserve">Preconditions: User is authenticated; a movie is selected; movie is in the watchlist.</w:t>
+      </w:r>
+    </w:p>
+    <w:p>
+      <w:pPr>
+        <w:spacing w:before="120" w:after="120" w:line="240" w:lineRule="auto"/>
+        <w:jc w:val="both"/>
+        <w:rPr>
+          <w:rFonts w:cstheme="minorHAnsi"/>
+        </w:rPr>
+      </w:pPr>
+      <w:r>
+        <w:t xml:space="preserve"/>
+      </w:r>
+    </w:p>
+    <w:p>
+      <w:pPr>
+        <w:spacing w:before="120" w:after="120" w:line="240" w:lineRule="auto"/>
+        <w:jc w:val="both"/>
+        <w:rPr>
+          <w:rFonts w:cstheme="minorHAnsi"/>
+        </w:rPr>
+      </w:pPr>
+      <w:r>
+        <w:t xml:space="preserve">Use Case Name: View My Watchlist (UC12)</w:t>
+      </w:r>
+    </w:p>
+    <w:p>
+      <w:pPr>
+        <w:spacing w:before="120" w:after="120" w:line="240" w:lineRule="auto"/>
+        <w:jc w:val="both"/>
+        <w:rPr>
+          <w:rFonts w:cstheme="minorHAnsi"/>
+        </w:rPr>
+      </w:pPr>
+      <w:r>
+        <w:t xml:space="preserve">Participating Actors: Adult User, Child User</w:t>
+      </w:r>
+    </w:p>
+    <w:p>
+      <w:pPr>
+        <w:spacing w:before="120" w:after="120" w:line="240" w:lineRule="auto"/>
+        <w:jc w:val="both"/>
+        <w:rPr>
+          <w:rFonts w:cstheme="minorHAnsi"/>
+        </w:rPr>
+      </w:pPr>
+      <w:r>
+        <w:t xml:space="preserve">Description: The system queries UserMovieInteractions joined with Movies for all records where the current user has Watchlist=TRUE, and displays the results (title, genre, rating) in a JOptionPane dialog.</w:t>
+      </w:r>
+    </w:p>
+    <w:p>
+      <w:pPr>
+        <w:spacing w:before="120" w:after="120" w:line="240" w:lineRule="auto"/>
+        <w:jc w:val="both"/>
+        <w:rPr>
+          <w:rFonts w:cstheme="minorHAnsi"/>
+        </w:rPr>
+      </w:pPr>
+      <w:r>
+        <w:t xml:space="preserve">Trigger: The user clicks the "My Watchlist" button.</w:t>
+      </w:r>
+    </w:p>
+    <w:p>
+      <w:pPr>
+        <w:spacing w:before="120" w:after="120" w:line="240" w:lineRule="auto"/>
+        <w:jc w:val="both"/>
+        <w:rPr>
+          <w:rFonts w:cstheme="minorHAnsi"/>
+        </w:rPr>
+      </w:pPr>
+      <w:r>
+        <w:t xml:space="preserve">Preconditions: User is authenticated.</w:t>
+      </w:r>
+    </w:p>
+    <w:p>
+      <w:pPr>
+        <w:spacing w:before="120" w:after="120" w:line="240" w:lineRule="auto"/>
+        <w:jc w:val="both"/>
+        <w:rPr>
+          <w:rFonts w:cstheme="minorHAnsi"/>
+        </w:rPr>
+      </w:pPr>
+      <w:r>
+        <w:t xml:space="preserve"/>
+      </w:r>
+    </w:p>
+    <w:p>
+      <w:pPr>
+        <w:spacing w:before="120" w:after="120" w:line="240" w:lineRule="auto"/>
+        <w:jc w:val="both"/>
+        <w:rPr>
+          <w:rFonts w:cstheme="minorHAnsi"/>
+        </w:rPr>
+      </w:pPr>
+      <w:r>
+        <w:t xml:space="preserve">Use Case Name: View My Progress (UC13)</w:t>
+      </w:r>
+    </w:p>
+    <w:p>
+      <w:pPr>
+        <w:spacing w:before="120" w:after="120" w:line="240" w:lineRule="auto"/>
+        <w:jc w:val="both"/>
+        <w:rPr>
+          <w:rFonts w:cstheme="minorHAnsi"/>
+        </w:rPr>
+      </w:pPr>
+      <w:r>
+        <w:t xml:space="preserve">Participating Actors: Adult User, Child User</w:t>
+      </w:r>
+    </w:p>
+    <w:p>
+      <w:pPr>
+        <w:spacing w:before="120" w:after="120" w:line="240" w:lineRule="auto"/>
+        <w:jc w:val="both"/>
+        <w:rPr>
+          <w:rFonts w:cstheme="minorHAnsi"/>
+        </w:rPr>
+      </w:pPr>
+      <w:r>
+        <w:t xml:space="preserve">Description: The system calculates the total number of available movies, the count of movies the current user has marked as watched, and renders a family leaderboard showing watched counts for all child users. Results are shown in a JOptionPane dialog.</w:t>
+      </w:r>
+    </w:p>
+    <w:p>
+      <w:pPr>
+        <w:spacing w:before="120" w:after="120" w:line="240" w:lineRule="auto"/>
+        <w:jc w:val="both"/>
+        <w:rPr>
+          <w:rFonts w:cstheme="minorHAnsi"/>
+        </w:rPr>
+      </w:pPr>
+      <w:r>
+        <w:t xml:space="preserve">Trigger: The user clicks the "My Progress" button.</w:t>
+      </w:r>
+    </w:p>
+    <w:p>
+      <w:pPr>
+        <w:spacing w:before="120" w:after="120" w:line="240" w:lineRule="auto"/>
+        <w:jc w:val="both"/>
+        <w:rPr>
+          <w:rFonts w:cstheme="minorHAnsi"/>
+        </w:rPr>
+      </w:pPr>
+      <w:r>
+        <w:t xml:space="preserve">Preconditions: User is authenticated.</w:t>
+      </w:r>
+    </w:p>
+    <w:p>
+      <w:pPr>
+        <w:spacing w:before="120" w:after="120" w:line="240" w:lineRule="auto"/>
+        <w:jc w:val="both"/>
+        <w:rPr>
+          <w:rFonts w:cstheme="minorHAnsi"/>
+        </w:rPr>
+      </w:pPr>
+      <w:r>
+        <w:t xml:space="preserve"/>
+      </w:r>
+    </w:p>
+    <w:p>
+      <w:pPr>
+        <w:spacing w:before="120" w:after="120" w:line="240" w:lineRule="auto"/>
+        <w:jc w:val="both"/>
+        <w:rPr>
+          <w:rFonts w:cstheme="minorHAnsi"/>
+        </w:rPr>
+      </w:pPr>
+      <w:r>
+        <w:t xml:space="preserve">Use Case Name: View Family Ratings (UC14)</w:t>
+      </w:r>
+    </w:p>
+    <w:p>
+      <w:pPr>
+        <w:spacing w:before="120" w:after="120" w:line="240" w:lineRule="auto"/>
+        <w:jc w:val="both"/>
+        <w:rPr>
+          <w:rFonts w:cstheme="minorHAnsi"/>
+        </w:rPr>
+      </w:pPr>
+      <w:r>
+        <w:t xml:space="preserve">Participating Actors: Adult User, Child User</w:t>
+      </w:r>
+    </w:p>
+    <w:p>
+      <w:pPr>
+        <w:spacing w:before="120" w:after="120" w:line="240" w:lineRule="auto"/>
+        <w:jc w:val="both"/>
+        <w:rPr>
+          <w:rFonts w:cstheme="minorHAnsi"/>
+        </w:rPr>
+      </w:pPr>
+      <w:r>
+        <w:t xml:space="preserve">Description: The system queries approved UserMovieInteractions for the selected movie and displays each user's username, rating, and comment in a JOptionPane dialog.</w:t>
+      </w:r>
+    </w:p>
+    <w:p>
+      <w:pPr>
+        <w:spacing w:before="120" w:after="120" w:line="240" w:lineRule="auto"/>
+        <w:jc w:val="both"/>
+        <w:rPr>
+          <w:rFonts w:cstheme="minorHAnsi"/>
+        </w:rPr>
+      </w:pPr>
+      <w:r>
+        <w:t xml:space="preserve">Trigger: The user clicks "Family Ratings" with a movie card selected, or the use case is extended from View Movie Detail.</w:t>
+      </w:r>
+    </w:p>
+    <w:p>
+      <w:pPr>
+        <w:spacing w:before="120" w:after="120" w:line="240" w:lineRule="auto"/>
+        <w:jc w:val="both"/>
+        <w:rPr>
+          <w:rFonts w:cstheme="minorHAnsi"/>
+        </w:rPr>
+      </w:pPr>
+      <w:r>
+        <w:t xml:space="preserve">Preconditions: User is authenticated; a movie is selected.</w:t>
+      </w:r>
+    </w:p>
+    <w:p>
+      <w:pPr>
+        <w:spacing w:before="120" w:after="120" w:line="240" w:lineRule="auto"/>
+        <w:jc w:val="both"/>
+        <w:rPr>
+          <w:rFonts w:cstheme="minorHAnsi"/>
+        </w:rPr>
+      </w:pPr>
+      <w:r>
+        <w:t xml:space="preserve"/>
+      </w:r>
+    </w:p>
+    <w:p>
+      <w:pPr>
+        <w:spacing w:before="120" w:after="120" w:line="240" w:lineRule="auto"/>
+        <w:jc w:val="both"/>
+        <w:rPr>
+          <w:rFonts w:cstheme="minorHAnsi"/>
+        </w:rPr>
+      </w:pPr>
+      <w:r>
+        <w:t xml:space="preserve">Use Case Name: Upsert Interaction (UC15)</w:t>
+      </w:r>
+    </w:p>
+    <w:p>
+      <w:pPr>
+        <w:spacing w:before="120" w:after="120" w:line="240" w:lineRule="auto"/>
+        <w:jc w:val="both"/>
+        <w:rPr>
+          <w:rFonts w:cstheme="minorHAnsi"/>
+        </w:rPr>
+      </w:pPr>
+      <w:r>
+        <w:t xml:space="preserve">Participating Actors: MySQL Database</w:t>
+      </w:r>
+    </w:p>
+    <w:p>
+      <w:pPr>
+        <w:spacing w:before="120" w:after="120" w:line="240" w:lineRule="auto"/>
+        <w:jc w:val="both"/>
+        <w:rPr>
+          <w:rFonts w:cstheme="minorHAnsi"/>
+        </w:rPr>
+      </w:pPr>
+      <w:r>
+        <w:t xml:space="preserve">Description: The system checks whether a UserMovieInteractions row exists for the given (UserID, MovieID) pair. If it exists, it issues an UPDATE; otherwise it issues an INSERT. Status is always set to 'pending'.</w:t>
+      </w:r>
+    </w:p>
+    <w:p>
+      <w:pPr>
+        <w:spacing w:before="120" w:after="120" w:line="240" w:lineRule="auto"/>
+        <w:jc w:val="both"/>
+        <w:rPr>
+          <w:rFonts w:cstheme="minorHAnsi"/>
+        </w:rPr>
+      </w:pPr>
+      <w:r>
+        <w:t xml:space="preserve">Trigger: Included by UC07, UC08, UC09, UC10, UC11.</w:t>
+      </w:r>
+    </w:p>
+    <w:p>
+      <w:pPr>
+        <w:spacing w:before="120" w:after="120" w:line="240" w:lineRule="auto"/>
+        <w:jc w:val="both"/>
+        <w:rPr>
+          <w:rFonts w:cstheme="minorHAnsi"/>
+        </w:rPr>
+      </w:pPr>
+      <w:r>
+        <w:t xml:space="preserve">Preconditions: A JDBC connection is established; UserID and MovieID are valid foreign keys.</w:t>
+      </w:r>
+    </w:p>
+    <w:p>
+      <w:pPr>
+        <w:spacing w:before="120" w:after="120" w:line="240" w:lineRule="auto"/>
+        <w:jc w:val="both"/>
+        <w:rPr>
+          <w:rFonts w:cstheme="minorHAnsi"/>
+        </w:rPr>
+      </w:pPr>
+      <w:r>
+        <w:t xml:space="preserve"/>
+      </w:r>
+    </w:p>
+    <w:p>
+      <w:pPr>
+        <w:spacing w:before="120" w:after="120" w:line="240" w:lineRule="auto"/>
+        <w:jc w:val="both"/>
+        <w:rPr>
+          <w:rFonts w:cstheme="minorHAnsi"/>
+        </w:rPr>
+      </w:pPr>
+      <w:r>
+        <w:t xml:space="preserve">Use Case Name: Edit Movie (UC17)</w:t>
+      </w:r>
+    </w:p>
+    <w:p>
+      <w:pPr>
+        <w:spacing w:before="120" w:after="120" w:line="240" w:lineRule="auto"/>
+        <w:jc w:val="both"/>
+        <w:rPr>
+          <w:rFonts w:cstheme="minorHAnsi"/>
+        </w:rPr>
+      </w:pPr>
+      <w:r>
+        <w:t xml:space="preserve">Participating Actors: Adult User, MySQL Database</w:t>
+      </w:r>
+    </w:p>
+    <w:p>
+      <w:pPr>
+        <w:spacing w:before="120" w:after="120" w:line="240" w:lineRule="auto"/>
+        <w:jc w:val="both"/>
+        <w:rPr>
+          <w:rFonts w:cstheme="minorHAnsi"/>
+        </w:rPr>
+      </w:pPr>
+      <w:r>
+        <w:t xml:space="preserve">Description: The adult user selects a movie card and opens EditMovieForm, which pre-fills all fields with the current movie data. After editing, the user saves and the system issues an UPDATE Movies statement.</w:t>
+      </w:r>
+    </w:p>
+    <w:p>
+      <w:pPr>
+        <w:spacing w:before="120" w:after="120" w:line="240" w:lineRule="auto"/>
+        <w:jc w:val="both"/>
+        <w:rPr>
+          <w:rFonts w:cstheme="minorHAnsi"/>
+        </w:rPr>
+      </w:pPr>
+      <w:r>
+        <w:t xml:space="preserve">Trigger: Adult User clicks "Edit Movie" with a movie card selected.</w:t>
+      </w:r>
+    </w:p>
+    <w:p>
+      <w:pPr>
+        <w:spacing w:before="120" w:after="120" w:line="240" w:lineRule="auto"/>
+        <w:jc w:val="both"/>
+        <w:rPr>
+          <w:rFonts w:cstheme="minorHAnsi"/>
+        </w:rPr>
+      </w:pPr>
+      <w:r>
+        <w:t xml:space="preserve">Preconditions: User is authenticated as Adult; a movie is selected.</w:t>
+      </w:r>
+    </w:p>
+    <w:p>
+      <w:pPr>
+        <w:spacing w:before="120" w:after="120" w:line="240" w:lineRule="auto"/>
+        <w:jc w:val="both"/>
+        <w:rPr>
+          <w:rFonts w:cstheme="minorHAnsi"/>
+        </w:rPr>
+      </w:pPr>
+      <w:r>
+        <w:t xml:space="preserve"/>
+      </w:r>
+    </w:p>
+    <w:p>
+      <w:pPr>
+        <w:spacing w:before="120" w:after="120" w:line="240" w:lineRule="auto"/>
+        <w:jc w:val="both"/>
+        <w:rPr>
+          <w:rFonts w:cstheme="minorHAnsi"/>
+        </w:rPr>
+      </w:pPr>
+      <w:r>
+        <w:t xml:space="preserve">Use Case Name: Delete Movie (UC18)</w:t>
+      </w:r>
+    </w:p>
+    <w:p>
+      <w:pPr>
+        <w:spacing w:before="120" w:after="120" w:line="240" w:lineRule="auto"/>
+        <w:jc w:val="both"/>
+        <w:rPr>
+          <w:rFonts w:cstheme="minorHAnsi"/>
+        </w:rPr>
+      </w:pPr>
+      <w:r>
+        <w:t xml:space="preserve">Participating Actors: Adult User, MySQL Database</w:t>
+      </w:r>
+    </w:p>
+    <w:p>
+      <w:pPr>
+        <w:spacing w:before="120" w:after="120" w:line="240" w:lineRule="auto"/>
+        <w:jc w:val="both"/>
+        <w:rPr>
+          <w:rFonts w:cstheme="minorHAnsi"/>
+        </w:rPr>
+      </w:pPr>
+      <w:r>
+        <w:t xml:space="preserve">Description: The adult user selects a movie card and clicks Delete. After confirming via a dialog, the system executes DELETE FROM Movies WHERE MovieID=? and refreshes the grid.</w:t>
+      </w:r>
+    </w:p>
+    <w:p>
+      <w:pPr>
+        <w:spacing w:before="120" w:after="120" w:line="240" w:lineRule="auto"/>
+        <w:jc w:val="both"/>
+        <w:rPr>
+          <w:rFonts w:cstheme="minorHAnsi"/>
+        </w:rPr>
+      </w:pPr>
+      <w:r>
+        <w:t xml:space="preserve">Trigger: Adult User clicks "Delete Movie" with a movie card selected.</w:t>
+      </w:r>
+    </w:p>
+    <w:p>
+      <w:pPr>
+        <w:spacing w:before="120" w:after="120" w:line="240" w:lineRule="auto"/>
+        <w:jc w:val="both"/>
+        <w:rPr>
+          <w:rFonts w:cstheme="minorHAnsi"/>
+        </w:rPr>
+      </w:pPr>
+      <w:r>
+        <w:t xml:space="preserve">Preconditions: User is authenticated as Adult; a movie is selected.</w:t>
+      </w:r>
+    </w:p>
+    <w:p>
+      <w:pPr>
+        <w:spacing w:before="120" w:after="120" w:line="240" w:lineRule="auto"/>
+        <w:jc w:val="both"/>
+        <w:rPr>
+          <w:rFonts w:cstheme="minorHAnsi"/>
+        </w:rPr>
+      </w:pPr>
+      <w:r>
+        <w:t xml:space="preserve"/>
+      </w:r>
+    </w:p>
+    <w:p>
+      <w:pPr>
+        <w:spacing w:before="120" w:after="120" w:line="240" w:lineRule="auto"/>
+        <w:jc w:val="both"/>
+        <w:rPr>
+          <w:rFonts w:cstheme="minorHAnsi"/>
+        </w:rPr>
+      </w:pPr>
+      <w:r>
+        <w:t xml:space="preserve">Use Case Name: Set Parental Restriction (UC19)</w:t>
+      </w:r>
+    </w:p>
+    <w:p>
+      <w:pPr>
+        <w:spacing w:before="120" w:after="120" w:line="240" w:lineRule="auto"/>
+        <w:jc w:val="both"/>
+        <w:rPr>
+          <w:rFonts w:cstheme="minorHAnsi"/>
+        </w:rPr>
+      </w:pPr>
+      <w:r>
+        <w:t xml:space="preserve">Participating Actors: Adult User, MySQL Database</w:t>
+      </w:r>
+    </w:p>
+    <w:p>
+      <w:pPr>
+        <w:spacing w:before="120" w:after="120" w:line="240" w:lineRule="auto"/>
+        <w:jc w:val="both"/>
+        <w:rPr>
+          <w:rFonts w:cstheme="minorHAnsi"/>
+        </w:rPr>
+      </w:pPr>
+      <w:r>
+        <w:t xml:space="preserve">Description: The adult user selects a movie card and toggles the parental restriction flag. The system executes UPDATE Movies SET ParentalRestriction = NOT ParentalRestriction WHERE MovieID=? and refreshes the grid.</w:t>
+      </w:r>
+    </w:p>
+    <w:p>
+      <w:pPr>
+        <w:spacing w:before="120" w:after="120" w:line="240" w:lineRule="auto"/>
+        <w:jc w:val="both"/>
+        <w:rPr>
+          <w:rFonts w:cstheme="minorHAnsi"/>
+        </w:rPr>
+      </w:pPr>
+      <w:r>
+        <w:t xml:space="preserve">Trigger: Adult User clicks "Set Restriction" with a movie card selected.</w:t>
+      </w:r>
+    </w:p>
+    <w:p>
+      <w:pPr>
+        <w:spacing w:before="120" w:after="120" w:line="240" w:lineRule="auto"/>
+        <w:jc w:val="both"/>
+        <w:rPr>
+          <w:rFonts w:cstheme="minorHAnsi"/>
+        </w:rPr>
+      </w:pPr>
+      <w:r>
+        <w:t xml:space="preserve">Preconditions: User is authenticated as Adult; a movie is selected.</w:t>
+      </w:r>
+    </w:p>
+    <w:p>
+      <w:pPr>
+        <w:spacing w:before="120" w:after="120" w:line="240" w:lineRule="auto"/>
+        <w:jc w:val="both"/>
+        <w:rPr>
+          <w:rFonts w:cstheme="minorHAnsi"/>
+        </w:rPr>
+      </w:pPr>
+      <w:r>
+        <w:t xml:space="preserve"/>
+      </w:r>
+    </w:p>
+    <w:p>
+      <w:pPr>
+        <w:spacing w:before="120" w:after="120" w:line="240" w:lineRule="auto"/>
+        <w:jc w:val="both"/>
+        <w:rPr>
+          <w:rFonts w:cstheme="minorHAnsi"/>
+        </w:rPr>
+      </w:pPr>
+      <w:r>
+        <w:t xml:space="preserve">Use Case Name: Manage Users (UC20)</w:t>
+      </w:r>
+    </w:p>
+    <w:p>
+      <w:pPr>
+        <w:spacing w:before="120" w:after="120" w:line="240" w:lineRule="auto"/>
+        <w:jc w:val="both"/>
+        <w:rPr>
+          <w:rFonts w:cstheme="minorHAnsi"/>
+        </w:rPr>
+      </w:pPr>
+      <w:r>
+        <w:t xml:space="preserve">Participating Actors: Adult User, MySQL Database</w:t>
+      </w:r>
+    </w:p>
+    <w:p>
+      <w:pPr>
+        <w:spacing w:before="120" w:after="120" w:line="240" w:lineRule="auto"/>
+        <w:jc w:val="both"/>
+        <w:rPr>
+          <w:rFonts w:cstheme="minorHAnsi"/>
+        </w:rPr>
+      </w:pPr>
+      <w:r>
+        <w:t xml:space="preserve">Description: The adult user opens ManageUsersFrame, which displays all user accounts in a JTable. The adult can add new users (INSERT INTO Users), delete selected users (DELETE FROM Users), or reset a selected user's password (UPDATE Users SET Password=?).</w:t>
+      </w:r>
+    </w:p>
+    <w:p>
+      <w:pPr>
+        <w:spacing w:before="120" w:after="120" w:line="240" w:lineRule="auto"/>
+        <w:jc w:val="both"/>
+        <w:rPr>
+          <w:rFonts w:cstheme="minorHAnsi"/>
+        </w:rPr>
+      </w:pPr>
+      <w:r>
+        <w:t xml:space="preserve">Trigger: Adult User clicks "Manage Users" on AdultFrame.</w:t>
+      </w:r>
+    </w:p>
+    <w:p>
+      <w:pPr>
+        <w:spacing w:before="120" w:after="120" w:line="240" w:lineRule="auto"/>
+        <w:jc w:val="both"/>
+        <w:rPr>
+          <w:rFonts w:cstheme="minorHAnsi"/>
+        </w:rPr>
+      </w:pPr>
+      <w:r>
+        <w:t xml:space="preserve">Preconditions: User is authenticated as Adult.</w:t>
+      </w:r>
+    </w:p>
+    <w:p>
+      <w:pPr>
+        <w:spacing w:before="120" w:after="120" w:line="240" w:lineRule="auto"/>
+        <w:jc w:val="both"/>
+        <w:rPr>
+          <w:rFonts w:cstheme="minorHAnsi"/>
+        </w:rPr>
+      </w:pPr>
+      <w:r>
+        <w:t xml:space="preserve"/>
+      </w:r>
+    </w:p>
+    <w:p>
+      <w:pPr>
+        <w:spacing w:before="120" w:after="120" w:line="240" w:lineRule="auto"/>
+        <w:jc w:val="both"/>
+        <w:rPr>
+          <w:rFonts w:cstheme="minorHAnsi"/>
+        </w:rPr>
+      </w:pPr>
+      <w:r>
+        <w:t xml:space="preserve">Use Case Name: View Analytics (UC22)</w:t>
+      </w:r>
+    </w:p>
+    <w:p>
+      <w:pPr>
+        <w:spacing w:before="120" w:after="120" w:line="240" w:lineRule="auto"/>
+        <w:jc w:val="both"/>
+        <w:rPr>
+          <w:rFonts w:cstheme="minorHAnsi"/>
+        </w:rPr>
+      </w:pPr>
+      <w:r>
+        <w:t xml:space="preserve">Participating Actors: Adult User, MySQL Database</w:t>
+      </w:r>
+    </w:p>
+    <w:p>
+      <w:pPr>
+        <w:spacing w:before="120" w:after="120" w:line="240" w:lineRule="auto"/>
+        <w:jc w:val="both"/>
+        <w:rPr>
+          <w:rFonts w:cstheme="minorHAnsi"/>
+        </w:rPr>
+      </w:pPr>
+      <w:r>
+        <w:t xml:space="preserve">Description: The system queries aggregate statistics — total movie count, total watched count across all users, average rating, and top-rated movie title — and displays them in a JOptionPane dialog.</w:t>
+      </w:r>
+    </w:p>
+    <w:p>
+      <w:pPr>
+        <w:spacing w:before="120" w:after="120" w:line="240" w:lineRule="auto"/>
+        <w:jc w:val="both"/>
+        <w:rPr>
+          <w:rFonts w:cstheme="minorHAnsi"/>
+        </w:rPr>
+      </w:pPr>
+      <w:r>
+        <w:t xml:space="preserve">Trigger: Adult User clicks "Analytics" on AdultFrame.</w:t>
+      </w:r>
+    </w:p>
+    <w:p>
+      <w:pPr>
+        <w:spacing w:before="120" w:after="120" w:line="240" w:lineRule="auto"/>
+        <w:jc w:val="both"/>
+        <w:rPr>
+          <w:rFonts w:cstheme="minorHAnsi"/>
+        </w:rPr>
+      </w:pPr>
+      <w:r>
+        <w:t xml:space="preserve">Preconditions: User is authenticated as Adult.</w:t>
+      </w:r>
+    </w:p>
+    <w:p>
+      <w:pPr>
+        <w:spacing w:before="120" w:after="120" w:line="240" w:lineRule="auto"/>
+        <w:jc w:val="both"/>
+        <w:rPr>
+          <w:rFonts w:cstheme="minorHAnsi"/>
+        </w:rPr>
+      </w:pPr>
+      <w:r>
+        <w:t xml:space="preserve"/>
+      </w:r>
+    </w:p>
+    <w:p>
+      <w:pPr>
+        <w:spacing w:before="120" w:after="120" w:line="240" w:lineRule="auto"/>
+        <w:jc w:val="both"/>
+        <w:rPr>
+          <w:rFonts w:cstheme="minorHAnsi"/>
+        </w:rPr>
+      </w:pPr>
+      <w:r>
+        <w:t xml:space="preserve">Use Case Name: Load Person Combos (UC23)</w:t>
+      </w:r>
+    </w:p>
+    <w:p>
+      <w:pPr>
+        <w:spacing w:before="120" w:after="120" w:line="240" w:lineRule="auto"/>
+        <w:jc w:val="both"/>
+        <w:rPr>
+          <w:rFonts w:cstheme="minorHAnsi"/>
+        </w:rPr>
+      </w:pPr>
+      <w:r>
+        <w:t xml:space="preserve">Participating Actors: MySQL Database</w:t>
+      </w:r>
+    </w:p>
+    <w:p>
+      <w:pPr>
+        <w:spacing w:before="120" w:after="120" w:line="240" w:lineRule="auto"/>
+        <w:jc w:val="both"/>
+        <w:rPr>
+          <w:rFonts w:cstheme="minorHAnsi"/>
+        </w:rPr>
+      </w:pPr>
+      <w:r>
+        <w:t xml:space="preserve">Description: The system queries SELECT PersonID, FirstName, LastName FROM Persons ORDER BY FirstName and populates the directorCombo, leadingActorCombo, and supportingActorCombo in AddMovieForm or EditMovieForm.</w:t>
+      </w:r>
+    </w:p>
+    <w:p>
+      <w:pPr>
+        <w:spacing w:before="120" w:after="120" w:line="240" w:lineRule="auto"/>
+        <w:jc w:val="both"/>
+        <w:rPr>
+          <w:rFonts w:cstheme="minorHAnsi"/>
+        </w:rPr>
+      </w:pPr>
+      <w:r>
+        <w:t xml:space="preserve">Trigger: Included by UC16 (Add Movie) and UC17 (Edit Movie) during form initialisation.</w:t>
+      </w:r>
+    </w:p>
+    <w:p>
+      <w:pPr>
+        <w:spacing w:before="120" w:after="120" w:line="240" w:lineRule="auto"/>
+        <w:jc w:val="both"/>
+        <w:rPr>
+          <w:rFonts w:cstheme="minorHAnsi"/>
+        </w:rPr>
+      </w:pPr>
+      <w:r>
+        <w:t xml:space="preserve">Preconditions: A JDBC connection is established; the Persons table contains at least one record.</w:t>
+      </w:r>
+    </w:p>
+    <w:p>
+      <w:pPr>
+        <w:spacing w:before="120" w:after="120" w:line="240" w:lineRule="auto"/>
+        <w:jc w:val="both"/>
+        <w:rPr>
+          <w:rFonts w:cstheme="minorHAnsi"/>
+        </w:rPr>
+      </w:pPr>
+      <w:r>
         <w:rPr>
           <w:rFonts w:cstheme="minorHAnsi"/>
           <w:b/>
           <w:bCs/>
         </w:rPr>
-        <w:t>Complete use case form</w:t>
-      </w:r>
-      <w:r>
-        <w:rPr>
-          <w:rFonts w:cstheme="minorHAnsi"/>
-        </w:rPr>
-        <w:t xml:space="preserve"> includes the following </w:t>
-      </w:r>
-      <w:r>
-        <w:rPr>
-          <w:rFonts w:cstheme="minorHAnsi"/>
-        </w:rPr>
-        <w:t>sections</w:t>
-      </w:r>
-      <w:r>
-        <w:rPr>
-          <w:rFonts w:cstheme="minorHAnsi"/>
-        </w:rPr>
-        <w:t xml:space="preserve">: Use case name, </w:t>
-      </w:r>
-      <w:r>
-        <w:rPr>
-          <w:rFonts w:cstheme="minorHAnsi"/>
-        </w:rPr>
-        <w:t>P</w:t>
-      </w:r>
-      <w:r>
-        <w:rPr>
-          <w:rFonts w:cstheme="minorHAnsi"/>
-        </w:rPr>
-        <w:t xml:space="preserve">articipating actors, </w:t>
-      </w:r>
-      <w:r>
-        <w:rPr>
-          <w:rFonts w:cstheme="minorHAnsi"/>
-        </w:rPr>
-        <w:t>D</w:t>
-      </w:r>
-      <w:r>
-        <w:rPr>
-          <w:rFonts w:cstheme="minorHAnsi"/>
-        </w:rPr>
-        <w:t xml:space="preserve">escription, </w:t>
-      </w:r>
-      <w:r>
-        <w:rPr>
-          <w:rFonts w:cstheme="minorHAnsi"/>
-        </w:rPr>
-        <w:t>T</w:t>
-      </w:r>
-      <w:r>
-        <w:rPr>
-          <w:rFonts w:cstheme="minorHAnsi"/>
-        </w:rPr>
-        <w:t xml:space="preserve">rigger, </w:t>
-      </w:r>
-      <w:r>
-        <w:rPr>
-          <w:rFonts w:cstheme="minorHAnsi"/>
-        </w:rPr>
-        <w:t>P</w:t>
-      </w:r>
-      <w:r>
-        <w:rPr>
-          <w:rFonts w:cstheme="minorHAnsi"/>
-        </w:rPr>
-        <w:t>reconditions</w:t>
-      </w:r>
-      <w:r>
-        <w:rPr>
-          <w:rFonts w:cstheme="minorHAnsi"/>
-        </w:rPr>
-        <w:t>,</w:t>
-      </w:r>
-      <w:r>
-        <w:rPr>
-          <w:rFonts w:cstheme="minorHAnsi"/>
-        </w:rPr>
-        <w:t xml:space="preserve"> </w:t>
-      </w:r>
-      <w:r>
-        <w:rPr>
-          <w:rFonts w:cstheme="minorHAnsi"/>
-        </w:rPr>
-        <w:t>N</w:t>
-      </w:r>
-      <w:r>
-        <w:rPr>
-          <w:rFonts w:cstheme="minorHAnsi"/>
-        </w:rPr>
-        <w:t>ormal course</w:t>
-      </w:r>
-      <w:r>
-        <w:rPr>
-          <w:rFonts w:cstheme="minorHAnsi"/>
-        </w:rPr>
-        <w:t xml:space="preserve"> (Flow of events)</w:t>
-      </w:r>
-      <w:r>
-        <w:rPr>
-          <w:rFonts w:cstheme="minorHAnsi"/>
-        </w:rPr>
-        <w:t xml:space="preserve">, </w:t>
-      </w:r>
-      <w:r>
-        <w:rPr>
-          <w:rFonts w:cstheme="minorHAnsi"/>
-        </w:rPr>
-        <w:t>P</w:t>
-      </w:r>
-      <w:r>
-        <w:rPr>
-          <w:rFonts w:cstheme="minorHAnsi"/>
-        </w:rPr>
-        <w:t>ost conditions</w:t>
-      </w:r>
-      <w:r>
-        <w:rPr>
-          <w:rFonts w:cstheme="minorHAnsi"/>
-        </w:rPr>
-        <w:t xml:space="preserve">, </w:t>
-      </w:r>
-      <w:r>
-        <w:rPr>
-          <w:rFonts w:cstheme="minorHAnsi"/>
-        </w:rPr>
-        <w:t xml:space="preserve">and </w:t>
-      </w:r>
-      <w:r>
-        <w:rPr>
-          <w:rFonts w:cstheme="minorHAnsi"/>
-        </w:rPr>
-        <w:t>Exceptions.</w:t>
+      </w:r>
+      <w:r>
+        <w:rPr>
+          <w:rFonts w:cstheme="minorHAnsi"/>
+        </w:rPr>
+      </w:r>
+      <w:r>
+        <w:rPr>
+          <w:rFonts w:cstheme="minorHAnsi"/>
+        </w:rPr>
+      </w:r>
+      <w:r>
+        <w:rPr>
+          <w:rFonts w:cstheme="minorHAnsi"/>
+        </w:rPr>
+      </w:r>
+      <w:r>
+        <w:rPr>
+          <w:rFonts w:cstheme="minorHAnsi"/>
+        </w:rPr>
+      </w:r>
+      <w:r>
+        <w:rPr>
+          <w:rFonts w:cstheme="minorHAnsi"/>
+        </w:rPr>
+      </w:r>
+      <w:r>
+        <w:rPr>
+          <w:rFonts w:cstheme="minorHAnsi"/>
+        </w:rPr>
+      </w:r>
+      <w:r>
+        <w:rPr>
+          <w:rFonts w:cstheme="minorHAnsi"/>
+        </w:rPr>
+      </w:r>
+      <w:r>
+        <w:rPr>
+          <w:rFonts w:cstheme="minorHAnsi"/>
+        </w:rPr>
+      </w:r>
+      <w:r>
+        <w:rPr>
+          <w:rFonts w:cstheme="minorHAnsi"/>
+        </w:rPr>
+      </w:r>
+      <w:r>
+        <w:rPr>
+          <w:rFonts w:cstheme="minorHAnsi"/>
+        </w:rPr>
+      </w:r>
+      <w:r>
+        <w:rPr>
+          <w:rFonts w:cstheme="minorHAnsi"/>
+        </w:rPr>
+      </w:r>
+      <w:r>
+        <w:rPr>
+          <w:rFonts w:cstheme="minorHAnsi"/>
+        </w:rPr>
+      </w:r>
+      <w:r>
+        <w:rPr>
+          <w:rFonts w:cstheme="minorHAnsi"/>
+        </w:rPr>
+      </w:r>
+      <w:r>
+        <w:rPr>
+          <w:rFonts w:cstheme="minorHAnsi"/>
+        </w:rPr>
+      </w:r>
+      <w:r>
+        <w:rPr>
+          <w:rFonts w:cstheme="minorHAnsi"/>
+        </w:rPr>
+      </w:r>
+      <w:r>
+        <w:rPr>
+          <w:rFonts w:cstheme="minorHAnsi"/>
+        </w:rPr>
+      </w:r>
+      <w:r>
+        <w:rPr>
+          <w:rFonts w:cstheme="minorHAnsi"/>
+        </w:rPr>
+      </w:r>
+      <w:r>
+        <w:rPr>
+          <w:rFonts w:cstheme="minorHAnsi"/>
+        </w:rPr>
+      </w:r>
+      <w:r>
+        <w:rPr>
+          <w:rFonts w:cstheme="minorHAnsi"/>
+        </w:rPr>
+      </w:r>
+      <w:r>
+        <w:rPr>
+          <w:rFonts w:cstheme="minorHAnsi"/>
+        </w:rPr>
+      </w:r>
+      <w:r>
+        <w:rPr>
+          <w:rFonts w:cstheme="minorHAnsi"/>
+        </w:rPr>
+      </w:r>
+      <w:r>
+        <w:rPr>
+          <w:rFonts w:cstheme="minorHAnsi"/>
+        </w:rPr>
       </w:r>
     </w:p>
     <w:p>
@@ -4829,14 +7884,11 @@
           <w:b/>
           <w:bCs/>
         </w:rPr>
-        <w:lastRenderedPageBreak/>
-        <w:t>Basic use case form</w:t>
-      </w:r>
-      <w:r>
-        <w:rPr>
-          <w:rFonts w:cstheme="minorHAnsi"/>
-        </w:rPr>
-        <w:t xml:space="preserve"> includes the following sections: Use case name, Participating actors, Description, Trigger, Preconditions.</w:t>
+      </w:r>
+      <w:r>
+        <w:rPr>
+          <w:rFonts w:cstheme="minorHAnsi"/>
+        </w:rPr>
       </w:r>
     </w:p>
     <w:p>
@@ -4900,7 +7952,55 @@
         <w:rPr>
           <w:rFonts w:cstheme="minorHAnsi"/>
         </w:rPr>
-        <w:t>Explain the relationship between each actor and the use case in your use case diagram.</w:t>
+        <w:t>Adult User is associated with 19 use cases: Browse Movie Catalogue (UC03), Search by Title/Language/Year (UC04), Filter by Genre (UC05), View Movie Detail (UC06), Mark as Watched (UC07), Rate Movie (UC08), Add Comment (UC09), Add to Watchlist (UC10), Remove from Watchlist (UC11), View My Watchlist (UC12), View My Progress (UC13), View Family Ratings (UC14), Add Movie (UC16), Edit Movie (UC17), Delete Movie (UC18), Set Parental Restriction (UC19), Manage Users (UC20), Moderate Comments (UC21), and View Analytics (UC22).</w:t>
+      </w:r>
+    </w:p>
+    <w:p>
+      <w:pPr>
+        <w:spacing w:before="120" w:after="120" w:line="240" w:lineRule="auto"/>
+        <w:jc w:val="both"/>
+        <w:rPr>
+          <w:rFonts w:cstheme="minorHAnsi"/>
+        </w:rPr>
+      </w:pPr>
+      <w:r>
+        <w:t xml:space="preserve">Child User is associated with 12 use cases: Browse Movie Catalogue (UC03), Search (UC04), Filter by Genre (UC05), View Movie Detail (UC06), Mark as Watched (UC07), Rate Movie (UC08), Add Comment (UC09), Add to Watchlist (UC10), Remove from Watchlist (UC11), View My Watchlist (UC12), View My Progress (UC13), and View Family Ratings (UC14).</w:t>
+      </w:r>
+    </w:p>
+    <w:p>
+      <w:pPr>
+        <w:spacing w:before="120" w:after="120" w:line="240" w:lineRule="auto"/>
+        <w:jc w:val="both"/>
+        <w:rPr>
+          <w:rFonts w:cstheme="minorHAnsi"/>
+        </w:rPr>
+      </w:pPr>
+      <w:r>
+        <w:t xml:space="preserve">MySQL Database is associated with Validate Credentials (UC02) and Upsert Interaction (UC15), representing the two core internal operations that directly interface with the database as the system's external data store.</w:t>
+      </w:r>
+    </w:p>
+    <w:p>
+      <w:pPr>
+        <w:spacing w:before="120" w:after="120" w:line="240" w:lineRule="auto"/>
+        <w:jc w:val="both"/>
+        <w:rPr>
+          <w:rFonts w:cstheme="minorHAnsi"/>
+        </w:rPr>
+      </w:pPr>
+      <w:r>
+        <w:t xml:space="preserve">All 17 user-facing use cases (UC03–UC22) include UC01 (Login) since every action requires prior authentication. UC07–UC11 all include UC15 (Upsert Interaction) because they share the same insert-or-update database pattern. UC16 and UC17 include UC23 (Load Person Combos) to populate director and actor selection fields.</w:t>
+      </w:r>
+    </w:p>
+    <w:p>
+      <w:pPr>
+        <w:spacing w:before="120" w:after="120" w:line="240" w:lineRule="auto"/>
+        <w:jc w:val="both"/>
+        <w:rPr>
+          <w:rFonts w:cstheme="minorHAnsi"/>
+        </w:rPr>
+      </w:pPr>
+      <w:r>
+        <w:t xml:space="preserve">UC04 (Search), UC05 (Filter by Genre), and UC06 (View Movie Detail) extend UC03 (Browse Movie Catalogue) as optional behaviours triggered during browsing. UC19 (Set Parental Restriction) extends UC17 (Edit Movie). UC14 (View Family Ratings) extends UC06 (View Movie Detail) when the status of an interaction is approved.</w:t>
       </w:r>
     </w:p>
     <w:p>
@@ -4953,19 +8053,17 @@
         <w:rPr>
           <w:rFonts w:cstheme="minorHAnsi"/>
         </w:rPr>
-        <w:t>Put the image a</w:t>
-      </w:r>
-      <w:r>
-        <w:rPr>
-          <w:rFonts w:cstheme="minorHAnsi"/>
-        </w:rPr>
-        <w:t xml:space="preserve">nd </w:t>
-      </w:r>
-      <w:r>
-        <w:rPr>
-          <w:rFonts w:cstheme="minorHAnsi"/>
-        </w:rPr>
-        <w:t>explanation of your use case diagram.</w:t>
+        <w:t>[Insert Use Case Diagram image here. See diagrams/01_UC_MovieCritics.png]</w:t>
+      </w:r>
+      <w:r>
+        <w:rPr>
+          <w:rFonts w:cstheme="minorHAnsi"/>
+        </w:rPr>
+      </w:r>
+      <w:r>
+        <w:rPr>
+          <w:rFonts w:cstheme="minorHAnsi"/>
+        </w:rPr>
       </w:r>
     </w:p>
     <w:p>
@@ -5005,7 +8103,6 @@
         <w:rPr>
           <w:rFonts w:cstheme="minorHAnsi"/>
         </w:rPr>
-        <w:t>No explanation is needed here. Only complete the subsection.</w:t>
       </w:r>
     </w:p>
     <w:p>
@@ -5045,25 +8142,70 @@
         <w:rPr>
           <w:rFonts w:cstheme="minorHAnsi"/>
         </w:rPr>
-        <w:t>Draw the sequence diagram of</w:t>
-      </w:r>
-      <w:r>
-        <w:rPr>
-          <w:rFonts w:cstheme="minorHAnsi"/>
-        </w:rPr>
-        <w:t xml:space="preserve"> </w:t>
-      </w:r>
-      <w:r>
-        <w:rPr>
-          <w:rFonts w:cstheme="minorHAnsi"/>
-        </w:rPr>
-        <w:t xml:space="preserve">3 </w:t>
-      </w:r>
-      <w:r>
-        <w:rPr>
-          <w:rFonts w:cstheme="minorHAnsi"/>
-        </w:rPr>
-        <w:t>use cases that you will select. Put their images and explanations in this subsection.</w:t>
+        <w:t>[Insert Sequence Diagram 1 — Authentication &amp; Routing (SEQ_Login). See diagrams/03_SEQ_Login.png]</w:t>
+      </w:r>
+      <w:r>
+        <w:rPr>
+          <w:rFonts w:cstheme="minorHAnsi"/>
+        </w:rPr>
+      </w:r>
+      <w:r>
+        <w:rPr>
+          <w:rFonts w:cstheme="minorHAnsi"/>
+        </w:rPr>
+      </w:r>
+      <w:r>
+        <w:rPr>
+          <w:rFonts w:cstheme="minorHAnsi"/>
+        </w:rPr>
+      </w:r>
+    </w:p>
+    <w:p>
+      <w:pPr>
+        <w:spacing w:before="120" w:after="120" w:line="240" w:lineRule="auto"/>
+        <w:jc w:val="both"/>
+        <w:rPr>
+          <w:rFonts w:cstheme="minorHAnsi"/>
+        </w:rPr>
+      </w:pPr>
+      <w:r>
+        <w:t xml:space="preserve"/>
+      </w:r>
+    </w:p>
+    <w:p>
+      <w:pPr>
+        <w:spacing w:before="120" w:after="120" w:line="240" w:lineRule="auto"/>
+        <w:jc w:val="both"/>
+        <w:rPr>
+          <w:rFonts w:cstheme="minorHAnsi"/>
+        </w:rPr>
+      </w:pPr>
+      <w:r>
+        <w:t xml:space="preserve">[Insert Sequence Diagram 2 — Admin Movie Management (SEQ_Admin). See diagrams/05_SEQ_Admin.png]</w:t>
+      </w:r>
+    </w:p>
+    <w:p>
+      <w:pPr>
+        <w:spacing w:before="120" w:after="120" w:line="240" w:lineRule="auto"/>
+        <w:jc w:val="both"/>
+        <w:rPr>
+          <w:rFonts w:cstheme="minorHAnsi"/>
+        </w:rPr>
+      </w:pPr>
+      <w:r>
+        <w:t xml:space="preserve"/>
+      </w:r>
+    </w:p>
+    <w:p>
+      <w:pPr>
+        <w:spacing w:before="120" w:after="120" w:line="240" w:lineRule="auto"/>
+        <w:jc w:val="both"/>
+        <w:rPr>
+          <w:rFonts w:cstheme="minorHAnsi"/>
+        </w:rPr>
+      </w:pPr>
+      <w:r>
+        <w:t xml:space="preserve">[Insert Sequence Diagram 3 — Content Moderation (SEQ_Moderation). See diagrams/06_SEQ_Moderation.png]</w:t>
       </w:r>
     </w:p>
     <w:p>
@@ -5143,19 +8285,17 @@
         <w:rPr>
           <w:rFonts w:cstheme="minorHAnsi"/>
         </w:rPr>
-        <w:t>Put the image a</w:t>
-      </w:r>
-      <w:r>
-        <w:rPr>
-          <w:rFonts w:cstheme="minorHAnsi"/>
-        </w:rPr>
-        <w:t>nd</w:t>
-      </w:r>
-      <w:r>
-        <w:rPr>
-          <w:rFonts w:cstheme="minorHAnsi"/>
-        </w:rPr>
-        <w:t xml:space="preserve"> explanation of your class diagram.</w:t>
+        <w:t>[Insert Class Diagram image here. See diagrams/02_CD_MovieCritics.png]</w:t>
+      </w:r>
+      <w:r>
+        <w:rPr>
+          <w:rFonts w:cstheme="minorHAnsi"/>
+        </w:rPr>
+      </w:r>
+      <w:r>
+        <w:rPr>
+          <w:rFonts w:cstheme="minorHAnsi"/>
+        </w:rPr>
       </w:r>
     </w:p>
     <w:p>
@@ -5245,39 +8385,58 @@
         <w:rPr>
           <w:rFonts w:cstheme="minorHAnsi"/>
         </w:rPr>
-        <w:t>P</w:t>
-      </w:r>
-      <w:r>
-        <w:rPr>
-          <w:rFonts w:cstheme="minorHAnsi"/>
-        </w:rPr>
-        <w:t xml:space="preserve">ut the images and the explanations of your </w:t>
+        <w:t>[Insert Context Diagram (DFD Level 0) image here. See diagrams/08_DFD_L0.png]</w:t>
+      </w:r>
+      <w:r>
+        <w:rPr>
+          <w:rFonts w:cstheme="minorHAnsi"/>
+        </w:rPr>
       </w:r>
       <w:r>
         <w:rPr>
           <w:rFonts w:cstheme="minorHAnsi"/>
           <w:u w:val="single"/>
         </w:rPr>
-        <w:t>Context Diagram</w:t>
-      </w:r>
-      <w:r>
-        <w:rPr>
-          <w:rFonts w:cstheme="minorHAnsi"/>
-        </w:rPr>
-        <w:t xml:space="preserve"> and </w:t>
+      </w:r>
+      <w:r>
+        <w:rPr>
+          <w:rFonts w:cstheme="minorHAnsi"/>
+        </w:rPr>
       </w:r>
       <w:r>
         <w:rPr>
           <w:rFonts w:cstheme="minorHAnsi"/>
           <w:u w:val="single"/>
         </w:rPr>
-        <w:t>Level 0 DFD</w:t>
-      </w:r>
-      <w:r>
-        <w:rPr>
-          <w:rFonts w:cstheme="minorHAnsi"/>
-        </w:rPr>
-        <w:t>.</w:t>
+      </w:r>
+      <w:r>
+        <w:rPr>
+          <w:rFonts w:cstheme="minorHAnsi"/>
+        </w:rPr>
+      </w:r>
+    </w:p>
+    <w:p>
+      <w:pPr>
+        <w:spacing w:before="120" w:after="120" w:line="240" w:lineRule="auto"/>
+        <w:jc w:val="both"/>
+        <w:rPr>
+          <w:rFonts w:cstheme="minorHAnsi"/>
+        </w:rPr>
+      </w:pPr>
+      <w:r>
+        <w:t xml:space="preserve"/>
+      </w:r>
+    </w:p>
+    <w:p>
+      <w:pPr>
+        <w:spacing w:before="120" w:after="120" w:line="240" w:lineRule="auto"/>
+        <w:jc w:val="both"/>
+        <w:rPr>
+          <w:rFonts w:cstheme="minorHAnsi"/>
+        </w:rPr>
+      </w:pPr>
+      <w:r>
+        <w:t xml:space="preserve">[Insert Level 1 DFD image here. See diagrams/09_DFD_L1.png]</w:t>
       </w:r>
     </w:p>
     <w:p>
@@ -5327,61 +8486,52 @@
         <w:rPr>
           <w:rFonts w:cstheme="minorHAnsi"/>
         </w:rPr>
-        <w:t>Put the images of your GUIs, also put the output screenshots of each function</w:t>
-      </w:r>
-      <w:r>
-        <w:rPr>
-          <w:rFonts w:cstheme="minorHAnsi"/>
-        </w:rPr>
-        <w:t xml:space="preserve"> that is</w:t>
-      </w:r>
-      <w:r>
-        <w:rPr>
-          <w:rFonts w:cstheme="minorHAnsi"/>
-        </w:rPr>
-        <w:t xml:space="preserve"> tested</w:t>
-      </w:r>
-      <w:r>
-        <w:rPr>
-          <w:rFonts w:cstheme="minorHAnsi"/>
-        </w:rPr>
-        <w:t xml:space="preserve"> with </w:t>
-      </w:r>
-      <w:r>
-        <w:rPr>
-          <w:rFonts w:cstheme="minorHAnsi"/>
-        </w:rPr>
-        <w:t xml:space="preserve">sample data. </w:t>
-      </w:r>
-      <w:r>
-        <w:rPr>
-          <w:rFonts w:cstheme="minorHAnsi"/>
-        </w:rPr>
-        <w:t xml:space="preserve">Briefly explain the purpose of each GUI. </w:t>
-      </w:r>
-      <w:r>
-        <w:rPr>
-          <w:rFonts w:cstheme="minorHAnsi"/>
-        </w:rPr>
-        <w:t>Do n</w:t>
-      </w:r>
-      <w:r>
-        <w:rPr>
-          <w:rFonts w:cstheme="minorHAnsi"/>
-        </w:rPr>
-        <w:t xml:space="preserve">ot forget to add the form title for </w:t>
-      </w:r>
-      <w:r>
-        <w:rPr>
-          <w:rFonts w:cstheme="minorHAnsi"/>
-        </w:rPr>
-        <w:t>each imag</w:t>
-      </w:r>
-      <w:r>
-        <w:rPr>
-          <w:rFonts w:cstheme="minorHAnsi"/>
-        </w:rPr>
-        <w:t>e.</w:t>
+        <w:t>[Insert GUI screenshots here with brief explanations of each form's purpose and sample data used during testing.]</w:t>
+      </w:r>
+      <w:r>
+        <w:rPr>
+          <w:rFonts w:cstheme="minorHAnsi"/>
+        </w:rPr>
+      </w:r>
+      <w:r>
+        <w:rPr>
+          <w:rFonts w:cstheme="minorHAnsi"/>
+        </w:rPr>
+      </w:r>
+      <w:r>
+        <w:rPr>
+          <w:rFonts w:cstheme="minorHAnsi"/>
+        </w:rPr>
+      </w:r>
+      <w:r>
+        <w:rPr>
+          <w:rFonts w:cstheme="minorHAnsi"/>
+        </w:rPr>
+      </w:r>
+      <w:r>
+        <w:rPr>
+          <w:rFonts w:cstheme="minorHAnsi"/>
+        </w:rPr>
+      </w:r>
+      <w:r>
+        <w:rPr>
+          <w:rFonts w:cstheme="minorHAnsi"/>
+        </w:rPr>
+      </w:r>
+      <w:r>
+        <w:rPr>
+          <w:rFonts w:cstheme="minorHAnsi"/>
+        </w:rPr>
+      </w:r>
+      <w:r>
+        <w:rPr>
+          <w:rFonts w:cstheme="minorHAnsi"/>
+        </w:rPr>
+      </w:r>
+      <w:r>
+        <w:rPr>
+          <w:rFonts w:cstheme="minorHAnsi"/>
+        </w:rPr>
       </w:r>
     </w:p>
     <w:p>
@@ -5431,67 +8581,153 @@
         <w:rPr>
           <w:rFonts w:cstheme="minorHAnsi"/>
         </w:rPr>
-        <w:t>Write a c</w:t>
-      </w:r>
-      <w:r>
-        <w:rPr>
-          <w:rFonts w:cstheme="minorHAnsi"/>
-        </w:rPr>
-        <w:t xml:space="preserve">onclusion for your </w:t>
-      </w:r>
-      <w:r>
-        <w:rPr>
-          <w:rFonts w:cstheme="minorHAnsi"/>
-        </w:rPr>
-        <w:t>project</w:t>
-      </w:r>
-      <w:r>
-        <w:rPr>
-          <w:rFonts w:cstheme="minorHAnsi"/>
-        </w:rPr>
-        <w:t xml:space="preserve"> and summarize your work. </w:t>
-      </w:r>
-      <w:r>
-        <w:rPr>
-          <w:rFonts w:cstheme="minorHAnsi"/>
-        </w:rPr>
-        <w:t xml:space="preserve">Also </w:t>
-      </w:r>
-      <w:r>
-        <w:rPr>
-          <w:rFonts w:cstheme="minorHAnsi"/>
-        </w:rPr>
-        <w:t>write</w:t>
-      </w:r>
-      <w:r>
-        <w:rPr>
-          <w:rFonts w:cstheme="minorHAnsi"/>
-        </w:rPr>
-        <w:t xml:space="preserve"> what kind of features/functio</w:t>
-      </w:r>
-      <w:r>
-        <w:rPr>
-          <w:rFonts w:cstheme="minorHAnsi"/>
-        </w:rPr>
-        <w:t>n</w:t>
-      </w:r>
-      <w:r>
-        <w:rPr>
-          <w:rFonts w:cstheme="minorHAnsi"/>
-        </w:rPr>
-        <w:t>s can be added to your project</w:t>
-      </w:r>
-      <w:r>
-        <w:rPr>
-          <w:rFonts w:cstheme="minorHAnsi"/>
-        </w:rPr>
-        <w:t xml:space="preserve"> as a future work</w:t>
-      </w:r>
-      <w:r>
-        <w:rPr>
-          <w:rFonts w:cstheme="minorHAnsi"/>
-        </w:rPr>
-        <w:t>.</w:t>
+        <w:t>The MovieCritics System is a fully functional Java 17 desktop application built with Swing and MySQL 8.0 that provides a role-based movie management and tracking platform. The system successfully implements two distinct user roles — Adult (administrator) and Child (restricted viewer) — enforced at both the UI and database query levels. Core functionality includes a dynamic movie catalogue with card-based browsing, keyword search, genre filtering, full movie detail view, and a complete CRUD interface for adult administrators. The interaction model — covering ratings, comments, watchlist management, and watched tracking — uses a unified upsert pattern that routes all child-submitted content through a moderation workflow before it becomes visible to others. Analytics reporting and family progress tracking round out the adult feature set.</w:t>
+      </w:r>
+      <w:r>
+        <w:rPr>
+          <w:rFonts w:cstheme="minorHAnsi"/>
+        </w:rPr>
+      </w:r>
+      <w:r>
+        <w:rPr>
+          <w:rFonts w:cstheme="minorHAnsi"/>
+        </w:rPr>
+      </w:r>
+      <w:r>
+        <w:rPr>
+          <w:rFonts w:cstheme="minorHAnsi"/>
+        </w:rPr>
+      </w:r>
+      <w:r>
+        <w:rPr>
+          <w:rFonts w:cstheme="minorHAnsi"/>
+        </w:rPr>
+      </w:r>
+      <w:r>
+        <w:rPr>
+          <w:rFonts w:cstheme="minorHAnsi"/>
+        </w:rPr>
+      </w:r>
+      <w:r>
+        <w:rPr>
+          <w:rFonts w:cstheme="minorHAnsi"/>
+        </w:rPr>
+      </w:r>
+      <w:r>
+        <w:rPr>
+          <w:rFonts w:cstheme="minorHAnsi"/>
+        </w:rPr>
+      </w:r>
+      <w:r>
+        <w:rPr>
+          <w:rFonts w:cstheme="minorHAnsi"/>
+        </w:rPr>
+      </w:r>
+      <w:r>
+        <w:rPr>
+          <w:rFonts w:cstheme="minorHAnsi"/>
+        </w:rPr>
+      </w:r>
+      <w:r>
+        <w:rPr>
+          <w:rFonts w:cstheme="minorHAnsi"/>
+        </w:rPr>
+      </w:r>
+    </w:p>
+    <w:p>
+      <w:pPr>
+        <w:spacing w:before="120" w:after="120" w:line="240" w:lineRule="auto"/>
+        <w:jc w:val="both"/>
+        <w:rPr>
+          <w:rFonts w:cstheme="minorHAnsi"/>
+        </w:rPr>
+      </w:pPr>
+      <w:r>
+        <w:t xml:space="preserve">The application demonstrates sound separation of concerns: database access is encapsulated in DatabaseConnection, visual styling is centralised in the Theme class, and each GUI form is an independent class. The Genre enum provides a type-safe domain model for movie genres. The Nimbus Look and Feel is successfully extended with a consistent dark Netflix-inspired palette.</w:t>
+      </w:r>
+    </w:p>
+    <w:p>
+      <w:pPr>
+        <w:spacing w:before="120" w:after="120" w:line="240" w:lineRule="auto"/>
+        <w:jc w:val="both"/>
+        <w:rPr>
+          <w:rFonts w:cstheme="minorHAnsi"/>
+        </w:rPr>
+      </w:pPr>
+      <w:r>
+        <w:t xml:space="preserve">Future enhancements could include:</w:t>
+      </w:r>
+    </w:p>
+    <w:p>
+      <w:pPr>
+        <w:spacing w:before="120" w:after="120" w:line="240" w:lineRule="auto"/>
+        <w:jc w:val="both"/>
+        <w:rPr>
+          <w:rFonts w:cstheme="minorHAnsi"/>
+        </w:rPr>
+      </w:pPr>
+      <w:r>
+        <w:t xml:space="preserve">- Password hashing: Replace plaintext password storage with bcrypt to comply with modern security standards.</w:t>
+      </w:r>
+    </w:p>
+    <w:p>
+      <w:pPr>
+        <w:spacing w:before="120" w:after="120" w:line="240" w:lineRule="auto"/>
+        <w:jc w:val="both"/>
+        <w:rPr>
+          <w:rFonts w:cstheme="minorHAnsi"/>
+        </w:rPr>
+      </w:pPr>
+      <w:r>
+        <w:t xml:space="preserve">- User self-registration: Add a registration form so new users can sign up without requiring an administrator.</w:t>
+      </w:r>
+    </w:p>
+    <w:p>
+      <w:pPr>
+        <w:spacing w:before="120" w:after="120" w:line="240" w:lineRule="auto"/>
+        <w:jc w:val="both"/>
+        <w:rPr>
+          <w:rFonts w:cstheme="minorHAnsi"/>
+        </w:rPr>
+      </w:pPr>
+      <w:r>
+        <w:t xml:space="preserve">- Recommendation engine: Suggest movies to users based on their rating history and watched genres.</w:t>
+      </w:r>
+    </w:p>
+    <w:p>
+      <w:pPr>
+        <w:spacing w:before="120" w:after="120" w:line="240" w:lineRule="auto"/>
+        <w:jc w:val="both"/>
+        <w:rPr>
+          <w:rFonts w:cstheme="minorHAnsi"/>
+        </w:rPr>
+      </w:pPr>
+      <w:r>
+        <w:t xml:space="preserve">- Export and reporting: Generate PDF or Excel exports of analytics data and personal watchlists.</w:t>
+      </w:r>
+    </w:p>
+    <w:p>
+      <w:pPr>
+        <w:spacing w:before="120" w:after="120" w:line="240" w:lineRule="auto"/>
+        <w:jc w:val="both"/>
+        <w:rPr>
+          <w:rFonts w:cstheme="minorHAnsi"/>
+        </w:rPr>
+      </w:pPr>
+      <w:r>
+        <w:t xml:space="preserve">- Web interface: Extend the application with a REST API backend and a browser-based frontend to support access from any device.</w:t>
+      </w:r>
+    </w:p>
+    <w:p>
+      <w:pPr>
+        <w:spacing w:before="120" w:after="120" w:line="240" w:lineRule="auto"/>
+        <w:jc w:val="both"/>
+        <w:rPr>
+          <w:rFonts w:cstheme="minorHAnsi"/>
+        </w:rPr>
+      </w:pPr>
+      <w:r>
+        <w:t xml:space="preserve">- Notification system: Alert users via in-app notifications when their pending ratings or comments are approved or rejected.</w:t>
       </w:r>
     </w:p>
     <w:p>
